--- a/revision_R2/docs/R2_revision_guidance_for_Claude_in_Word.docx
+++ b/revision_R2/docs/R2_revision_guidance_for_Claude_in_Word.docx
@@ -16,7 +16,17 @@
         <w:spacing w:after="120"/>
       </w:pPr>
       <w:r>
-        <w:t xml:space="preserve">Manuscript ENVDEV-D-26-01510R1, "Technological Innovation and the Growth–Environment Relationship: Evidence from Asia and Africa by Region and Income Group". Reviewer 1, second round (Major Revision). This document covers major comments 4–18 and minimum requirements 4–10; minimum requirements 1–3 have already been addressed by the author.</w:t>
+        <w:t xml:space="preserve">Manuscript ENVDEV-D-26-01510R1, "Technological Innovation and the Growth–Environment Relationship: Evidence from Asia and Africa by Region and Income Group". Reviewer 1, second round (Major Revision). This document covers major comments 4–18 and minimum requirements 4–10; minimum requirements 1–3 have already been addressed by the author. </w:t>
+      </w:r>
+      <w:r>
+        <w:rPr>
+          <w:b/>
+          <w:bCs/>
+        </w:rPr>
+        <w:t xml:space="preserve">Version 2:</w:t>
+      </w:r>
+      <w:r>
+        <w:t xml:space="preserve"> gross capital formation (CAP) for Ethiopia in 2000–2010, which WDI reports as zero, is now filled from Penn World Table 11.0 (Part E1). This leaves every Asian result unchanged but changes the pooled and African results; all numbers below use the corrected data.</w:t>
       </w:r>
     </w:p>
     <w:p>
@@ -71,7 +81,7 @@
         <w:t xml:space="preserve">do_10.6.do</w:t>
       </w:r>
       <w:r>
-        <w:t xml:space="preserve"> in Stata before finalising. The numbers in Parts C and D come from an exact Python replication of the do-file (it reproduces Table 10 within 0.003; the Asian columns are identical). Replace them with the Stata output where the table title says "from do_10.6.do, section R2.x". Bootstrap-based standard errors (R2.4, R2.5) will differ slightly between Python and Stata.</w:t>
+        <w:t xml:space="preserve"> in Stata before finalising, and rerun your own analyses for minimum requirements 1–3, because CAP is an instrument for income in the environmental equation. The numbers in Parts C and D come from an exact Python replication of the do-file (it reproduces Table 10 within 0.003; the Asian columns are identical). Replace them with the Stata output where the table title says "from do_10.6.do, section R2.x". Bootstrap-based standard errors (R2.4, R2.5) will differ slightly between Python and Stata.</w:t>
       </w:r>
     </w:p>
     <w:p>
@@ -621,7 +631,7 @@
                 <w:sz w:val="17"/>
                 <w:szCs w:val="17"/>
               </w:rPr>
-              <w:t xml:space="preserve">Untestable with confidence. The WIPO shift-share instrument is weak for the total patent stock (Sanderson–Windmeijer F 0.01–3.9 in most equations). Exogeneity is not rejected in the pooled and Asian equations (C-test p = 0.30–0.85) but is rejected in the African environmental equation (p &lt; 0.001).</w:t>
+              <w:t xml:space="preserve">Untestable with confidence. The WIPO shift-share instrument is weak for the total patent stock (Sanderson–Windmeijer F 0.03–3.9 in most equations). Exogeneity is not rejected in the pooled and Asian equations (C-test p = 0.26–0.94) but is rejected in the African environmental equation (p = 0.001).</w:t>
             </w:r>
           </w:p>
         </w:tc>
@@ -692,7 +702,7 @@
                 <w:sz w:val="17"/>
                 <w:szCs w:val="17"/>
               </w:rPr>
-              <w:t xml:space="preserve">Africa: robust across 3SLS, FE, Driscoll–Kraay and clustered 3SLS (0.078–0.097). Asia: 0.027*** under 3SLS only; 0.028 (p &gt; 0.10) under FE and Driscoll–Kraay.</w:t>
+              <w:t xml:space="preserve">Africa: robust across 3SLS, FE, Driscoll–Kraay and clustered 3SLS (0.080–0.097). Asia: 0.027*** under 3SLS only; 0.028 (p &gt; 0.10) under FE and Driscoll–Kraay.</w:t>
             </w:r>
           </w:p>
         </w:tc>
@@ -763,7 +773,25 @@
                 <w:sz w:val="17"/>
                 <w:szCs w:val="17"/>
               </w:rPr>
-              <w:t xml:space="preserve">Asia yes (EF income elasticity 0.737 vs 0.570). Africa no: 0.323** under 3SLS vs −0.011 under FE; GDP-equation lnEF 1.181 vs 0.210.</w:t>
+              <w:t xml:space="preserve">Asia yes (EF income elasticity 0.737 vs 0.570). Africa no: EF income elasticity 1.241 (SE 0.469) under 3SLS vs −0.011 under FE; GDP-equation lnEF 1.126 vs 0.234; EF lnPAT −0.106</w:t>
+            </w:r>
+            <w:r>
+              <w:rPr>
+                <w:b w:val="false"/>
+                <w:bCs w:val="false"/>
+                <w:sz w:val="17"/>
+                <w:szCs w:val="17"/>
+              </w:rPr>
+              <w:t xml:space="preserve"> under 3SLS vs +0.025</w:t>
+            </w:r>
+            <w:r>
+              <w:rPr>
+                <w:b w:val="false"/>
+                <w:bCs w:val="false"/>
+                <w:sz w:val="17"/>
+                <w:szCs w:val="17"/>
+              </w:rPr>
+              <w:t xml:space="preserve"> under FE (opposite signs).</w:t>
             </w:r>
           </w:p>
         </w:tc>
@@ -785,7 +813,7 @@
                 <w:sz w:val="17"/>
                 <w:szCs w:val="17"/>
               </w:rPr>
-              <w:t xml:space="preserve">State that the African income results depend on the estimator.</w:t>
+              <w:t xml:space="preserve">State that the African results depend on the estimator.</w:t>
             </w:r>
           </w:p>
         </w:tc>
@@ -812,7 +840,7 @@
                 <w:sz w:val="17"/>
                 <w:szCs w:val="17"/>
               </w:rPr>
-              <w:t xml:space="preserve">Does biocapacity drive the results? (15)</w:t>
+              <w:t xml:space="preserve">How strongly is income identified in the EF equation? (1–3)</w:t>
             </w:r>
           </w:p>
         </w:tc>
@@ -834,25 +862,7 @@
                 <w:sz w:val="17"/>
                 <w:szCs w:val="17"/>
               </w:rPr>
-              <w:t xml:space="preserve">No. Without lnBIO the Asian interaction is −0.122*</w:t>
-            </w:r>
-            <w:r>
-              <w:rPr>
-                <w:b w:val="false"/>
-                <w:bCs w:val="false"/>
-                <w:sz w:val="17"/>
-                <w:szCs w:val="17"/>
-              </w:rPr>
-              <w:t xml:space="preserve">; the Asian income elasticity is 0.764</w:t>
-            </w:r>
-            <w:r>
-              <w:rPr>
-                <w:b w:val="false"/>
-                <w:bCs w:val="false"/>
-                <w:sz w:val="17"/>
-                <w:szCs w:val="17"/>
-              </w:rPr>
-              <w:t xml:space="preserve">*.</w:t>
+              <w:t xml:space="preserve">Sanderson–Windmeijer F for income (instruments CAP, HCI): Asia 2.89, pooled 2.39, Africa 1.00. Before the Ethiopia correction the African F was 3.05: part of it came from the spurious zeros.</w:t>
             </w:r>
           </w:p>
         </w:tc>
@@ -874,7 +884,7 @@
                 <w:sz w:val="17"/>
                 <w:szCs w:val="17"/>
               </w:rPr>
-              <w:t xml:space="preserve">Report as robustness.</w:t>
+              <w:t xml:space="preserve">The African environmental equation is essentially unidentified; rerun the analyses for minimum requirements 1–3.</w:t>
             </w:r>
           </w:p>
         </w:tc>
@@ -901,7 +911,7 @@
                 <w:sz w:val="17"/>
                 <w:szCs w:val="17"/>
               </w:rPr>
-              <w:t xml:space="preserve">Collinearity in the identifying variation? (10)</w:t>
+              <w:t xml:space="preserve">Does biocapacity drive the results? (15)</w:t>
             </w:r>
           </w:p>
         </w:tc>
@@ -923,7 +933,25 @@
                 <w:sz w:val="17"/>
                 <w:szCs w:val="17"/>
               </w:rPr>
-              <w:t xml:space="preserve">Within (two-way demeaned) correlations: lnGDP–lnPAT 0.330 (pooled 0.888), lnGDP–HCI 0.020 (0.847). Maximum within-VIF 1.56.</w:t>
+              <w:t xml:space="preserve">No. Without lnBIO the Asian interaction is −0.122*</w:t>
+            </w:r>
+            <w:r>
+              <w:rPr>
+                <w:b w:val="false"/>
+                <w:bCs w:val="false"/>
+                <w:sz w:val="17"/>
+                <w:szCs w:val="17"/>
+              </w:rPr>
+              <w:t xml:space="preserve">; the Asian income elasticity is 0.764</w:t>
+            </w:r>
+            <w:r>
+              <w:rPr>
+                <w:b w:val="false"/>
+                <w:bCs w:val="false"/>
+                <w:sz w:val="17"/>
+                <w:szCs w:val="17"/>
+              </w:rPr>
+              <w:t xml:space="preserve">*.</w:t>
             </w:r>
           </w:p>
         </w:tc>
@@ -945,7 +973,7 @@
                 <w:sz w:val="17"/>
                 <w:szCs w:val="17"/>
               </w:rPr>
-              <w:t xml:space="preserve">Collinearity is not a concern for the within estimates.</w:t>
+              <w:t xml:space="preserve">Report as robustness.</w:t>
             </w:r>
           </w:p>
         </w:tc>
@@ -972,7 +1000,7 @@
                 <w:sz w:val="17"/>
                 <w:szCs w:val="17"/>
               </w:rPr>
-              <w:t xml:space="preserve">Cross-sectional dependence and slope heterogeneity? (9)</w:t>
+              <w:t xml:space="preserve">Collinearity in the identifying variation? (10)</w:t>
             </w:r>
           </w:p>
         </w:tc>
@@ -994,7 +1022,7 @@
                 <w:sz w:val="17"/>
                 <w:szCs w:val="17"/>
               </w:rPr>
-              <w:t xml:space="preserve">FE residuals remain cross-sectionally dependent (CD = −2.77, p = 0.006); CCE-pooled leaves CD = −2.43 (p = 0.015) and does not reproduce the interaction (Asia 0.083, p &gt; 0.10). CCE mean group: the average country slope of lnPAT is −0.261 (p &lt; 0.10) for the four higher-income Asian countries and −0.051 (p &gt; 0.10) for the other thirteen.</w:t>
+              <w:t xml:space="preserve">Within (two-way demeaned) correlations: lnGDP–lnPAT 0.330 (pooled 0.888), lnGDP–HCI 0.020 (0.847). Maximum within-VIF 1.56.</w:t>
             </w:r>
           </w:p>
         </w:tc>
@@ -1016,7 +1044,7 @@
                 <w:sz w:val="17"/>
                 <w:szCs w:val="17"/>
               </w:rPr>
-              <w:t xml:space="preserve">Report honestly: heterogeneity in direction is supported by country-specific slopes, not by the pooled CCE interaction.</w:t>
+              <w:t xml:space="preserve">Collinearity is not a concern for the within estimates.</w:t>
             </w:r>
           </w:p>
         </w:tc>
@@ -1043,7 +1071,7 @@
                 <w:sz w:val="17"/>
                 <w:szCs w:val="17"/>
               </w:rPr>
-              <w:t xml:space="preserve">3-year averages (smooths annual shocks)</w:t>
+              <w:t xml:space="preserve">Cross-sectional dependence and slope heterogeneity? (9)</w:t>
             </w:r>
           </w:p>
         </w:tc>
@@ -1065,25 +1093,7 @@
                 <w:sz w:val="17"/>
                 <w:szCs w:val="17"/>
               </w:rPr>
-              <w:t xml:space="preserve">Asia PAT × INC −0.085</w:t>
-            </w:r>
-            <w:r>
-              <w:rPr>
-                <w:b w:val="false"/>
-                <w:bCs w:val="false"/>
-                <w:sz w:val="17"/>
-                <w:szCs w:val="17"/>
-              </w:rPr>
-              <w:t xml:space="preserve"> (0.040), marginal effect −0.077</w:t>
-            </w:r>
-            <w:r>
-              <w:rPr>
-                <w:b w:val="false"/>
-                <w:bCs w:val="false"/>
-                <w:sz w:val="17"/>
-                <w:szCs w:val="17"/>
-              </w:rPr>
-              <w:t xml:space="preserve">; identification of income in the EF equation is not improved (F = 2.99 Asia, 3.84 pooled).</w:t>
+              <w:t xml:space="preserve">FE residuals remain cross-sectionally dependent (CD = −2.77, p = 0.006); CCE-pooled leaves CD = −2.43 (p = 0.015) and does not reproduce the interaction (Asia 0.083, p &gt; 0.10). CCE mean group: the average country slope of lnPAT is −0.261 (p &lt; 0.10) for the four higher-income Asian countries and −0.051 (p &gt; 0.10) for the other thirteen.</w:t>
             </w:r>
           </w:p>
         </w:tc>
@@ -1105,7 +1115,7 @@
                 <w:sz w:val="17"/>
                 <w:szCs w:val="17"/>
               </w:rPr>
-              <w:t xml:space="preserve">Report as robustness; does not fix comment 1.</w:t>
+              <w:t xml:space="preserve">Report honestly: heterogeneity in direction is supported by country-specific slopes, not by the pooled CCE interaction.</w:t>
             </w:r>
           </w:p>
         </w:tc>
@@ -1132,6 +1142,95 @@
                 <w:sz w:val="17"/>
                 <w:szCs w:val="17"/>
               </w:rPr>
+              <w:t xml:space="preserve">3-year averages (smooths annual shocks)</w:t>
+            </w:r>
+          </w:p>
+        </w:tc>
+        <w:tc>
+          <w:tcPr>
+            <w:tcW w:type="dxa" w:w="4060"/>
+            <w:tcMar>
+              <w:top w:type="dxa" w:w="40"/>
+              <w:left w:type="dxa" w:w="80"/>
+              <w:bottom w:type="dxa" w:w="40"/>
+              <w:right w:type="dxa" w:w="80"/>
+            </w:tcMar>
+          </w:tcPr>
+          <w:p>
+            <w:r>
+              <w:rPr>
+                <w:b w:val="false"/>
+                <w:bCs w:val="false"/>
+                <w:sz w:val="17"/>
+                <w:szCs w:val="17"/>
+              </w:rPr>
+              <w:t xml:space="preserve">Asia PAT × INC −0.085</w:t>
+            </w:r>
+            <w:r>
+              <w:rPr>
+                <w:b w:val="false"/>
+                <w:bCs w:val="false"/>
+                <w:sz w:val="17"/>
+                <w:szCs w:val="17"/>
+              </w:rPr>
+              <w:t xml:space="preserve"> (0.040), marginal effect −0.077</w:t>
+            </w:r>
+            <w:r>
+              <w:rPr>
+                <w:b w:val="false"/>
+                <w:bCs w:val="false"/>
+                <w:sz w:val="17"/>
+                <w:szCs w:val="17"/>
+              </w:rPr>
+              <w:t xml:space="preserve">; identification of income in the EF equation is not improved (F = 2.99 Asia, 3.84 pooled).</w:t>
+            </w:r>
+          </w:p>
+        </w:tc>
+        <w:tc>
+          <w:tcPr>
+            <w:tcW w:type="dxa" w:w="3278"/>
+            <w:tcMar>
+              <w:top w:type="dxa" w:w="40"/>
+              <w:left w:type="dxa" w:w="80"/>
+              <w:bottom w:type="dxa" w:w="40"/>
+              <w:right w:type="dxa" w:w="80"/>
+            </w:tcMar>
+          </w:tcPr>
+          <w:p>
+            <w:r>
+              <w:rPr>
+                <w:b w:val="false"/>
+                <w:bCs w:val="false"/>
+                <w:sz w:val="17"/>
+                <w:szCs w:val="17"/>
+              </w:rPr>
+              <w:t xml:space="preserve">Report as robustness; does not fix comment 1.</w:t>
+            </w:r>
+          </w:p>
+        </w:tc>
+      </w:tr>
+      <w:tr>
+        <w:trPr>
+          <w:tblHeader w:val="false"/>
+        </w:trPr>
+        <w:tc>
+          <w:tcPr>
+            <w:tcW w:type="dxa" w:w="2300"/>
+            <w:tcMar>
+              <w:top w:type="dxa" w:w="40"/>
+              <w:left w:type="dxa" w:w="80"/>
+              <w:bottom w:type="dxa" w:w="40"/>
+              <w:right w:type="dxa" w:w="80"/>
+            </w:tcMar>
+          </w:tcPr>
+          <w:p>
+            <w:r>
+              <w:rPr>
+                <w:b w:val="false"/>
+                <w:bCs w:val="false"/>
+                <w:sz w:val="17"/>
+                <w:szCs w:val="17"/>
+              </w:rPr>
               <w:t xml:space="preserve">Data errors (14, 17)</w:t>
             </w:r>
           </w:p>
@@ -1154,7 +1253,7 @@
                 <w:sz w:val="17"/>
                 <w:szCs w:val="17"/>
               </w:rPr>
-              <w:t xml:space="preserve">Table 2 PAT row is the annual flow, not the stock per million. Ethiopia has CAP = 0 in 2000–2010 in the WDI extract; without Ethiopia the pooled EF income elasticity is 1.158 (vs 0.629) and the African one 0.265 (p &gt; 0.10).</w:t>
+              <w:t xml:space="preserve">Table 2 PAT row is the annual flow, not the stock per million. Ethiopia's CAP (0 in WDI for 2000–2010) is filled from PWT 11.0: the retained linear EKC elasticity becomes 1.065 pooled (was 0.634) and 1.675 in Africa (was 0.535); the African higher-income marginal effect becomes −0.102 (was −0.024). The African means quoted with Figures 1–2 come from a different set of countries.</w:t>
             </w:r>
           </w:p>
         </w:tc>
@@ -1176,7 +1275,7 @@
                 <w:sz w:val="17"/>
                 <w:szCs w:val="17"/>
               </w:rPr>
-              <w:t xml:space="preserve">Correct Table 2; verify Ethiopia (Part E).</w:t>
+              <w:t xml:space="preserve">Replace the pooled and African columns of Tables 7–12 and Appendix B with do_10.6.do output; correct Table 2 and the figure text (B7, B8).</w:t>
             </w:r>
           </w:p>
         </w:tc>
@@ -1235,7 +1334,7 @@
         <w:ind w:left="567"/>
       </w:pPr>
       <w:r>
-        <w:t xml:space="preserve">The results reveal substantial heterogeneity across regions and development stages. Sequential testing of cubic, quadratic and linear specifications identifies no Environmental Kuznets Curve (EKC) curvature within the observed income range in either region; a monotonically increasing association between income and ecological footprint is retained, and it is robust across estimators in Asia but sensitive to the estimator in Africa. Patent stock is positively associated with income in both regions, although this association is robust across estimators only in the African sample. A negative association between patent stock and ecological footprint is found only for the four Asian economies classified as upper-middle or high income in 2000; this estimate is stable in sign and magnitude when each of these countries is omitted and under alternative predetermined income classifications, but its statistical significance depends on the error structure assumed. Because no sufficiently strong external instrument for patenting is available, the innovation coefficients are interpreted as conditional associations. The findings indicate that the association between technological innovation and ecological pressure varies with regional and development context, and they caution against assuming that innovation yields uniform environmental benefits across countries.</w:t>
+        <w:t xml:space="preserve">The results reveal substantial heterogeneity across regions and development stages. Sequential testing of cubic, quadratic and linear specifications identifies no Environmental Kuznets Curve (EKC) curvature within the observed income range in either region; a monotonically increasing association between income and ecological footprint is retained; it is robust across estimators in Asia, whereas in Africa it is weakly identified and sensitive to the estimator. Patent stock is positively associated with income in both regions, although this association is robust across estimators only in the African sample. A negative association between patent stock and ecological footprint that is robust across estimators is found only for the four Asian economies classified as upper-middle or high income in 2000; African estimates of this association change sign between estimators. The Asian estimate is stable in sign and magnitude when each of these countries is omitted and under alternative predetermined income classifications, but its statistical significance depends on the error structure assumed. Because no sufficiently strong external instrument for patenting is available, the innovation coefficients are interpreted as conditional associations. The findings indicate that the association between technological innovation and ecological pressure varies with regional and development context, and they caution against assuming that innovation yields uniform environmental benefits across countries.</w:t>
       </w:r>
     </w:p>
     <w:p>
@@ -1506,7 +1605,7 @@
         <w:spacing w:after="60"/>
       </w:pPr>
       <w:r>
-        <w:t xml:space="preserve">Table 1: PAT row, column "Type": "Exogenous" → "Predetermined (see Appendix D1)". CAP row, "Sources": "Penn World Table 11.0 and authors' calculation" → "World Bank, World Development Indicators (NE.GDI.TOTL.ZS)". PAT row, "Definition": add "; applications by applicant origin, all offices, direct and PCT national phase".</w:t>
+        <w:t xml:space="preserve">Table 1: PAT row, column "Type": "Exogenous" → "Predetermined (see Appendix D1)". CAP row, "Sources": "Penn World Table 11.0 and authors' calculation" → "World Bank, World Development Indicators (NE.GDI.TOTL.ZS); Ethiopia 2000–2010: Penn World Table 11.0 national accounts". PAT row, "Definition": add "; applications by applicant origin, all offices, direct and PCT national phase".</w:t>
       </w:r>
     </w:p>
     <w:p>
@@ -1615,7 +1714,7 @@
         <w:spacing w:after="60"/>
       </w:pPr>
       <w:r>
-        <w:t xml:space="preserve">[CHECK] Ethiopia: see Part E1 before finalising the sample description.</w:t>
+        <w:t xml:space="preserve">After the sentence on data sources insert: "Gross capital formation is taken from the World Development Indicators. For Ethiopia in 2000–2010, where the WDI series is recorded as zero, it is taken from the national accounts of Penn World Table 11.0 (gross capital formation divided by GDP, both at current national prices; Feenstra et al., 2015), which coincide with the WDI series in the years for which both are available (2011–2023)."</w:t>
       </w:r>
     </w:p>
     <w:p>
@@ -1689,16 +1788,7 @@
         <w:spacing w:after="60"/>
       </w:pPr>
       <w:r>
-        <w:t xml:space="preserve">Figure 1 and 2 notes: add "Lines show cross-country means; shaded bands show [CHECK: ± one cross-country standard deviation / the interquartile range] in each year." Confirm in the figure code which statistic the band shows.</w:t>
-      </w:r>
-    </w:p>
-    <w:p>
-      <w:pPr>
-        <w:pStyle w:val="Heading2"/>
-        <w:spacing w:after="120" w:before="240"/>
-      </w:pPr>
-      <w:r>
-        <w:t xml:space="preserve">B8. Section 5.1 — EKC results (comments 5, 8)</w:t>
+        <w:t xml:space="preserve">Regenerate Figures 1–3 with figures_R2.R, which draws them from the 43-country estimation sample (the submitted figures used all African and Asian countries in ready.dta).</w:t>
       </w:r>
     </w:p>
     <w:p>
@@ -1711,7 +1801,7 @@
         <w:spacing w:after="60"/>
       </w:pPr>
       <w:r>
-        <w:t xml:space="preserve">After the Asian paragraph and after the African paragraph, replace "neither region shows an EKC turning point within the sample range" with "no EKC curvature is identified within the observed income range in either region under the retained specification".</w:t>
+        <w:t xml:space="preserve">Figure 1 and 2 notes: add "Lines show the cross-country mean in each region and year; shaded bands show the range (minimum to maximum) across countries. Sample: 43 countries, 2000–2023." Figure 3 note: "Boxes summarise country averages over 2000–2023; labelled points are the three countries with the highest averages in each region." In the text, call these countries "the three highest", not "outliers".</w:t>
       </w:r>
     </w:p>
     <w:p>
@@ -1724,7 +1814,7 @@
         <w:spacing w:after="60"/>
       </w:pPr>
       <w:r>
-        <w:t xml:space="preserve">African paragraph: after "This estimate is not robust:" keep the existing sentence and add: "The fixed-effects estimates in Table 12b confirm this estimator dependence for Africa in both equations: the income elasticity of the footprint is 0.323 under 3SLS and −0.011 under fixed effects, and the footprint coefficient in the growth equation is 1.181 and 0.210, respectively."</w:t>
+        <w:t xml:space="preserve">Text under Figures 1–2: replace the African figures with those of the estimation sample: "Africa recorded limited income growth (from about $1,450 to $2,160) and an essentially flat footprint (1.31 to 1.37 gha)". The Asian figures ($6,200 to $10,450; 2.26 to 2.65 gha) agree with the estimation sample.</w:t>
       </w:r>
     </w:p>
     <w:p>
@@ -1733,7 +1823,7 @@
         <w:spacing w:after="120" w:before="240"/>
       </w:pPr>
       <w:r>
-        <w:t xml:space="preserve">B9. Section 5.2 — innovation results (comments 4, 5, 6, 7, 17)</w:t>
+        <w:t xml:space="preserve">B8. Section 5.1 — EKC results (comments 5, 8)</w:t>
       </w:r>
     </w:p>
     <w:p>
@@ -1746,7 +1836,7 @@
         <w:spacing w:after="60"/>
       </w:pPr>
       <w:r>
-        <w:t xml:space="preserve">Replace "Innovation raises income in every specification, and by more in Africa than in Asia." with "Patent stock is positively associated with income in both regional systems, more strongly in Africa than in Asia."</w:t>
+        <w:t xml:space="preserve">After the Asian paragraph and after the African paragraph, replace "neither region shows an EKC turning point within the sample range" with "no EKC curvature is identified within the observed income range in either region under the retained specification".</w:t>
       </w:r>
     </w:p>
     <w:p>
@@ -1759,7 +1849,7 @@
         <w:spacing w:after="60"/>
       </w:pPr>
       <w:r>
-        <w:t xml:space="preserve">Replace "The growth channel of Hypothesis 2 is supported in both regions and is the most precisely estimated relationship in the table." with "Under 3SLS the growth margin (H2a) is supported in both regions. Section 5.3 shows that the African association is robust across estimators, whereas the Asian one is not significant under fixed effects (Table 12b)."</w:t>
+        <w:t xml:space="preserve">Pooled paragraph (Table 7; rerun with corrected CAP): the selection outcome is unchanged but the numbers change. Replace the numbers: cubic leading term β₃ = −0.006 (p &lt; 0.01; rejected on sign); quadratic β₂ = −0.003 (p = 0.391; rejected on significance); retained linear elasticity 1.065 (standard error 0.196, p &lt; 0.01). Replace "a one percent increase in income per capita is associated with a 0.63 percent increase" with "a 1.07 percent increase", and update the fixed-effects and FE-IV columns from do_10.6.do.</w:t>
       </w:r>
     </w:p>
     <w:p>
@@ -1772,7 +1862,7 @@
         <w:spacing w:after="60"/>
       </w:pPr>
       <w:r>
-        <w:t xml:space="preserve">Replace "The environmental return to innovation therefore improves markedly with development." with "The association between patent stock and the footprint therefore differs markedly by development stage in Asia."</w:t>
+        <w:t xml:space="preserve">African paragraph (Table 9): replace with: "For the African sample, the cubic specification is rejected at the second criterion: its leading term is significant (β₃ = −0.053, p &lt; 0.05) but negative. The quadratic leading term is not significant (β₂ = −0.019, p = 0.263), so the specification is rejected at the first criterion. The retained linear specification yields an income elasticity of 1.675 (p &lt; 0.01). This estimate is not robust and should not be interpreted structurally: income is very weakly identified in the African environmental equation (Sanderson–Windmeijer F = 1.00), and under fixed effects the elasticity is 0.043 and insignificant (Table 9) or −0.011 when patent stock is included (Table 12b)." Update the FE-IV column from do_10.6.do.</w:t>
       </w:r>
     </w:p>
     <w:p>
@@ -1785,7 +1875,16 @@
         <w:spacing w:after="60"/>
       </w:pPr>
       <w:r>
-        <w:t xml:space="preserve">After Table 11 insert Table 11b (joint Wald tests, Part C) and: "Joint tests confirm the pattern. In Asia the hypothesis that patent stock is unrelated to the footprint in both income groups is rejected (χ²(2) = 11.38, p = 0.003), as is the hypothesis that the growth and environmental associations are jointly zero in the higher-income group (χ²(2) = 14.02, p = 0.001). In Africa the interaction is significant only at the 10 percent level (χ²(1) = 3.27, p = 0.071)."</w:t>
+        <w:t xml:space="preserve">Move the paragraph "The estimated elasticity exceeds unity in the pooled and African samples…" (now in 5.2) to the end of 5.1 and add: "An elasticity above one in the African environmental equation coincides with very weak identification and is not robust to fixed effects."</w:t>
+      </w:r>
+    </w:p>
+    <w:p>
+      <w:pPr>
+        <w:pStyle w:val="Heading2"/>
+        <w:spacing w:after="120" w:before="240"/>
+      </w:pPr>
+      <w:r>
+        <w:t xml:space="preserve">B9. Section 5.2 — innovation results (comments 4, 5, 6, 7, 17)</w:t>
       </w:r>
     </w:p>
     <w:p>
@@ -1798,6 +1897,58 @@
         <w:spacing w:after="60"/>
       </w:pPr>
       <w:r>
+        <w:t xml:space="preserve">Replace "Innovation raises income in every specification, and by more in Africa than in Asia." with "Patent stock is positively associated with income in both regional systems, more strongly in Africa than in Asia."</w:t>
+      </w:r>
+    </w:p>
+    <w:p>
+      <w:pPr>
+        <w:pStyle w:val="ListParagraph"/>
+        <w:numPr>
+          <w:ilvl w:val="0"/>
+          <w:numId w:val="3"/>
+        </w:numPr>
+        <w:spacing w:after="60"/>
+      </w:pPr>
+      <w:r>
+        <w:t xml:space="preserve">Replace "The growth channel of Hypothesis 2 is supported in both regions and is the most precisely estimated relationship in the table." with "Under 3SLS the growth margin (H2a) is supported in both regions. Section 5.3 shows that the African association is robust across estimators, whereas the Asian one is not significant under fixed effects (Table 12b)."</w:t>
+      </w:r>
+    </w:p>
+    <w:p>
+      <w:pPr>
+        <w:pStyle w:val="ListParagraph"/>
+        <w:numPr>
+          <w:ilvl w:val="0"/>
+          <w:numId w:val="3"/>
+        </w:numPr>
+        <w:spacing w:after="60"/>
+      </w:pPr>
+      <w:r>
+        <w:t xml:space="preserve">Replace "The environmental return to innovation therefore improves markedly with development." with "The association between patent stock and the footprint therefore differs markedly by development stage in Asia."</w:t>
+      </w:r>
+    </w:p>
+    <w:p>
+      <w:pPr>
+        <w:pStyle w:val="ListParagraph"/>
+        <w:numPr>
+          <w:ilvl w:val="0"/>
+          <w:numId w:val="3"/>
+        </w:numPr>
+        <w:spacing w:after="60"/>
+      </w:pPr>
+      <w:r>
+        <w:t xml:space="preserve">After Table 11 insert Table 11b (joint Wald tests, Part C) and: "Joint tests confirm the pattern. In Asia the hypothesis that patent stock is unrelated to the footprint in both income groups is rejected (χ²(2) = 11.38, p = 0.003), as is the hypothesis that the growth and environmental associations are jointly zero in the higher-income group (χ²(2) = 14.02, p = 0.001). In Africa the interaction is not significant (χ²(1) = 0.08, p = 0.783): under 3SLS patent stock is negatively associated with the footprint in both African income groups (lower income −0.106, p &lt; 0.05; higher income −0.102, p &lt; 0.01), but under fixed effects the association is positive (0.025, p &lt; 0.05), so the African environmental margin is not robust."</w:t>
+      </w:r>
+    </w:p>
+    <w:p>
+      <w:pPr>
+        <w:pStyle w:val="ListParagraph"/>
+        <w:numPr>
+          <w:ilvl w:val="0"/>
+          <w:numId w:val="3"/>
+        </w:numPr>
+        <w:spacing w:after="60"/>
+      </w:pPr>
+      <w:r>
         <w:t xml:space="preserve">Replace the paragraph beginning "Hypothesis 2 is fully supported on the growth margin…" with:</w:t>
       </w:r>
     </w:p>
@@ -1811,7 +1962,7 @@
         <w:ind w:left="567"/>
       </w:pPr>
       <w:r>
-        <w:t xml:space="preserve">Hypothesis 2a is supported in both regions under 3SLS, and robustly so only in Africa. Hypothesis 2b, and therefore the dual role in the Green Solow sense, is supported only for the four Asian economies that were upper-middle or high income in 2000. In the three remaining cells the association between patent stock and the footprint is either negligible or imprecisely estimated. These are conditional associations: the patent stock is treated as predetermined, and the instrument available to test this assumption is weak (Appendix D1).</w:t>
+        <w:t xml:space="preserve">Hypothesis 2a is supported in both regions under 3SLS, and robustly so only in Africa. Hypothesis 2b, and therefore the dual role in the Green Solow sense, is supported robustly only for the four Asian economies that were upper-middle or high income in 2000. For lower-income Asian economies the association is negligible; for both African groups it is negative under 3SLS but positive under fixed effects, so no conclusion is drawn. These are conditional associations: the patent stock is treated as predetermined, and the instrument available to test this assumption is weak (Appendix D1).</w:t>
       </w:r>
     </w:p>
     <w:p>
@@ -1824,7 +1975,7 @@
         <w:spacing w:after="60"/>
       </w:pPr>
       <w:r>
-        <w:t xml:space="preserve">Replace the H3 paragraph's first sentence with: "Hypothesis 3 is supported within the Asian sample, where the result rests on four higher-income countries, and only marginally within the African sample."</w:t>
+        <w:t xml:space="preserve">Replace the H3 paragraph's first sentence with: "Hypothesis 3 is supported within the Asian sample, where the result rests on four higher-income countries, and not within the African sample (interaction 0.004, p = 0.783)."</w:t>
       </w:r>
     </w:p>
     <w:p>
@@ -1837,7 +1988,37 @@
         <w:spacing w:after="60"/>
       </w:pPr>
       <w:r>
-        <w:t xml:space="preserve">Delete or move the stray paragraph "The estimated elasticity exceeds unity in the pooled and African samples…" to Section 5.1 directly after the sentence on the GDP equation, where it belongs.</w:t>
+        <w:t xml:space="preserve">Tables 10 and 11: replace the pooled and African columns with do_10.6.do output (corrected CAP). Replication values: pooled EF equation lnPAT −0.047*</w:t>
+      </w:r>
+      <w:r>
+        <w:rPr>
+          <w:b/>
+          <w:bCs/>
+        </w:rPr>
+        <w:t xml:space="preserve">, PAT × INC 0.002, lnGDP 1.023</w:t>
+      </w:r>
+      <w:r>
+        <w:t xml:space="preserve">*; African EF equation lnPAT −0.106</w:t>
+      </w:r>
+      <w:r>
+        <w:rPr>
+          <w:b/>
+          <w:bCs/>
+        </w:rPr>
+        <w:t xml:space="preserve">, PAT × INC 0.004, lnGDP 1.241</w:t>
+      </w:r>
+      <w:r>
+        <w:t xml:space="preserve">*; African marginal effects (Table 11) −0.106</w:t>
+      </w:r>
+      <w:r>
+        <w:rPr>
+          <w:b/>
+          <w:bCs/>
+        </w:rPr>
+        <w:t xml:space="preserve"> (lower income) and −0.102</w:t>
+      </w:r>
+      <w:r>
+        <w:t xml:space="preserve">* (higher income). The Asian columns are unchanged.</w:t>
       </w:r>
     </w:p>
     <w:p>
@@ -1874,7 +2055,7 @@
         <w:ind w:left="567"/>
       </w:pPr>
       <w:r>
-        <w:t xml:space="preserve">5.3.1 Equation-by-equation comparison. Table 12b compares every 3SLS coefficient with its two-way fixed-effects counterpart, with country-clustered and Driscoll–Kraay standard errors. Three results are robust across estimators: the positive income elasticity of the footprint in Asia (0.737 under 3SLS, 0.570 under fixed effects), the positive association between biocapacity and the footprint, and the positive association between patent stock and income in Africa (0.078 and 0.097). Three are not. The African income elasticity of the footprint is 0.323 under 3SLS but −0.011 under fixed effects; the footprint coefficient in the African growth equation falls from 1.181 to 0.210; and the Asian association between patent stock and income (0.027 under 3SLS) is not significant under fixed effects (0.028, p &gt; 0.10). The fixed-effects estimates do not instrument income or the footprint, so the comparison separates results that depend on the system identification from those that do not.</w:t>
+        <w:t xml:space="preserve">5.3.1 Equation-by-equation comparison. Table 12b compares every 3SLS coefficient with its two-way fixed-effects counterpart, with country-clustered and Driscoll–Kraay standard errors. Three results are robust across estimators: the positive income elasticity of the footprint in Asia (0.737 under 3SLS, 0.570 under fixed effects), the positive association between biocapacity and the footprint in Asia, and the positive association between patent stock and income in Africa (0.080 and 0.097). Four are not. The African income elasticity of the footprint is 1.241 under 3SLS (standard error 0.469) but −0.011 under fixed effects; the footprint coefficient in the African growth equation falls from 1.126 to 0.234; the African association between patent stock and the footprint changes sign (−0.106 under 3SLS, 0.025 under fixed effects); and the Asian association between patent stock and income (0.027 under 3SLS) is not significant under fixed effects (0.028, p &gt; 0.10). The fixed-effects estimates do not instrument income or the footprint, so the comparison separates results that depend on the system identification from those that do not.</w:t>
       </w:r>
     </w:p>
     <w:p>
@@ -1887,7 +2068,7 @@
         <w:ind w:left="567"/>
       </w:pPr>
       <w:r>
-        <w:t xml:space="preserve">5.3.2 Sensitivity to individual countries. Because the higher-income Asian result rests on four countries, Table 13 re-estimates the Asian system omitting each of them in turn. The interaction remains negative and significant in all four cases under 3SLS (between −0.076 and −0.148), and the implied marginal effect for the higher-income group ranges from −0.066 to −0.140. Under Driscoll–Kraay standard errors the marginal effect remains negative throughout but loses significance when the Republic of Korea is omitted (−0.042, p &gt; 0.10). The corresponding African interaction is not robust: omitting Botswana reverses its sign.</w:t>
+        <w:t xml:space="preserve">5.3.2 Sensitivity to individual countries. Because the higher-income Asian result rests on four countries, Table 13 re-estimates the Asian system omitting each of them in turn. The interaction remains negative and significant in all four cases under 3SLS (between −0.076 and −0.148), and the implied marginal effect for the higher-income group ranges from −0.066 to −0.140. Under Driscoll–Kraay standard errors the marginal effect remains negative throughout but loses significance when the Republic of Korea is omitted (−0.042, p &gt; 0.10). The African interaction is not significant in any leave-one-out sample under 3SLS, and its fixed-effects counterpart changes sign when Botswana is omitted.</w:t>
       </w:r>
     </w:p>
     <w:p>
@@ -2144,7 +2325,7 @@
         <w:ind w:left="567"/>
       </w:pPr>
       <w:r>
-        <w:t xml:space="preserve">First, the income coefficient of the retained linear environmental equation is weakly identified, and the African income results depend on the estimator; they are interpreted as conditional associations. Second, the negative association between patent stock and the footprint in higher-income Asian economies rests on four countries; its sign and magnitude are robust, but its statistical significance depends on the error structure assumed. Third, patent stock is treated as predetermined; the shift-share instrument constructed to test this assumption is too weak to settle it. Fourth, the 3SLS system maintains homogeneous slopes and an error structure that are strong assumptions for a 43-country panel, although fixed-effects, Driscoll–Kraay and common-correlated-effects checks are reported.</w:t>
+        <w:t xml:space="preserve">First, the income coefficient of the retained linear environmental equation is weakly identified, and very weakly so in Africa (F = 1.00); the African results depend on the estimator and are interpreted as conditional associations. Second, the negative association between patent stock and the footprint in higher-income Asian economies rests on four countries; its sign and magnitude are robust, but its statistical significance depends on the error structure assumed. Third, patent stock is treated as predetermined; the shift-share instrument constructed to test this assumption is too weak to settle it. Fourth, the 3SLS system maintains homogeneous slopes and an error structure that are strong assumptions for a 43-country panel, although fixed-effects, Driscoll–Kraay and common-correlated-effects checks are reported.</w:t>
       </w:r>
     </w:p>
     <w:p>
@@ -2649,7 +2830,7 @@
                 <w:sz w:val="17"/>
                 <w:szCs w:val="17"/>
               </w:rPr>
-              <w:t xml:space="preserve">0.190</w:t>
+              <w:t xml:space="preserve">0.120</w:t>
             </w:r>
           </w:p>
         </w:tc>
@@ -2802,7 +2983,7 @@
                 <w:sz w:val="17"/>
                 <w:szCs w:val="17"/>
               </w:rPr>
-              <w:t xml:space="preserve">−0.217</w:t>
+              <w:t xml:space="preserve">−0.216</w:t>
             </w:r>
           </w:p>
         </w:tc>
@@ -2943,7 +3124,7 @@
                 <w:sz w:val="17"/>
                 <w:szCs w:val="17"/>
               </w:rPr>
-              <w:t xml:space="preserve">−0.020</w:t>
+              <w:t xml:space="preserve">−0.024</w:t>
             </w:r>
           </w:p>
         </w:tc>
@@ -3094,7 +3275,7 @@
                 <w:sz w:val="17"/>
                 <w:szCs w:val="17"/>
               </w:rPr>
-              <w:t xml:space="preserve">0.128</w:t>
+              <w:t xml:space="preserve">0.149</w:t>
             </w:r>
           </w:p>
         </w:tc>
@@ -3255,7 +3436,7 @@
                 <w:sz w:val="17"/>
                 <w:szCs w:val="17"/>
               </w:rPr>
-              <w:t xml:space="preserve">−0.018</w:t>
+              <w:t xml:space="preserve">−0.083</w:t>
             </w:r>
           </w:p>
         </w:tc>
@@ -3426,7 +3607,7 @@
                 <w:sz w:val="17"/>
                 <w:szCs w:val="17"/>
               </w:rPr>
-              <w:t xml:space="preserve">0.086</w:t>
+              <w:t xml:space="preserve">0.104</w:t>
             </w:r>
           </w:p>
         </w:tc>
@@ -3547,7 +3728,7 @@
         <w:spacing w:after="120"/>
       </w:pPr>
       <w:r>
-        <w:t xml:space="preserve">Note: variables demeaned by country and year. Within-VIF, growth equation: lnEF 1.05, CAP 1.07, HCI 1.06, lnPAT 1.04; environmental equation: lnGDP 1.56, lnBIO 1.36, URB 1.16, lnPAT 1.19.</w:t>
+        <w:t xml:space="preserve">Note: variables demeaned by country and year. Within-VIF, growth equation: lnEF 1.06, CAP 1.07, HCI 1.06, lnPAT 1.04; environmental equation: lnGDP 1.56, lnBIO 1.36, URB 1.16, lnPAT 1.19.</w:t>
       </w:r>
     </w:p>
     <w:p>
@@ -3718,7 +3899,7 @@
                 <w:sz w:val="17"/>
                 <w:szCs w:val="17"/>
               </w:rPr>
-              <w:t xml:space="preserve">χ²(1) = 36.85 (0.000)</w:t>
+              <w:t xml:space="preserve">χ²(1) = 35.46 (0.000)</w:t>
             </w:r>
           </w:p>
         </w:tc>
@@ -3762,7 +3943,7 @@
                 <w:sz w:val="17"/>
                 <w:szCs w:val="17"/>
               </w:rPr>
-              <w:t xml:space="preserve">74.97 (0.000)</w:t>
+              <w:t xml:space="preserve">75.17 (0.000)</w:t>
             </w:r>
           </w:p>
         </w:tc>
@@ -3811,7 +3992,7 @@
                 <w:sz w:val="17"/>
                 <w:szCs w:val="17"/>
               </w:rPr>
-              <w:t xml:space="preserve">χ²(2) = 7.54 (0.023)</w:t>
+              <w:t xml:space="preserve">χ²(2) = 16.53 (0.000)</w:t>
             </w:r>
           </w:p>
         </w:tc>
@@ -3855,7 +4036,7 @@
                 <w:sz w:val="17"/>
                 <w:szCs w:val="17"/>
               </w:rPr>
-              <w:t xml:space="preserve">9.25 (0.010)</w:t>
+              <w:t xml:space="preserve">19.69 (0.000)</w:t>
             </w:r>
           </w:p>
         </w:tc>
@@ -3904,7 +4085,7 @@
                 <w:sz w:val="17"/>
                 <w:szCs w:val="17"/>
               </w:rPr>
-              <w:t xml:space="preserve">χ²(1) = 1.09 (0.297)</w:t>
+              <w:t xml:space="preserve">χ²(1) = 0.45 (0.501)</w:t>
             </w:r>
           </w:p>
         </w:tc>
@@ -3948,7 +4129,7 @@
                 <w:sz w:val="17"/>
                 <w:szCs w:val="17"/>
               </w:rPr>
-              <w:t xml:space="preserve">3.27 (0.071)</w:t>
+              <w:t xml:space="preserve">0.08 (0.783)</w:t>
             </w:r>
           </w:p>
         </w:tc>
@@ -3997,7 +4178,7 @@
                 <w:sz w:val="17"/>
                 <w:szCs w:val="17"/>
               </w:rPr>
-              <w:t xml:space="preserve">χ²(2) = 37.43 (0.000)</w:t>
+              <w:t xml:space="preserve">χ²(2) = 35.95 (0.000)</w:t>
             </w:r>
           </w:p>
         </w:tc>
@@ -4041,7 +4222,7 @@
                 <w:sz w:val="17"/>
                 <w:szCs w:val="17"/>
               </w:rPr>
-              <w:t xml:space="preserve">79.52 (0.000)</w:t>
+              <w:t xml:space="preserve">75.17 (0.000)</w:t>
             </w:r>
           </w:p>
         </w:tc>
@@ -4498,7 +4679,7 @@
                 <w:sz w:val="17"/>
                 <w:szCs w:val="17"/>
               </w:rPr>
-              <w:t xml:space="preserve">1.181*** (0.117)</w:t>
+              <w:t xml:space="preserve">1.126*** (0.116)</w:t>
             </w:r>
           </w:p>
         </w:tc>
@@ -4520,7 +4701,7 @@
                 <w:sz w:val="17"/>
                 <w:szCs w:val="17"/>
               </w:rPr>
-              <w:t xml:space="preserve">(0.525)**</w:t>
+              <w:t xml:space="preserve">(0.550)**</w:t>
             </w:r>
           </w:p>
         </w:tc>
@@ -4542,7 +4723,7 @@
                 <w:sz w:val="17"/>
                 <w:szCs w:val="17"/>
               </w:rPr>
-              <w:t xml:space="preserve">0.210 (0.134)</w:t>
+              <w:t xml:space="preserve">0.234* (0.131)</w:t>
             </w:r>
           </w:p>
         </w:tc>
@@ -4564,7 +4745,7 @@
                 <w:sz w:val="17"/>
                 <w:szCs w:val="17"/>
               </w:rPr>
-              <w:t xml:space="preserve">(0.052)***</w:t>
+              <w:t xml:space="preserve">(0.042)***</w:t>
             </w:r>
           </w:p>
         </w:tc>
@@ -4816,7 +4997,7 @@
                 <w:sz w:val="17"/>
                 <w:szCs w:val="17"/>
               </w:rPr>
-              <w:t xml:space="preserve">0.078*** (0.009)</w:t>
+              <w:t xml:space="preserve">0.080*** (0.009)</w:t>
             </w:r>
           </w:p>
         </w:tc>
@@ -4838,7 +5019,7 @@
                 <w:sz w:val="17"/>
                 <w:szCs w:val="17"/>
               </w:rPr>
-              <w:t xml:space="preserve">(0.022)***</w:t>
+              <w:t xml:space="preserve">(0.021)***</w:t>
             </w:r>
           </w:p>
         </w:tc>
@@ -4860,7 +5041,7 @@
                 <w:sz w:val="17"/>
                 <w:szCs w:val="17"/>
               </w:rPr>
-              <w:t xml:space="preserve">0.097*** (0.019)</w:t>
+              <w:t xml:space="preserve">0.097*** (0.018)</w:t>
             </w:r>
           </w:p>
         </w:tc>
@@ -5134,7 +5315,7 @@
                 <w:sz w:val="17"/>
                 <w:szCs w:val="17"/>
               </w:rPr>
-              <w:t xml:space="preserve">0.323** (0.139)</w:t>
+              <w:t xml:space="preserve">1.241*** (0.469)</w:t>
             </w:r>
           </w:p>
         </w:tc>
@@ -5156,7 +5337,7 @@
                 <w:sz w:val="17"/>
                 <w:szCs w:val="17"/>
               </w:rPr>
-              <w:t xml:space="preserve">(0.443)</w:t>
+              <w:t xml:space="preserve">(1.234)</w:t>
             </w:r>
           </w:p>
         </w:tc>
@@ -5452,7 +5633,7 @@
                 <w:sz w:val="17"/>
                 <w:szCs w:val="17"/>
               </w:rPr>
-              <w:t xml:space="preserve">−0.013 (0.015)</w:t>
+              <w:t xml:space="preserve">−0.106** (0.047)</w:t>
             </w:r>
           </w:p>
         </w:tc>
@@ -5474,7 +5655,7 @@
                 <w:sz w:val="17"/>
                 <w:szCs w:val="17"/>
               </w:rPr>
-              <w:t xml:space="preserve">(0.046)</w:t>
+              <w:t xml:space="preserve">(0.130)</w:t>
             </w:r>
           </w:p>
         </w:tc>
@@ -5770,7 +5951,7 @@
                 <w:sz w:val="17"/>
                 <w:szCs w:val="17"/>
               </w:rPr>
-              <w:t xml:space="preserve">−0.011* (0.006)</w:t>
+              <w:t xml:space="preserve">0.004 (0.014)</w:t>
             </w:r>
           </w:p>
         </w:tc>
@@ -5792,7 +5973,7 @@
                 <w:sz w:val="17"/>
                 <w:szCs w:val="17"/>
               </w:rPr>
-              <w:t xml:space="preserve">(0.016)</w:t>
+              <w:t xml:space="preserve">(0.032)</w:t>
             </w:r>
           </w:p>
         </w:tc>
@@ -6773,7 +6954,7 @@
                 <w:sz w:val="17"/>
                 <w:szCs w:val="17"/>
               </w:rPr>
-              <w:t xml:space="preserve">−0.011* (0.006)</w:t>
+              <w:t xml:space="preserve">0.004 (0.014)</w:t>
             </w:r>
           </w:p>
         </w:tc>
@@ -6795,7 +6976,7 @@
                 <w:sz w:val="17"/>
                 <w:szCs w:val="17"/>
               </w:rPr>
-              <w:t xml:space="preserve">−0.024* (0.012)</w:t>
+              <w:t xml:space="preserve">−0.102*** (0.035)</w:t>
             </w:r>
           </w:p>
         </w:tc>
@@ -6910,7 +7091,7 @@
                 <w:sz w:val="17"/>
                 <w:szCs w:val="17"/>
               </w:rPr>
-              <w:t xml:space="preserve">0.021** (0.009)</w:t>
+              <w:t xml:space="preserve">−0.014 (0.013)</w:t>
             </w:r>
           </w:p>
         </w:tc>
@@ -6932,7 +7113,7 @@
                 <w:sz w:val="17"/>
                 <w:szCs w:val="17"/>
               </w:rPr>
-              <w:t xml:space="preserve">0.012 (0.018)</w:t>
+              <w:t xml:space="preserve">−0.109** (0.053)</w:t>
             </w:r>
           </w:p>
         </w:tc>
@@ -7047,7 +7228,7 @@
                 <w:sz w:val="17"/>
                 <w:szCs w:val="17"/>
               </w:rPr>
-              <w:t xml:space="preserve">−0.025** (0.011)</w:t>
+              <w:t xml:space="preserve">0.030 (0.030)</w:t>
             </w:r>
           </w:p>
         </w:tc>
@@ -7069,7 +7250,7 @@
                 <w:sz w:val="17"/>
                 <w:szCs w:val="17"/>
               </w:rPr>
-              <w:t xml:space="preserve">−0.047*** (0.010)</w:t>
+              <w:t xml:space="preserve">−0.093*** (0.023)</w:t>
             </w:r>
           </w:p>
         </w:tc>
@@ -7184,7 +7365,7 @@
                 <w:sz w:val="17"/>
                 <w:szCs w:val="17"/>
               </w:rPr>
-              <w:t xml:space="preserve">−0.014** (0.006)</w:t>
+              <w:t xml:space="preserve">0.002 (0.015)</w:t>
             </w:r>
           </w:p>
         </w:tc>
@@ -7206,7 +7387,7 @@
                 <w:sz w:val="17"/>
                 <w:szCs w:val="17"/>
               </w:rPr>
-              <w:t xml:space="preserve">−0.026** (0.012)</w:t>
+              <w:t xml:space="preserve">−0.096*** (0.034)</w:t>
             </w:r>
           </w:p>
         </w:tc>
@@ -8067,7 +8248,7 @@
                 <w:sz w:val="17"/>
                 <w:szCs w:val="17"/>
               </w:rPr>
-              <w:t xml:space="preserve">−0.011* (0.006)</w:t>
+              <w:t xml:space="preserve">0.004 (0.014)</w:t>
             </w:r>
           </w:p>
         </w:tc>
@@ -8089,7 +8270,7 @@
                 <w:sz w:val="17"/>
                 <w:szCs w:val="17"/>
               </w:rPr>
-              <w:t xml:space="preserve">−0.024* (0.012)</w:t>
+              <w:t xml:space="preserve">−0.102*** (0.035)</w:t>
             </w:r>
           </w:p>
         </w:tc>
@@ -8182,7 +8363,7 @@
                 <w:sz w:val="17"/>
                 <w:szCs w:val="17"/>
               </w:rPr>
-              <w:t xml:space="preserve">−0.013** (0.006)</w:t>
+              <w:t xml:space="preserve">0.005 (0.015)</w:t>
             </w:r>
           </w:p>
         </w:tc>
@@ -8204,7 +8385,7 @@
                 <w:sz w:val="17"/>
                 <w:szCs w:val="17"/>
               </w:rPr>
-              <w:t xml:space="preserve">−0.025** (0.012)</w:t>
+              <w:t xml:space="preserve">−0.100*** (0.034)</w:t>
             </w:r>
           </w:p>
         </w:tc>
@@ -8297,7 +8478,7 @@
                 <w:sz w:val="17"/>
                 <w:szCs w:val="17"/>
               </w:rPr>
-              <w:t xml:space="preserve">−0.011* (0.006)</w:t>
+              <w:t xml:space="preserve">0.004 (0.014)</w:t>
             </w:r>
           </w:p>
         </w:tc>
@@ -8319,7 +8500,7 @@
                 <w:sz w:val="17"/>
                 <w:szCs w:val="17"/>
               </w:rPr>
-              <w:t xml:space="preserve">−0.024* (0.012)</w:t>
+              <w:t xml:space="preserve">−0.102*** (0.035)</w:t>
             </w:r>
           </w:p>
         </w:tc>
@@ -8412,7 +8593,7 @@
                 <w:sz w:val="17"/>
                 <w:szCs w:val="17"/>
               </w:rPr>
-              <w:t xml:space="preserve">−0.013* (0.007)</w:t>
+              <w:t xml:space="preserve">−0.005 (0.019)</w:t>
             </w:r>
           </w:p>
         </w:tc>
@@ -8434,7 +8615,7 @@
                 <w:sz w:val="17"/>
                 <w:szCs w:val="17"/>
               </w:rPr>
-              <w:t xml:space="preserve">−0.022* (0.012)</w:t>
+              <w:t xml:space="preserve">−0.093*** (0.034)</w:t>
             </w:r>
           </w:p>
         </w:tc>
@@ -8527,7 +8708,7 @@
                 <w:sz w:val="17"/>
                 <w:szCs w:val="17"/>
               </w:rPr>
-              <w:t xml:space="preserve">−0.009** (0.005)</w:t>
+              <w:t xml:space="preserve">−0.016 (0.018)</w:t>
             </w:r>
           </w:p>
         </w:tc>
@@ -9516,7 +9697,7 @@
                 <w:sz w:val="17"/>
                 <w:szCs w:val="17"/>
               </w:rPr>
-              <w:t xml:space="preserve">2.73</w:t>
+              <w:t xml:space="preserve">2.77</w:t>
             </w:r>
           </w:p>
         </w:tc>
@@ -9560,7 +9741,7 @@
                 <w:sz w:val="17"/>
                 <w:szCs w:val="17"/>
               </w:rPr>
-              <w:t xml:space="preserve">0.304</w:t>
+              <w:t xml:space="preserve">0.259</w:t>
             </w:r>
           </w:p>
         </w:tc>
@@ -9582,7 +9763,7 @@
                 <w:sz w:val="17"/>
                 <w:szCs w:val="17"/>
               </w:rPr>
-              <w:t xml:space="preserve">0.141 (0.087)</w:t>
+              <w:t xml:space="preserve">0.148* (0.088)</w:t>
             </w:r>
           </w:p>
         </w:tc>
@@ -9675,7 +9856,7 @@
                 <w:sz w:val="17"/>
                 <w:szCs w:val="17"/>
               </w:rPr>
-              <w:t xml:space="preserve">0.01</w:t>
+              <w:t xml:space="preserve">0.03</w:t>
             </w:r>
           </w:p>
         </w:tc>
@@ -9697,7 +9878,7 @@
                 <w:sz w:val="17"/>
                 <w:szCs w:val="17"/>
               </w:rPr>
-              <w:t xml:space="preserve">0.01</w:t>
+              <w:t xml:space="preserve">0.05</w:t>
             </w:r>
           </w:p>
         </w:tc>
@@ -9719,7 +9900,7 @@
                 <w:sz w:val="17"/>
                 <w:szCs w:val="17"/>
               </w:rPr>
-              <w:t xml:space="preserve">0.766</w:t>
+              <w:t xml:space="preserve">0.935</w:t>
             </w:r>
           </w:p>
         </w:tc>
@@ -9741,7 +9922,7 @@
                 <w:sz w:val="17"/>
                 <w:szCs w:val="17"/>
               </w:rPr>
-              <w:t xml:space="preserve">1.176 (9.352)</w:t>
+              <w:t xml:space="preserve">1.510 (8.778)</w:t>
             </w:r>
           </w:p>
         </w:tc>
@@ -9763,7 +9944,7 @@
                 <w:sz w:val="17"/>
                 <w:szCs w:val="17"/>
               </w:rPr>
-              <w:t xml:space="preserve">−0.254 (1.422)</w:t>
+              <w:t xml:space="preserve">−0.246 (1.202)</w:t>
             </w:r>
           </w:p>
         </w:tc>
@@ -10152,7 +10333,7 @@
                 <w:sz w:val="17"/>
                 <w:szCs w:val="17"/>
               </w:rPr>
-              <w:t xml:space="preserve">2.44</w:t>
+              <w:t xml:space="preserve">2.53</w:t>
             </w:r>
           </w:p>
         </w:tc>
@@ -10196,7 +10377,7 @@
                 <w:sz w:val="17"/>
                 <w:szCs w:val="17"/>
               </w:rPr>
-              <w:t xml:space="preserve">0.365</w:t>
+              <w:t xml:space="preserve">0.323</w:t>
             </w:r>
           </w:p>
         </w:tc>
@@ -10218,7 +10399,7 @@
                 <w:sz w:val="17"/>
                 <w:szCs w:val="17"/>
               </w:rPr>
-              <w:t xml:space="preserve">0.148** (0.062)</w:t>
+              <w:t xml:space="preserve">0.149** (0.064)</w:t>
             </w:r>
           </w:p>
         </w:tc>
@@ -10311,7 +10492,7 @@
                 <w:sz w:val="17"/>
                 <w:szCs w:val="17"/>
               </w:rPr>
-              <w:t xml:space="preserve">0.97</w:t>
+              <w:t xml:space="preserve">1.12</w:t>
             </w:r>
           </w:p>
         </w:tc>
@@ -10333,7 +10514,7 @@
                 <w:sz w:val="17"/>
                 <w:szCs w:val="17"/>
               </w:rPr>
-              <w:t xml:space="preserve">1.70</w:t>
+              <w:t xml:space="preserve">1.87</w:t>
             </w:r>
           </w:p>
         </w:tc>
@@ -10355,7 +10536,7 @@
                 <w:sz w:val="17"/>
                 <w:szCs w:val="17"/>
               </w:rPr>
-              <w:t xml:space="preserve">&lt; 0.001</w:t>
+              <w:t xml:space="preserve">0.001</w:t>
             </w:r>
           </w:p>
         </w:tc>
@@ -10377,7 +10558,7 @@
                 <w:sz w:val="17"/>
                 <w:szCs w:val="17"/>
               </w:rPr>
-              <w:t xml:space="preserve">0.246 (0.177)</w:t>
+              <w:t xml:space="preserve">0.227 (0.150)</w:t>
             </w:r>
           </w:p>
         </w:tc>
@@ -10399,7 +10580,7 @@
                 <w:sz w:val="17"/>
                 <w:szCs w:val="17"/>
               </w:rPr>
-              <w:t xml:space="preserve">−0.150 (0.095)</w:t>
+              <w:t xml:space="preserve">−0.140* (0.079)</w:t>
             </w:r>
           </w:p>
         </w:tc>
@@ -10410,7 +10591,7 @@
         <w:spacing w:after="120"/>
       </w:pPr>
       <w:r>
-        <w:t xml:space="preserve">Note: instruments lnZ (shift-share) and lnZ × INC; income and footprint instrumented as in the main system. No instrument exists for DR Congo, Cambodia and the Philippines (their offices reported no origin breakdown for 1990–1999). With the stock of filings abroad the pooled EF first stage reaches F = 14.5 (lnPAT) and 7.3 (PAT×INC), and exogeneity is not rejected (p = 0.120). A 3SLS system with patent stock instrumented gives an Asian interaction of 0.052 (0.056), which is uninformative given the weak first stage.</w:t>
+        <w:t xml:space="preserve">Note: instruments lnZ (shift-share) and lnZ × INC; income and footprint instrumented as in the main system. No instrument exists for DR Congo, Cambodia and the Philippines (their offices reported no origin breakdown for 1990–1999). With the stock of filings abroad the pooled EF first stage reaches F = 11.1 (lnPAT) and 3.9 (PAT×INC), and exogeneity is not rejected (p = 0.460). A 3SLS system with patent stock instrumented gives an Asian interaction of 0.052 (0.056), which is uninformative given the weak first stage.</w:t>
       </w:r>
     </w:p>
     <w:p>
@@ -11973,7 +12154,7 @@
                 <w:sz w:val="17"/>
                 <w:szCs w:val="17"/>
               </w:rPr>
-              <w:t xml:space="preserve">1.181***</w:t>
+              <w:t xml:space="preserve">1.126***</w:t>
             </w:r>
           </w:p>
         </w:tc>
@@ -11995,7 +12176,7 @@
                 <w:sz w:val="17"/>
                 <w:szCs w:val="17"/>
               </w:rPr>
-              <w:t xml:space="preserve">0.323**</w:t>
+              <w:t xml:space="preserve">1.241***</w:t>
             </w:r>
           </w:p>
         </w:tc>
@@ -12017,7 +12198,7 @@
                 <w:sz w:val="17"/>
                 <w:szCs w:val="17"/>
               </w:rPr>
-              <w:t xml:space="preserve">−0.011*</w:t>
+              <w:t xml:space="preserve">0.004</w:t>
             </w:r>
           </w:p>
         </w:tc>
@@ -12039,7 +12220,7 @@
                 <w:sz w:val="17"/>
                 <w:szCs w:val="17"/>
               </w:rPr>
-              <w:t xml:space="preserve">−0.024*</w:t>
+              <w:t xml:space="preserve">−0.102***</w:t>
             </w:r>
           </w:p>
         </w:tc>
@@ -12110,7 +12291,7 @@
                 <w:sz w:val="17"/>
                 <w:szCs w:val="17"/>
               </w:rPr>
-              <w:t xml:space="preserve">0.236</w:t>
+              <w:t xml:space="preserve">0.131</w:t>
             </w:r>
           </w:p>
         </w:tc>
@@ -12132,7 +12313,7 @@
                 <w:sz w:val="17"/>
                 <w:szCs w:val="17"/>
               </w:rPr>
-              <w:t xml:space="preserve">0.301***</w:t>
+              <w:t xml:space="preserve">0.355*</w:t>
             </w:r>
           </w:p>
         </w:tc>
@@ -12154,7 +12335,7 @@
                 <w:sz w:val="17"/>
                 <w:szCs w:val="17"/>
               </w:rPr>
-              <w:t xml:space="preserve">−0.022**</w:t>
+              <w:t xml:space="preserve">−0.021</w:t>
             </w:r>
           </w:p>
         </w:tc>
@@ -12176,7 +12357,7 @@
                 <w:sz w:val="17"/>
                 <w:szCs w:val="17"/>
               </w:rPr>
-              <w:t xml:space="preserve">−0.022*</w:t>
+              <w:t xml:space="preserve">−0.026</w:t>
             </w:r>
           </w:p>
         </w:tc>
@@ -12247,7 +12428,7 @@
                 <w:sz w:val="17"/>
                 <w:szCs w:val="17"/>
               </w:rPr>
-              <w:t xml:space="preserve">1.322***</w:t>
+              <w:t xml:space="preserve">1.246***</w:t>
             </w:r>
           </w:p>
         </w:tc>
@@ -12269,7 +12450,7 @@
                 <w:sz w:val="17"/>
                 <w:szCs w:val="17"/>
               </w:rPr>
-              <w:t xml:space="preserve">0.262</w:t>
+              <w:t xml:space="preserve">1.116*</w:t>
             </w:r>
           </w:p>
         </w:tc>
@@ -12291,7 +12472,7 @@
                 <w:sz w:val="17"/>
                 <w:szCs w:val="17"/>
               </w:rPr>
-              <w:t xml:space="preserve">−0.012</w:t>
+              <w:t xml:space="preserve">0.005</w:t>
             </w:r>
           </w:p>
         </w:tc>
@@ -12313,7 +12494,7 @@
                 <w:sz w:val="17"/>
                 <w:szCs w:val="17"/>
               </w:rPr>
-              <w:t xml:space="preserve">−0.019</w:t>
+              <w:t xml:space="preserve">−0.095**</w:t>
             </w:r>
           </w:p>
         </w:tc>
@@ -12384,7 +12565,7 @@
                 <w:sz w:val="17"/>
                 <w:szCs w:val="17"/>
               </w:rPr>
-              <w:t xml:space="preserve">1.096***</w:t>
+              <w:t xml:space="preserve">1.064***</w:t>
             </w:r>
           </w:p>
         </w:tc>
@@ -12406,7 +12587,7 @@
                 <w:sz w:val="17"/>
                 <w:szCs w:val="17"/>
               </w:rPr>
-              <w:t xml:space="preserve">0.289**</w:t>
+              <w:t xml:space="preserve">1.206**</w:t>
             </w:r>
           </w:p>
         </w:tc>
@@ -12428,7 +12609,7 @@
                 <w:sz w:val="17"/>
                 <w:szCs w:val="17"/>
               </w:rPr>
-              <w:t xml:space="preserve">−0.012*</w:t>
+              <w:t xml:space="preserve">0.003</w:t>
             </w:r>
           </w:p>
         </w:tc>
@@ -12450,7 +12631,7 @@
                 <w:sz w:val="17"/>
                 <w:szCs w:val="17"/>
               </w:rPr>
-              <w:t xml:space="preserve">−0.021*</w:t>
+              <w:t xml:space="preserve">−0.096***</w:t>
             </w:r>
           </w:p>
         </w:tc>
@@ -12477,7 +12658,7 @@
                 <w:sz w:val="17"/>
                 <w:szCs w:val="17"/>
               </w:rPr>
-              <w:t xml:space="preserve">D6: without Ethiopia</w:t>
+              <w:t xml:space="preserve">D6: CAP as submitted (WDI zeros)</w:t>
             </w:r>
           </w:p>
         </w:tc>
@@ -12521,7 +12702,7 @@
                 <w:sz w:val="17"/>
                 <w:szCs w:val="17"/>
               </w:rPr>
-              <w:t xml:space="preserve">0.733***</w:t>
+              <w:t xml:space="preserve">1.181***</w:t>
             </w:r>
           </w:p>
         </w:tc>
@@ -12543,7 +12724,7 @@
                 <w:sz w:val="17"/>
                 <w:szCs w:val="17"/>
               </w:rPr>
-              <w:t xml:space="preserve">0.265</w:t>
+              <w:t xml:space="preserve">0.323**</w:t>
             </w:r>
           </w:p>
         </w:tc>
@@ -12565,7 +12746,7 @@
                 <w:sz w:val="17"/>
                 <w:szCs w:val="17"/>
               </w:rPr>
-              <w:t xml:space="preserve">−0.020**</w:t>
+              <w:t xml:space="preserve">−0.011*</w:t>
             </w:r>
           </w:p>
         </w:tc>
@@ -12587,7 +12768,7 @@
                 <w:sz w:val="17"/>
                 <w:szCs w:val="17"/>
               </w:rPr>
-              <w:t xml:space="preserve">−0.024</w:t>
+              <w:t xml:space="preserve">−0.024*</w:t>
             </w:r>
           </w:p>
         </w:tc>
@@ -12636,6 +12817,417 @@
                 <w:sz w:val="17"/>
                 <w:szCs w:val="17"/>
               </w:rPr>
+              <w:t xml:space="preserve">Africa</w:t>
+            </w:r>
+          </w:p>
+        </w:tc>
+        <w:tc>
+          <w:tcPr>
+            <w:tcW w:type="dxa" w:w="1500"/>
+            <w:tcMar>
+              <w:top w:type="dxa" w:w="40"/>
+              <w:left w:type="dxa" w:w="80"/>
+              <w:bottom w:type="dxa" w:w="40"/>
+              <w:right w:type="dxa" w:w="80"/>
+            </w:tcMar>
+          </w:tcPr>
+          <w:p>
+            <w:r>
+              <w:rPr>
+                <w:b w:val="false"/>
+                <w:bCs w:val="false"/>
+                <w:sz w:val="17"/>
+                <w:szCs w:val="17"/>
+              </w:rPr>
+              <w:t xml:space="preserve">0.733***</w:t>
+            </w:r>
+          </w:p>
+        </w:tc>
+        <w:tc>
+          <w:tcPr>
+            <w:tcW w:type="dxa" w:w="1500"/>
+            <w:tcMar>
+              <w:top w:type="dxa" w:w="40"/>
+              <w:left w:type="dxa" w:w="80"/>
+              <w:bottom w:type="dxa" w:w="40"/>
+              <w:right w:type="dxa" w:w="80"/>
+            </w:tcMar>
+          </w:tcPr>
+          <w:p>
+            <w:r>
+              <w:rPr>
+                <w:b w:val="false"/>
+                <w:bCs w:val="false"/>
+                <w:sz w:val="17"/>
+                <w:szCs w:val="17"/>
+              </w:rPr>
+              <w:t xml:space="preserve">0.265</w:t>
+            </w:r>
+          </w:p>
+        </w:tc>
+        <w:tc>
+          <w:tcPr>
+            <w:tcW w:type="dxa" w:w="1500"/>
+            <w:tcMar>
+              <w:top w:type="dxa" w:w="40"/>
+              <w:left w:type="dxa" w:w="80"/>
+              <w:bottom w:type="dxa" w:w="40"/>
+              <w:right w:type="dxa" w:w="80"/>
+            </w:tcMar>
+          </w:tcPr>
+          <w:p>
+            <w:r>
+              <w:rPr>
+                <w:b w:val="false"/>
+                <w:bCs w:val="false"/>
+                <w:sz w:val="17"/>
+                <w:szCs w:val="17"/>
+              </w:rPr>
+              <w:t xml:space="preserve">−0.020**</w:t>
+            </w:r>
+          </w:p>
+        </w:tc>
+        <w:tc>
+          <w:tcPr>
+            <w:tcW w:type="dxa" w:w="1660"/>
+            <w:tcMar>
+              <w:top w:type="dxa" w:w="40"/>
+              <w:left w:type="dxa" w:w="80"/>
+              <w:bottom w:type="dxa" w:w="40"/>
+              <w:right w:type="dxa" w:w="80"/>
+            </w:tcMar>
+          </w:tcPr>
+          <w:p>
+            <w:r>
+              <w:rPr>
+                <w:b w:val="false"/>
+                <w:bCs w:val="false"/>
+                <w:sz w:val="17"/>
+                <w:szCs w:val="17"/>
+              </w:rPr>
+              <w:t xml:space="preserve">−0.024</w:t>
+            </w:r>
+          </w:p>
+        </w:tc>
+      </w:tr>
+      <w:tr>
+        <w:trPr>
+          <w:tblHeader w:val="false"/>
+        </w:trPr>
+        <w:tc>
+          <w:tcPr>
+            <w:tcW w:type="dxa" w:w="2300"/>
+            <w:tcMar>
+              <w:top w:type="dxa" w:w="40"/>
+              <w:left w:type="dxa" w:w="80"/>
+              <w:bottom w:type="dxa" w:w="40"/>
+              <w:right w:type="dxa" w:w="80"/>
+            </w:tcMar>
+          </w:tcPr>
+          <w:p>
+            <w:r>
+              <w:rPr>
+                <w:b w:val="false"/>
+                <w:bCs w:val="false"/>
+                <w:sz w:val="17"/>
+                <w:szCs w:val="17"/>
+              </w:rPr>
+              <w:t xml:space="preserve">Main (Table 10)</w:t>
+            </w:r>
+          </w:p>
+        </w:tc>
+        <w:tc>
+          <w:tcPr>
+            <w:tcW w:type="dxa" w:w="900"/>
+            <w:tcMar>
+              <w:top w:type="dxa" w:w="40"/>
+              <w:left w:type="dxa" w:w="80"/>
+              <w:bottom w:type="dxa" w:w="40"/>
+              <w:right w:type="dxa" w:w="80"/>
+            </w:tcMar>
+          </w:tcPr>
+          <w:p>
+            <w:r>
+              <w:rPr>
+                <w:b w:val="false"/>
+                <w:bCs w:val="false"/>
+                <w:sz w:val="17"/>
+                <w:szCs w:val="17"/>
+              </w:rPr>
+              <w:t xml:space="preserve">Pooled</w:t>
+            </w:r>
+          </w:p>
+        </w:tc>
+        <w:tc>
+          <w:tcPr>
+            <w:tcW w:type="dxa" w:w="1500"/>
+            <w:tcMar>
+              <w:top w:type="dxa" w:w="40"/>
+              <w:left w:type="dxa" w:w="80"/>
+              <w:bottom w:type="dxa" w:w="40"/>
+              <w:right w:type="dxa" w:w="80"/>
+            </w:tcMar>
+          </w:tcPr>
+          <w:p>
+            <w:r>
+              <w:rPr>
+                <w:b w:val="false"/>
+                <w:bCs w:val="false"/>
+                <w:sz w:val="17"/>
+                <w:szCs w:val="17"/>
+              </w:rPr>
+              <w:t xml:space="preserve">1.134***</w:t>
+            </w:r>
+          </w:p>
+        </w:tc>
+        <w:tc>
+          <w:tcPr>
+            <w:tcW w:type="dxa" w:w="1500"/>
+            <w:tcMar>
+              <w:top w:type="dxa" w:w="40"/>
+              <w:left w:type="dxa" w:w="80"/>
+              <w:bottom w:type="dxa" w:w="40"/>
+              <w:right w:type="dxa" w:w="80"/>
+            </w:tcMar>
+          </w:tcPr>
+          <w:p>
+            <w:r>
+              <w:rPr>
+                <w:b w:val="false"/>
+                <w:bCs w:val="false"/>
+                <w:sz w:val="17"/>
+                <w:szCs w:val="17"/>
+              </w:rPr>
+              <w:t xml:space="preserve">1.023***</w:t>
+            </w:r>
+          </w:p>
+        </w:tc>
+        <w:tc>
+          <w:tcPr>
+            <w:tcW w:type="dxa" w:w="1500"/>
+            <w:tcMar>
+              <w:top w:type="dxa" w:w="40"/>
+              <w:left w:type="dxa" w:w="80"/>
+              <w:bottom w:type="dxa" w:w="40"/>
+              <w:right w:type="dxa" w:w="80"/>
+            </w:tcMar>
+          </w:tcPr>
+          <w:p>
+            <w:r>
+              <w:rPr>
+                <w:b w:val="false"/>
+                <w:bCs w:val="false"/>
+                <w:sz w:val="17"/>
+                <w:szCs w:val="17"/>
+              </w:rPr>
+              <w:t xml:space="preserve">0.002</w:t>
+            </w:r>
+          </w:p>
+        </w:tc>
+        <w:tc>
+          <w:tcPr>
+            <w:tcW w:type="dxa" w:w="1660"/>
+            <w:tcMar>
+              <w:top w:type="dxa" w:w="40"/>
+              <w:left w:type="dxa" w:w="80"/>
+              <w:bottom w:type="dxa" w:w="40"/>
+              <w:right w:type="dxa" w:w="80"/>
+            </w:tcMar>
+          </w:tcPr>
+          <w:p>
+            <w:r>
+              <w:rPr>
+                <w:b w:val="false"/>
+                <w:bCs w:val="false"/>
+                <w:sz w:val="17"/>
+                <w:szCs w:val="17"/>
+              </w:rPr>
+              <w:t xml:space="preserve">−0.046***</w:t>
+            </w:r>
+          </w:p>
+        </w:tc>
+      </w:tr>
+      <w:tr>
+        <w:trPr>
+          <w:tblHeader w:val="false"/>
+        </w:trPr>
+        <w:tc>
+          <w:tcPr>
+            <w:tcW w:type="dxa" w:w="2300"/>
+            <w:tcMar>
+              <w:top w:type="dxa" w:w="40"/>
+              <w:left w:type="dxa" w:w="80"/>
+              <w:bottom w:type="dxa" w:w="40"/>
+              <w:right w:type="dxa" w:w="80"/>
+            </w:tcMar>
+          </w:tcPr>
+          <w:p>
+            <w:r>
+              <w:rPr>
+                <w:b w:val="false"/>
+                <w:bCs w:val="false"/>
+                <w:sz w:val="17"/>
+                <w:szCs w:val="17"/>
+              </w:rPr>
+              <w:t xml:space="preserve">D6: CAP as submitted (WDI zeros)</w:t>
+            </w:r>
+          </w:p>
+        </w:tc>
+        <w:tc>
+          <w:tcPr>
+            <w:tcW w:type="dxa" w:w="900"/>
+            <w:tcMar>
+              <w:top w:type="dxa" w:w="40"/>
+              <w:left w:type="dxa" w:w="80"/>
+              <w:bottom w:type="dxa" w:w="40"/>
+              <w:right w:type="dxa" w:w="80"/>
+            </w:tcMar>
+          </w:tcPr>
+          <w:p>
+            <w:r>
+              <w:rPr>
+                <w:b w:val="false"/>
+                <w:bCs w:val="false"/>
+                <w:sz w:val="17"/>
+                <w:szCs w:val="17"/>
+              </w:rPr>
+              <w:t xml:space="preserve">Pooled</w:t>
+            </w:r>
+          </w:p>
+        </w:tc>
+        <w:tc>
+          <w:tcPr>
+            <w:tcW w:type="dxa" w:w="1500"/>
+            <w:tcMar>
+              <w:top w:type="dxa" w:w="40"/>
+              <w:left w:type="dxa" w:w="80"/>
+              <w:bottom w:type="dxa" w:w="40"/>
+              <w:right w:type="dxa" w:w="80"/>
+            </w:tcMar>
+          </w:tcPr>
+          <w:p>
+            <w:r>
+              <w:rPr>
+                <w:b w:val="false"/>
+                <w:bCs w:val="false"/>
+                <w:sz w:val="17"/>
+                <w:szCs w:val="17"/>
+              </w:rPr>
+              <w:t xml:space="preserve">1.150***</w:t>
+            </w:r>
+          </w:p>
+        </w:tc>
+        <w:tc>
+          <w:tcPr>
+            <w:tcW w:type="dxa" w:w="1500"/>
+            <w:tcMar>
+              <w:top w:type="dxa" w:w="40"/>
+              <w:left w:type="dxa" w:w="80"/>
+              <w:bottom w:type="dxa" w:w="40"/>
+              <w:right w:type="dxa" w:w="80"/>
+            </w:tcMar>
+          </w:tcPr>
+          <w:p>
+            <w:r>
+              <w:rPr>
+                <w:b w:val="false"/>
+                <w:bCs w:val="false"/>
+                <w:sz w:val="17"/>
+                <w:szCs w:val="17"/>
+              </w:rPr>
+              <w:t xml:space="preserve">0.629***</w:t>
+            </w:r>
+          </w:p>
+        </w:tc>
+        <w:tc>
+          <w:tcPr>
+            <w:tcW w:type="dxa" w:w="1500"/>
+            <w:tcMar>
+              <w:top w:type="dxa" w:w="40"/>
+              <w:left w:type="dxa" w:w="80"/>
+              <w:bottom w:type="dxa" w:w="40"/>
+              <w:right w:type="dxa" w:w="80"/>
+            </w:tcMar>
+          </w:tcPr>
+          <w:p>
+            <w:r>
+              <w:rPr>
+                <w:b w:val="false"/>
+                <w:bCs w:val="false"/>
+                <w:sz w:val="17"/>
+                <w:szCs w:val="17"/>
+              </w:rPr>
+              <w:t xml:space="preserve">−0.003</w:t>
+            </w:r>
+          </w:p>
+        </w:tc>
+        <w:tc>
+          <w:tcPr>
+            <w:tcW w:type="dxa" w:w="1660"/>
+            <w:tcMar>
+              <w:top w:type="dxa" w:w="40"/>
+              <w:left w:type="dxa" w:w="80"/>
+              <w:bottom w:type="dxa" w:w="40"/>
+              <w:right w:type="dxa" w:w="80"/>
+            </w:tcMar>
+          </w:tcPr>
+          <w:p>
+            <w:r>
+              <w:rPr>
+                <w:b w:val="false"/>
+                <w:bCs w:val="false"/>
+                <w:sz w:val="17"/>
+                <w:szCs w:val="17"/>
+              </w:rPr>
+              <w:t xml:space="preserve">−0.024***</w:t>
+            </w:r>
+          </w:p>
+        </w:tc>
+      </w:tr>
+      <w:tr>
+        <w:trPr>
+          <w:tblHeader w:val="false"/>
+        </w:trPr>
+        <w:tc>
+          <w:tcPr>
+            <w:tcW w:type="dxa" w:w="2300"/>
+            <w:tcMar>
+              <w:top w:type="dxa" w:w="40"/>
+              <w:left w:type="dxa" w:w="80"/>
+              <w:bottom w:type="dxa" w:w="40"/>
+              <w:right w:type="dxa" w:w="80"/>
+            </w:tcMar>
+          </w:tcPr>
+          <w:p>
+            <w:r>
+              <w:rPr>
+                <w:b w:val="false"/>
+                <w:bCs w:val="false"/>
+                <w:sz w:val="17"/>
+                <w:szCs w:val="17"/>
+              </w:rPr>
+              <w:t xml:space="preserve">D6: without Ethiopia</w:t>
+            </w:r>
+          </w:p>
+        </w:tc>
+        <w:tc>
+          <w:tcPr>
+            <w:tcW w:type="dxa" w:w="900"/>
+            <w:tcMar>
+              <w:top w:type="dxa" w:w="40"/>
+              <w:left w:type="dxa" w:w="80"/>
+              <w:bottom w:type="dxa" w:w="40"/>
+              <w:right w:type="dxa" w:w="80"/>
+            </w:tcMar>
+          </w:tcPr>
+          <w:p>
+            <w:r>
+              <w:rPr>
+                <w:b w:val="false"/>
+                <w:bCs w:val="false"/>
+                <w:sz w:val="17"/>
+                <w:szCs w:val="17"/>
+              </w:rPr>
               <w:t xml:space="preserve">Pooled</w:t>
             </w:r>
           </w:p>
@@ -12735,7 +13327,7 @@
         <w:spacing w:after="120"/>
       </w:pPr>
       <w:r>
-        <w:t xml:space="preserve">Note: 3SLS, conventional standard errors (full results with standard errors in results/H_biocapacity.csv, L_three_year_averages.csv, I_period_2022.csv, M_ethiopia_cap.csv). In the 3-year panel the first-stage F for income in the EF equation is 2.99 (Asia) and 3.84 (pooled), so averaging does not resolve the weak identification of the environmental equation.</w:t>
+        <w:t xml:space="preserve">Note: 3SLS, conventional standard errors (full results with standard errors in results/H_biocapacity.csv, L_three_year_averages.csv, I_period_2022.csv, M_ethiopia_cap.csv). In the 3-year panel the first-stage F for income in the EF equation is 2.99 (Asia), 2.23 (pooled) and 0.93 (Africa), so averaging does not resolve the weak identification of the environmental equation.</w:t>
       </w:r>
     </w:p>
     <w:p>
@@ -12777,7 +13369,7 @@
         <w:ind w:left="567"/>
       </w:pPr>
       <w:r>
-        <w:t xml:space="preserve">We thank the reviewer for this important point. We constructed an external shift-share instrument for patenting: each country's 1990–1999 shares of foreign applicants' filings at its patent offices, multiplied by those applicants' lagged filings abroad, excluding filings into the country itself (WIPO data; Appendix D1). The instrument is weak for the patent stock used in the paper (Sanderson–Windmeijer F between 0.01 and 3.9 in most equations), and exogeneity is not rejected in the pooled and Asian equations (C-test p = 0.30–0.85) but is rejected in the African environmental equation. Because the instrument cannot settle the question, we follow the reviewer's alternative: the patent stock is described as predetermined, all patent coefficients are interpreted as conditional associations throughout, and causal wording ("raises", "promotes", "drives") has been removed (Sections 3.1, 5.2, 6, 7 and Abstract). The instrument analysis is reported in full in Appendix D1 for transparency.</w:t>
+        <w:t xml:space="preserve">We thank the reviewer for this important point. We constructed an external shift-share instrument for patenting: each country's 1990–1999 shares of foreign applicants' filings at its patent offices, multiplied by those applicants' lagged filings abroad, excluding filings into the country itself (WIPO data; Appendix D1). The instrument is weak for the patent stock used in the paper (Sanderson–Windmeijer F between 0.03 and 3.9 in most equations), and exogeneity is not rejected in the pooled and Asian equations (C-test p = 0.26–0.94) but is rejected in the African environmental equation. Because the instrument cannot settle the question, we follow the reviewer's alternative: the patent stock is described as predetermined, all patent coefficients are interpreted as conditional associations throughout, and causal wording ("raises", "promotes", "drives") has been removed (Sections 3.1, 5.2, 6, 7 and Abstract). The instrument analysis is reported in full in Appendix D1 for transparency.</w:t>
       </w:r>
     </w:p>
     <w:p>
@@ -12802,7 +13394,7 @@
         <w:ind w:left="567"/>
       </w:pPr>
       <w:r>
-        <w:t xml:space="preserve">We agree and now evaluate robustness coefficient by coefficient. Table 12b reports every 3SLS coefficient alongside fixed-effects estimates with clustered and Driscoll–Kraay standard errors, and Section 5.3.1 discusses the divergences explicitly: the African income elasticity of the footprint (0.323 under 3SLS, −0.011 under FE), the African footprint coefficient in the growth equation (1.181 vs 0.210) and the Asian patent–income association (significant under 3SLS only). We no longer describe the findings as substantively consistent; the conclusion states which results are robust and which depend on the estimator.</w:t>
+        <w:t xml:space="preserve">We agree and now evaluate robustness coefficient by coefficient. Table 12b reports every 3SLS coefficient alongside fixed-effects estimates with clustered and Driscoll–Kraay standard errors, and Section 5.3.1 discusses the divergences explicitly: the African income elasticity of the footprint (1.241 under 3SLS, −0.011 under FE), the African footprint coefficient in the growth equation (1.126 vs 0.234), the sign of the African patent–footprint association (−0.106 vs 0.025) and the Asian patent–income association (significant under 3SLS only). We no longer describe the findings as substantively consistent; the conclusion states which results are robust and which depend on the estimator.</w:t>
       </w:r>
     </w:p>
     <w:p>
@@ -12827,7 +13419,7 @@
         <w:ind w:left="567"/>
       </w:pPr>
       <w:r>
-        <w:t xml:space="preserve">We have added a leave-one-country-out analysis (Table 13). Omitting Israel, Japan, the Republic of Korea or Malaysia in turn, the Asian interaction remains negative and significant under 3SLS (−0.076 to −0.148); under Driscoll–Kraay standard errors the marginal effect stays negative but is not significant when Korea is omitted. We also report the restricted wild cluster bootstrap, designed for few treated clusters (Table 15): the interaction is not significant under country clustering (p = 0.161). The paper now states that the result rests on four countries and that its sign and magnitude are robust while its significance depends on the error structure. The three African higher-income countries are also examined; the African interaction is not robust (its sign reverses without Botswana), which we now report.</w:t>
+        <w:t xml:space="preserve">We have added a leave-one-country-out analysis (Table 13). Omitting Israel, Japan, the Republic of Korea or Malaysia in turn, the Asian interaction remains negative and significant under 3SLS (−0.076 to −0.148); under Driscoll–Kraay standard errors the marginal effect stays negative but is not significant when Korea is omitted. We also report the restricted wild cluster bootstrap, designed for few treated clusters (Table 15): the interaction is not significant under country clustering (p = 0.161). The paper now states that the result rests on four countries and that its sign and magnitude are robust while its significance depends on the error structure. The three African higher-income countries are also examined: the African interaction is not significant in any leave-one-out sample, and its fixed-effects counterpart changes sign without Botswana, which we now report.</w:t>
       </w:r>
     </w:p>
     <w:p>
@@ -13027,7 +13619,7 @@
         <w:ind w:left="567"/>
       </w:pPr>
       <w:r>
-        <w:t xml:space="preserve">Section 3.1 now specifies the WIPO series (total applications by applicant origin, all offices, direct filings and PCT national-phase entries, so that PCT applications are not double counted), the treatment of years in which home offices did not report, the perpetual-inventory formula, the initial-stock rule (P_1980/(g_i + δ) with g_i the 1980–1985 growth rate) and the normalisation by population. The do-file is available on request. In checking reproducibility we found that Table 2 reported annual applications rather than the stock per million; this has been corrected.</w:t>
+        <w:t xml:space="preserve">Section 3.1 now specifies the WIPO series (total applications by applicant origin, all offices, direct filings and PCT national-phase entries, so that PCT applications are not double counted), the treatment of years in which home offices did not report, the perpetual-inventory formula, the initial-stock rule (P_1980/(g_i + δ) with g_i the 1980–1985 growth rate) and the normalisation by population. The do-file is available on request. In checking reproducibility we found that Table 2 reported annual applications rather than the stock per million, and that the WDI series for gross capital formation records zero for Ethiopia in 2000–2010; we now take these years from the Penn World Table 11.0 national accounts, which match WDI where both exist. Both corrections are reflected in all tables.</w:t>
       </w:r>
     </w:p>
     <w:p>
@@ -13052,7 +13644,7 @@
         <w:ind w:left="567"/>
       </w:pPr>
       <w:r>
-        <w:t xml:space="preserve">We re-estimated the system excluding biocapacity from the environmental equation and from the instrument set of the growth equation (Appendix D3), and estimated the growth equation with urbanisation as the only instrument. The Asian results are unchanged (interaction −0.122, p &lt; 0.01); the African footprint coefficient in the growth equation is not robust, consistent with Table 12b.</w:t>
+        <w:t xml:space="preserve">We re-estimated the system excluding biocapacity from the environmental equation and from the instrument set of the growth equation (Appendix D3), and estimated the growth equation with urbanisation as the only instrument. The Asian results are unchanged (interaction −0.122, p &lt; 0.01); the African footprint coefficient in the growth equation is not robust (0.131 without biocapacity), consistent with Table 12b.</w:t>
       </w:r>
     </w:p>
     <w:p>
@@ -13077,7 +13669,7 @@
         <w:ind w:left="567"/>
       </w:pPr>
       <w:r>
-        <w:t xml:space="preserve">The figure notes now define the shaded bands [CHECK: as ± one cross-country standard deviation], "volatility" has been replaced by "dispersion", and causal descriptions such as "GDP growth drove the footprint increase" have been replaced by descriptive language ("coincided with", "is consistent with").</w:t>
+        <w:t xml:space="preserve">The figure notes now define the shaded bands as the range (minimum to maximum) across countries in each region and year; the figures are now drawn from the 43-country estimation sample; the labelled countries in Figure 3 are described as the three highest averages per region; "volatility" has been replaced by "dispersion", and causal descriptions such as "GDP growth drove the footprint increase" have been replaced by descriptive language ("coincided with", "is consistent with").</w:t>
       </w:r>
     </w:p>
     <w:p>
@@ -13102,7 +13694,7 @@
         <w:ind w:left="567"/>
       </w:pPr>
       <w:r>
-        <w:t xml:space="preserve">We have carried out a line-by-line consistency audit. Corrections include: Table 2 (patent stock per million instead of annual applications), the CAP source in Table 1 (World Development Indicators), the PAT classification in Table 1, the description of the design as regional estimations with income-group interactions, a compact table of the seven higher-income countries (Table 1b), joint Wald tests for H2 and H3 (Table 11b), the attribution of the CD test, and the separation of model-selection evidence (Section 5.1) from hypothesis testing (Sections 5.2–5.3).</w:t>
+        <w:t xml:space="preserve">We have carried out a line-by-line consistency audit. Corrections include: Table 2 (patent stock per million instead of annual applications), the CAP source in Table 1 (World Development Indicators), the PAT classification in Table 1, the description of the design as regional estimations with income-group interactions, a compact table of the seven higher-income countries (Table 1b), joint Wald tests for H2 and H3 (Table 11b), the attribution of the CD test, the gross capital formation data for Ethiopia, the figure sample, and the separation of model-selection evidence (Section 5.1) from hypothesis testing (Sections 5.2–5.3).</w:t>
       </w:r>
     </w:p>
     <w:p>
@@ -13153,7 +13745,7 @@
         <w:spacing w:after="120"/>
       </w:pPr>
       <w:r>
-        <w:t xml:space="preserve">The WDI extract reports gross capital formation (NE.GDI.TOTL.ZS) equal to 0 for Ethiopia in 2000–2010. This value is implausible. Please re-download the series for Ethiopia from WDI. If WDI has valid values, rerun do_10.6.do; the pooled and African results will change (Appendix D6 shows the result without Ethiopia: pooled income elasticity of the footprint 1.158 instead of 0.629). If WDI has no values for those years, Ethiopia must leave the balanced sample (42 countries), and Sections 3.3, 4.1 and Appendix A must be updated.</w:t>
+        <w:t xml:space="preserve">Resolved. WDI genuinely records 0 for Ethiopia's gross capital formation in 2000–2010. do_10.6.do replaces these zeros with the Penn World Table 11.0 national-accounts share, 100 × v_i / v_gdp (current national prices). This is the same concept: it equals WDI for Ethiopia in 2011–2023 (mean ratio 1.002) and correlates at 0.93 with WDI across the sample. Ethiopia stays in the balanced 43-country sample. Consequences: (i) all Asian results are unchanged; (ii) pooled and African results change (Part A); (iii) your analyses for minimum requirements 1–3 (instrument diagnostics, Appendix B, Tables 7–9) must be rerun, because CAP instruments income; in Africa the first-stage F for income falls from 3.05 to 1.00. Appendix D6 reports the as-submitted series and the sample without Ethiopia.</w:t>
       </w:r>
     </w:p>
     <w:p>
@@ -13175,7 +13767,7 @@
         <w:spacing w:after="60"/>
       </w:pPr>
       <w:r>
-        <w:t xml:space="preserve">Figure 1–2 band definition (B7, comment 16).</w:t>
+        <w:t xml:space="preserve">ASEAN EKC citation in 6.1 (Pata et al. 2023 studies Germany) and the use of Khan et al. (2022) in 2.2.</w:t>
       </w:r>
     </w:p>
     <w:p>
@@ -13188,7 +13780,7 @@
         <w:spacing w:after="60"/>
       </w:pPr>
       <w:r>
-        <w:t xml:space="preserve">ASEAN EKC citation in 6.1 (Pata et al. 2023 studies Germany) and the use of Khan et al. (2022) in 2.2.</w:t>
+        <w:t xml:space="preserve">Pesaran CD test citation (B5).</w:t>
       </w:r>
     </w:p>
     <w:p>
@@ -13201,7 +13793,16 @@
         <w:spacing w:after="60"/>
       </w:pPr>
       <w:r>
-        <w:t xml:space="preserve">Pesaran CD test citation (B5).</w:t>
+        <w:t xml:space="preserve">Professional language editing statement (reply to comment 18).</w:t>
+      </w:r>
+    </w:p>
+    <w:p>
+      <w:pPr>
+        <w:pStyle w:val="Heading2"/>
+        <w:spacing w:after="120" w:before="240"/>
+      </w:pPr>
+      <w:r>
+        <w:t xml:space="preserve">E3. References to add (verify each entry; automatic verification was unavailable)</w:t>
       </w:r>
     </w:p>
     <w:p>
@@ -13214,7 +13815,7 @@
         <w:spacing w:after="60"/>
       </w:pPr>
       <w:r>
-        <w:t xml:space="preserve">Which IMF series `cepi` is (do_10.6.do, block [cepi]); the default is the commodity export price index weighted by exports/GDP with fixed weights.</w:t>
+        <w:t xml:space="preserve">Borusyak K, Hull P and Jaravel X (2022) Quasi-experimental shift-share research designs. Review of Economic Studies 89(1): 181–213.</w:t>
       </w:r>
     </w:p>
     <w:p>
@@ -13227,16 +13828,7 @@
         <w:spacing w:after="60"/>
       </w:pPr>
       <w:r>
-        <w:t xml:space="preserve">Professional language editing statement (reply to comment 18).</w:t>
-      </w:r>
-    </w:p>
-    <w:p>
-      <w:pPr>
-        <w:pStyle w:val="Heading2"/>
-        <w:spacing w:after="120" w:before="240"/>
-      </w:pPr>
-      <w:r>
-        <w:t xml:space="preserve">E3. References to add (verify each entry; automatic verification was unavailable)</w:t>
+        <w:t xml:space="preserve">Goldsmith-Pinkham P, Sorkin I and Swift H (2020) Bartik instruments: What, when, why, and how. American Economic Review 110(8): 2586–2624.</w:t>
       </w:r>
     </w:p>
     <w:p>
@@ -13249,7 +13841,7 @@
         <w:spacing w:after="60"/>
       </w:pPr>
       <w:r>
-        <w:t xml:space="preserve">Borusyak K, Hull P and Jaravel X (2022) Quasi-experimental shift-share research designs. Review of Economic Studies 89(1): 181–213.</w:t>
+        <w:t xml:space="preserve">MacKinnon JG and Webb MD (2018) The wild bootstrap for few (treated) clusters. Econometrics Journal 21(2): 114–135.</w:t>
       </w:r>
     </w:p>
     <w:p>
@@ -13262,7 +13854,7 @@
         <w:spacing w:after="60"/>
       </w:pPr>
       <w:r>
-        <w:t xml:space="preserve">Goldsmith-Pinkham P, Sorkin I and Swift H (2020) Bartik instruments: What, when, why, and how. American Economic Review 110(8): 2586–2624.</w:t>
+        <w:t xml:space="preserve">Pesaran MH (2006) Estimation and inference in large heterogeneous panels with a multifactor error structure. Econometrica 74(4): 967–1012.</w:t>
       </w:r>
     </w:p>
     <w:p>
@@ -13275,7 +13867,7 @@
         <w:spacing w:after="60"/>
       </w:pPr>
       <w:r>
-        <w:t xml:space="preserve">MacKinnon JG and Webb MD (2018) The wild bootstrap for few (treated) clusters. Econometrics Journal 21(2): 114–135.</w:t>
+        <w:t xml:space="preserve">Pesaran MH (2021) General diagnostic tests for cross-sectional dependence in panels. Empirical Economics 60(1): 13–50.</w:t>
       </w:r>
     </w:p>
     <w:p>
@@ -13288,7 +13880,7 @@
         <w:spacing w:after="60"/>
       </w:pPr>
       <w:r>
-        <w:t xml:space="preserve">Pesaran MH (2006) Estimation and inference in large heterogeneous panels with a multifactor error structure. Econometrica 74(4): 967–1012.</w:t>
+        <w:t xml:space="preserve">Pesaran MH and Yamagata T (2008) Testing slope homogeneity in large panels. Journal of Econometrics 142(1): 50–93.</w:t>
       </w:r>
     </w:p>
     <w:p>
@@ -13301,7 +13893,7 @@
         <w:spacing w:after="60"/>
       </w:pPr>
       <w:r>
-        <w:t xml:space="preserve">Pesaran MH (2021) General diagnostic tests for cross-sectional dependence in panels. Empirical Economics 60(1): 13–50.</w:t>
+        <w:t xml:space="preserve">Roodman D, Nielsen MØ, MacKinnon JG and Webb MD (2019) Fast and wild: Bootstrap inference in Stata using boottest. Stata Journal 19(1): 4–60.</w:t>
       </w:r>
     </w:p>
     <w:p>
@@ -13314,7 +13906,7 @@
         <w:spacing w:after="60"/>
       </w:pPr>
       <w:r>
-        <w:t xml:space="preserve">Pesaran MH and Yamagata T (2008) Testing slope homogeneity in large panels. Journal of Econometrics 142(1): 50–93.</w:t>
+        <w:t xml:space="preserve">Feenstra RC, Inklaar R and Timmer MP (2015) The next generation of the Penn World Table. American Economic Review 105(10): 3150–3182. (Required citation for PWT 11.0; data: doi:10.34894/FABVLR.)</w:t>
       </w:r>
     </w:p>
     <w:p>
@@ -13327,7 +13919,7 @@
         <w:spacing w:after="60"/>
       </w:pPr>
       <w:r>
-        <w:t xml:space="preserve">Roodman D, Nielsen MØ, MacKinnon JG and Webb MD (2019) Fast and wild: Bootstrap inference in Stata using boottest. Stata Journal 19(1): 4–60.</w:t>
+        <w:t xml:space="preserve">World Intellectual Property Organization (2026) WIPO IP Statistics Data Center, indicator "Total patent applications (direct and PCT national phase entries)", by filing office and applicant origin. Geneva: WIPO. Data updated May 2026.</w:t>
       </w:r>
     </w:p>
     <w:p>
@@ -13340,7 +13932,16 @@
         <w:spacing w:after="60"/>
       </w:pPr>
       <w:r>
-        <w:t xml:space="preserve">World Intellectual Property Organization (2026) WIPO IP Statistics Data Center, indicator "Total patent applications (direct and PCT national phase entries)", by filing office and applicant origin. Geneva: WIPO. Data updated May 2026.</w:t>
+        <w:t xml:space="preserve">If cepi is used: Gruss B and Kebhaj S (2019) Commodity terms of trade: A new database. IMF Working Paper 19/21. Washington, DC: International Monetary Fund.</w:t>
+      </w:r>
+    </w:p>
+    <w:p>
+      <w:pPr>
+        <w:pStyle w:val="Heading2"/>
+        <w:spacing w:after="120" w:before="240"/>
+      </w:pPr>
+      <w:r>
+        <w:t xml:space="preserve">E4. What the revision does not change</w:t>
       </w:r>
     </w:p>
     <w:p>
@@ -13353,16 +13954,7 @@
         <w:spacing w:after="60"/>
       </w:pPr>
       <w:r>
-        <w:t xml:space="preserve">If cepi is used: Gruss B and Kebhaj S (2019) Commodity terms of trade: A new database. IMF Working Paper 19/21. Washington, DC: International Monetary Fund.</w:t>
-      </w:r>
-    </w:p>
-    <w:p>
-      <w:pPr>
-        <w:pStyle w:val="Heading2"/>
-        <w:spacing w:after="120" w:before="240"/>
-      </w:pPr>
-      <w:r>
-        <w:t xml:space="preserve">E4. What the revision does not change</w:t>
+        <w:t xml:space="preserve">The study period remains 2000–2023; the 2000–2022 estimates are a robustness check only (GFN marks 2023 as an estimate rather than a published account).</w:t>
       </w:r>
     </w:p>
     <w:p>
@@ -13375,7 +13967,7 @@
         <w:spacing w:after="60"/>
       </w:pPr>
       <w:r>
-        <w:t xml:space="preserve">The study period remains 2000–2023; the 2000–2022 estimates are a robustness check only (GFN marks 2023 as an estimate rather than a published account).</w:t>
+        <w:t xml:space="preserve">The main estimator remains 3SLS with the year-2000 income classification; all new analyses are sensitivity checks.</w:t>
       </w:r>
     </w:p>
     <w:p>
@@ -13388,20 +13980,3082 @@
         <w:spacing w:after="60"/>
       </w:pPr>
       <w:r>
-        <w:t xml:space="preserve">The main estimator remains 3SLS with the year-2000 income classification; all new analyses are sensitivity checks.</w:t>
-      </w:r>
-    </w:p>
-    <w:p>
-      <w:pPr>
-        <w:pStyle w:val="ListParagraph"/>
-        <w:numPr>
-          <w:ilvl w:val="0"/>
-          <w:numId w:val="3"/>
-        </w:numPr>
-        <w:spacing w:after="60"/>
-      </w:pPr>
-      <w:r>
         <w:t xml:space="preserve">Minimum requirements 1–3 (already addressed by the author) are not revisited.</w:t>
+      </w:r>
+    </w:p>
+    <w:p>
+      <w:pPr>
+        <w:pStyle w:val="Heading1"/>
+        <w:spacing w:after="120" w:before="240"/>
+      </w:pPr>
+      <w:r>
+        <w:t xml:space="preserve">Part F — Citations to check by hand (comment 18, minimum requirement 10)</w:t>
+      </w:r>
+    </w:p>
+    <w:p>
+      <w:pPr>
+        <w:spacing w:after="120"/>
+      </w:pPr>
+      <w:r>
+        <w:t xml:space="preserve">Every in-text citation was matched against the reference list (all citations have an entry; Pesaran (2015) is cited only inside "Pesaran (2007, 2015)"). The table flags citations whose topic, as indicated by the title, or whose use in the text looks doubtful. The articles themselves were not read and the automatic reference lookup was unavailable, so each flag is a prompt for a hand-check, not a verdict. Priority A: likely irrelevant or mis-attributed. Priority B: claim may be stronger than the source supports. Priority C: detail to verify.</w:t>
+      </w:r>
+    </w:p>
+    <w:tbl>
+      <w:tblPr>
+        <w:tblW w:type="dxa" w:w="9360"/>
+        <w:tblBorders>
+          <w:top w:val="single" w:color="auto" w:sz="4"/>
+          <w:left w:val="single" w:color="auto" w:sz="4"/>
+          <w:bottom w:val="single" w:color="auto" w:sz="4"/>
+          <w:right w:val="single" w:color="auto" w:sz="4"/>
+          <w:insideH w:val="single" w:color="auto" w:sz="4"/>
+          <w:insideV w:val="single" w:color="auto" w:sz="4"/>
+        </w:tblBorders>
+      </w:tblPr>
+      <w:tblGrid>
+        <w:gridCol w:w="450"/>
+        <w:gridCol w:w="1300"/>
+        <w:gridCol w:w="1000"/>
+        <w:gridCol w:w="1950"/>
+        <w:gridCol w:w="1960"/>
+        <w:gridCol w:w="1900"/>
+        <w:gridCol w:w="800"/>
+      </w:tblGrid>
+      <w:tr>
+        <w:trPr>
+          <w:tblHeader/>
+        </w:trPr>
+        <w:tc>
+          <w:tcPr>
+            <w:tcW w:type="dxa" w:w="450"/>
+            <w:shd w:fill="D9E2EC" w:color="auto" w:val="clear"/>
+            <w:tcMar>
+              <w:top w:type="dxa" w:w="40"/>
+              <w:left w:type="dxa" w:w="80"/>
+              <w:bottom w:type="dxa" w:w="40"/>
+              <w:right w:type="dxa" w:w="80"/>
+            </w:tcMar>
+          </w:tcPr>
+          <w:p>
+            <w:r>
+              <w:rPr>
+                <w:b/>
+                <w:bCs/>
+                <w:sz w:val="17"/>
+                <w:szCs w:val="17"/>
+              </w:rPr>
+              <w:t xml:space="preserve">#</w:t>
+            </w:r>
+          </w:p>
+        </w:tc>
+        <w:tc>
+          <w:tcPr>
+            <w:tcW w:type="dxa" w:w="1300"/>
+            <w:shd w:fill="D9E2EC" w:color="auto" w:val="clear"/>
+            <w:tcMar>
+              <w:top w:type="dxa" w:w="40"/>
+              <w:left w:type="dxa" w:w="80"/>
+              <w:bottom w:type="dxa" w:w="40"/>
+              <w:right w:type="dxa" w:w="80"/>
+            </w:tcMar>
+          </w:tcPr>
+          <w:p>
+            <w:r>
+              <w:rPr>
+                <w:b/>
+                <w:bCs/>
+                <w:sz w:val="17"/>
+                <w:szCs w:val="17"/>
+              </w:rPr>
+              <w:t xml:space="preserve">Citation</w:t>
+            </w:r>
+          </w:p>
+        </w:tc>
+        <w:tc>
+          <w:tcPr>
+            <w:tcW w:type="dxa" w:w="1000"/>
+            <w:shd w:fill="D9E2EC" w:color="auto" w:val="clear"/>
+            <w:tcMar>
+              <w:top w:type="dxa" w:w="40"/>
+              <w:left w:type="dxa" w:w="80"/>
+              <w:bottom w:type="dxa" w:w="40"/>
+              <w:right w:type="dxa" w:w="80"/>
+            </w:tcMar>
+          </w:tcPr>
+          <w:p>
+            <w:r>
+              <w:rPr>
+                <w:b/>
+                <w:bCs/>
+                <w:sz w:val="17"/>
+                <w:szCs w:val="17"/>
+              </w:rPr>
+              <w:t xml:space="preserve">Where</w:t>
+            </w:r>
+          </w:p>
+        </w:tc>
+        <w:tc>
+          <w:tcPr>
+            <w:tcW w:type="dxa" w:w="1950"/>
+            <w:shd w:fill="D9E2EC" w:color="auto" w:val="clear"/>
+            <w:tcMar>
+              <w:top w:type="dxa" w:w="40"/>
+              <w:left w:type="dxa" w:w="80"/>
+              <w:bottom w:type="dxa" w:w="40"/>
+              <w:right w:type="dxa" w:w="80"/>
+            </w:tcMar>
+          </w:tcPr>
+          <w:p>
+            <w:r>
+              <w:rPr>
+                <w:b/>
+                <w:bCs/>
+                <w:sz w:val="17"/>
+                <w:szCs w:val="17"/>
+              </w:rPr>
+              <w:t xml:space="preserve">Claim it supports in the manuscript</w:t>
+            </w:r>
+          </w:p>
+        </w:tc>
+        <w:tc>
+          <w:tcPr>
+            <w:tcW w:type="dxa" w:w="1960"/>
+            <w:shd w:fill="D9E2EC" w:color="auto" w:val="clear"/>
+            <w:tcMar>
+              <w:top w:type="dxa" w:w="40"/>
+              <w:left w:type="dxa" w:w="80"/>
+              <w:bottom w:type="dxa" w:w="40"/>
+              <w:right w:type="dxa" w:w="80"/>
+            </w:tcMar>
+          </w:tcPr>
+          <w:p>
+            <w:r>
+              <w:rPr>
+                <w:b/>
+                <w:bCs/>
+                <w:sz w:val="17"/>
+                <w:szCs w:val="17"/>
+              </w:rPr>
+              <w:t xml:space="preserve">Concern</w:t>
+            </w:r>
+          </w:p>
+        </w:tc>
+        <w:tc>
+          <w:tcPr>
+            <w:tcW w:type="dxa" w:w="1900"/>
+            <w:shd w:fill="D9E2EC" w:color="auto" w:val="clear"/>
+            <w:tcMar>
+              <w:top w:type="dxa" w:w="40"/>
+              <w:left w:type="dxa" w:w="80"/>
+              <w:bottom w:type="dxa" w:w="40"/>
+              <w:right w:type="dxa" w:w="80"/>
+            </w:tcMar>
+          </w:tcPr>
+          <w:p>
+            <w:r>
+              <w:rPr>
+                <w:b/>
+                <w:bCs/>
+                <w:sz w:val="17"/>
+                <w:szCs w:val="17"/>
+              </w:rPr>
+              <w:t xml:space="preserve">Suggested action</w:t>
+            </w:r>
+          </w:p>
+        </w:tc>
+        <w:tc>
+          <w:tcPr>
+            <w:tcW w:type="dxa" w:w="800"/>
+            <w:shd w:fill="D9E2EC" w:color="auto" w:val="clear"/>
+            <w:tcMar>
+              <w:top w:type="dxa" w:w="40"/>
+              <w:left w:type="dxa" w:w="80"/>
+              <w:bottom w:type="dxa" w:w="40"/>
+              <w:right w:type="dxa" w:w="80"/>
+            </w:tcMar>
+          </w:tcPr>
+          <w:p>
+            <w:r>
+              <w:rPr>
+                <w:b/>
+                <w:bCs/>
+                <w:sz w:val="17"/>
+                <w:szCs w:val="17"/>
+              </w:rPr>
+              <w:t xml:space="preserve">Priority</w:t>
+            </w:r>
+          </w:p>
+        </w:tc>
+      </w:tr>
+      <w:tr>
+        <w:trPr>
+          <w:tblHeader w:val="false"/>
+        </w:trPr>
+        <w:tc>
+          <w:tcPr>
+            <w:tcW w:type="dxa" w:w="450"/>
+            <w:tcMar>
+              <w:top w:type="dxa" w:w="40"/>
+              <w:left w:type="dxa" w:w="80"/>
+              <w:bottom w:type="dxa" w:w="40"/>
+              <w:right w:type="dxa" w:w="80"/>
+            </w:tcMar>
+          </w:tcPr>
+          <w:p>
+            <w:r>
+              <w:rPr>
+                <w:b w:val="false"/>
+                <w:bCs w:val="false"/>
+                <w:sz w:val="17"/>
+                <w:szCs w:val="17"/>
+              </w:rPr>
+              <w:t xml:space="preserve">1</w:t>
+            </w:r>
+          </w:p>
+        </w:tc>
+        <w:tc>
+          <w:tcPr>
+            <w:tcW w:type="dxa" w:w="1300"/>
+            <w:tcMar>
+              <w:top w:type="dxa" w:w="40"/>
+              <w:left w:type="dxa" w:w="80"/>
+              <w:bottom w:type="dxa" w:w="40"/>
+              <w:right w:type="dxa" w:w="80"/>
+            </w:tcMar>
+          </w:tcPr>
+          <w:p>
+            <w:r>
+              <w:rPr>
+                <w:b w:val="false"/>
+                <w:bCs w:val="false"/>
+                <w:sz w:val="17"/>
+                <w:szCs w:val="17"/>
+              </w:rPr>
+              <w:t xml:space="preserve">Tu et al. (2008)</w:t>
+            </w:r>
+          </w:p>
+        </w:tc>
+        <w:tc>
+          <w:tcPr>
+            <w:tcW w:type="dxa" w:w="1000"/>
+            <w:tcMar>
+              <w:top w:type="dxa" w:w="40"/>
+              <w:left w:type="dxa" w:w="80"/>
+              <w:bottom w:type="dxa" w:w="40"/>
+              <w:right w:type="dxa" w:w="80"/>
+            </w:tcMar>
+          </w:tcPr>
+          <w:p>
+            <w:r>
+              <w:rPr>
+                <w:b w:val="false"/>
+                <w:bCs w:val="false"/>
+                <w:sz w:val="17"/>
+                <w:szCs w:val="17"/>
+              </w:rPr>
+              <w:t xml:space="preserve">Intro ¶1; 2.1 ¶1</w:t>
+            </w:r>
+          </w:p>
+        </w:tc>
+        <w:tc>
+          <w:tcPr>
+            <w:tcW w:type="dxa" w:w="1950"/>
+            <w:tcMar>
+              <w:top w:type="dxa" w:w="40"/>
+              <w:left w:type="dxa" w:w="80"/>
+              <w:bottom w:type="dxa" w:w="40"/>
+              <w:right w:type="dxa" w:w="80"/>
+            </w:tcMar>
+          </w:tcPr>
+          <w:p>
+            <w:r>
+              <w:rPr>
+                <w:b w:val="false"/>
+                <w:bCs w:val="false"/>
+                <w:sz w:val="17"/>
+                <w:szCs w:val="17"/>
+              </w:rPr>
+              <w:t xml:space="preserve">Integrated perspectives; sustainability as a dynamic process of development and structural change</w:t>
+            </w:r>
+          </w:p>
+        </w:tc>
+        <w:tc>
+          <w:tcPr>
+            <w:tcW w:type="dxa" w:w="1960"/>
+            <w:tcMar>
+              <w:top w:type="dxa" w:w="40"/>
+              <w:left w:type="dxa" w:w="80"/>
+              <w:bottom w:type="dxa" w:w="40"/>
+              <w:right w:type="dxa" w:w="80"/>
+            </w:tcMar>
+          </w:tcPr>
+          <w:p>
+            <w:r>
+              <w:rPr>
+                <w:b w:val="false"/>
+                <w:bCs w:val="false"/>
+                <w:sz w:val="17"/>
+                <w:szCs w:val="17"/>
+              </w:rPr>
+              <w:t xml:space="preserve">Article is on tariff escalation and invasive-species damages (reviewer flagged)</w:t>
+            </w:r>
+          </w:p>
+        </w:tc>
+        <w:tc>
+          <w:tcPr>
+            <w:tcW w:type="dxa" w:w="1900"/>
+            <w:tcMar>
+              <w:top w:type="dxa" w:w="40"/>
+              <w:left w:type="dxa" w:w="80"/>
+              <w:bottom w:type="dxa" w:w="40"/>
+              <w:right w:type="dxa" w:w="80"/>
+            </w:tcMar>
+          </w:tcPr>
+          <w:p>
+            <w:r>
+              <w:rPr>
+                <w:b w:val="false"/>
+                <w:bCs w:val="false"/>
+                <w:sz w:val="17"/>
+                <w:szCs w:val="17"/>
+              </w:rPr>
+              <w:t xml:space="preserve">Delete both uses</w:t>
+            </w:r>
+          </w:p>
+        </w:tc>
+        <w:tc>
+          <w:tcPr>
+            <w:tcW w:type="dxa" w:w="800"/>
+            <w:tcMar>
+              <w:top w:type="dxa" w:w="40"/>
+              <w:left w:type="dxa" w:w="80"/>
+              <w:bottom w:type="dxa" w:w="40"/>
+              <w:right w:type="dxa" w:w="80"/>
+            </w:tcMar>
+          </w:tcPr>
+          <w:p>
+            <w:r>
+              <w:rPr>
+                <w:b w:val="false"/>
+                <w:bCs w:val="false"/>
+                <w:sz w:val="17"/>
+                <w:szCs w:val="17"/>
+              </w:rPr>
+              <w:t xml:space="preserve">A</w:t>
+            </w:r>
+          </w:p>
+        </w:tc>
+      </w:tr>
+      <w:tr>
+        <w:trPr>
+          <w:tblHeader w:val="false"/>
+        </w:trPr>
+        <w:tc>
+          <w:tcPr>
+            <w:tcW w:type="dxa" w:w="450"/>
+            <w:tcMar>
+              <w:top w:type="dxa" w:w="40"/>
+              <w:left w:type="dxa" w:w="80"/>
+              <w:bottom w:type="dxa" w:w="40"/>
+              <w:right w:type="dxa" w:w="80"/>
+            </w:tcMar>
+          </w:tcPr>
+          <w:p>
+            <w:r>
+              <w:rPr>
+                <w:b w:val="false"/>
+                <w:bCs w:val="false"/>
+                <w:sz w:val="17"/>
+                <w:szCs w:val="17"/>
+              </w:rPr>
+              <w:t xml:space="preserve">2</w:t>
+            </w:r>
+          </w:p>
+        </w:tc>
+        <w:tc>
+          <w:tcPr>
+            <w:tcW w:type="dxa" w:w="1300"/>
+            <w:tcMar>
+              <w:top w:type="dxa" w:w="40"/>
+              <w:left w:type="dxa" w:w="80"/>
+              <w:bottom w:type="dxa" w:w="40"/>
+              <w:right w:type="dxa" w:w="80"/>
+            </w:tcMar>
+          </w:tcPr>
+          <w:p>
+            <w:r>
+              <w:rPr>
+                <w:b w:val="false"/>
+                <w:bCs w:val="false"/>
+                <w:sz w:val="17"/>
+                <w:szCs w:val="17"/>
+              </w:rPr>
+              <w:t xml:space="preserve">Duong et al. (2015)</w:t>
+            </w:r>
+          </w:p>
+        </w:tc>
+        <w:tc>
+          <w:tcPr>
+            <w:tcW w:type="dxa" w:w="1000"/>
+            <w:tcMar>
+              <w:top w:type="dxa" w:w="40"/>
+              <w:left w:type="dxa" w:w="80"/>
+              <w:bottom w:type="dxa" w:w="40"/>
+              <w:right w:type="dxa" w:w="80"/>
+            </w:tcMar>
+          </w:tcPr>
+          <w:p>
+            <w:r>
+              <w:rPr>
+                <w:b w:val="false"/>
+                <w:bCs w:val="false"/>
+                <w:sz w:val="17"/>
+                <w:szCs w:val="17"/>
+              </w:rPr>
+              <w:t xml:space="preserve">Intro ¶3</w:t>
+            </w:r>
+          </w:p>
+        </w:tc>
+        <w:tc>
+          <w:tcPr>
+            <w:tcW w:type="dxa" w:w="1950"/>
+            <w:tcMar>
+              <w:top w:type="dxa" w:w="40"/>
+              <w:left w:type="dxa" w:w="80"/>
+              <w:bottom w:type="dxa" w:w="40"/>
+              <w:right w:type="dxa" w:w="80"/>
+            </w:tcMar>
+          </w:tcPr>
+          <w:p>
+            <w:r>
+              <w:rPr>
+                <w:b w:val="false"/>
+                <w:bCs w:val="false"/>
+                <w:sz w:val="17"/>
+                <w:szCs w:val="17"/>
+              </w:rPr>
+              <w:t xml:space="preserve">Trade integration and structural transformation reshape environmental outcomes</w:t>
+            </w:r>
+          </w:p>
+        </w:tc>
+        <w:tc>
+          <w:tcPr>
+            <w:tcW w:type="dxa" w:w="1960"/>
+            <w:tcMar>
+              <w:top w:type="dxa" w:w="40"/>
+              <w:left w:type="dxa" w:w="80"/>
+              <w:bottom w:type="dxa" w:w="40"/>
+              <w:right w:type="dxa" w:w="80"/>
+            </w:tcMar>
+          </w:tcPr>
+          <w:p>
+            <w:r>
+              <w:rPr>
+                <w:b w:val="false"/>
+                <w:bCs w:val="false"/>
+                <w:sz w:val="17"/>
+                <w:szCs w:val="17"/>
+              </w:rPr>
+              <w:t xml:space="preserve">Trade creation/diversion of the Vietnam–EU FTA; no environmental outcome</w:t>
+            </w:r>
+          </w:p>
+        </w:tc>
+        <w:tc>
+          <w:tcPr>
+            <w:tcW w:type="dxa" w:w="1900"/>
+            <w:tcMar>
+              <w:top w:type="dxa" w:w="40"/>
+              <w:left w:type="dxa" w:w="80"/>
+              <w:bottom w:type="dxa" w:w="40"/>
+              <w:right w:type="dxa" w:w="80"/>
+            </w:tcMar>
+          </w:tcPr>
+          <w:p>
+            <w:r>
+              <w:rPr>
+                <w:b w:val="false"/>
+                <w:bCs w:val="false"/>
+                <w:sz w:val="17"/>
+                <w:szCs w:val="17"/>
+              </w:rPr>
+              <w:t xml:space="preserve">Delete or replace with Usman et al. (2020)</w:t>
+            </w:r>
+          </w:p>
+        </w:tc>
+        <w:tc>
+          <w:tcPr>
+            <w:tcW w:type="dxa" w:w="800"/>
+            <w:tcMar>
+              <w:top w:type="dxa" w:w="40"/>
+              <w:left w:type="dxa" w:w="80"/>
+              <w:bottom w:type="dxa" w:w="40"/>
+              <w:right w:type="dxa" w:w="80"/>
+            </w:tcMar>
+          </w:tcPr>
+          <w:p>
+            <w:r>
+              <w:rPr>
+                <w:b w:val="false"/>
+                <w:bCs w:val="false"/>
+                <w:sz w:val="17"/>
+                <w:szCs w:val="17"/>
+              </w:rPr>
+              <w:t xml:space="preserve">A</w:t>
+            </w:r>
+          </w:p>
+        </w:tc>
+      </w:tr>
+      <w:tr>
+        <w:trPr>
+          <w:tblHeader w:val="false"/>
+        </w:trPr>
+        <w:tc>
+          <w:tcPr>
+            <w:tcW w:type="dxa" w:w="450"/>
+            <w:tcMar>
+              <w:top w:type="dxa" w:w="40"/>
+              <w:left w:type="dxa" w:w="80"/>
+              <w:bottom w:type="dxa" w:w="40"/>
+              <w:right w:type="dxa" w:w="80"/>
+            </w:tcMar>
+          </w:tcPr>
+          <w:p>
+            <w:r>
+              <w:rPr>
+                <w:b w:val="false"/>
+                <w:bCs w:val="false"/>
+                <w:sz w:val="17"/>
+                <w:szCs w:val="17"/>
+              </w:rPr>
+              <w:t xml:space="preserve">3</w:t>
+            </w:r>
+          </w:p>
+        </w:tc>
+        <w:tc>
+          <w:tcPr>
+            <w:tcW w:type="dxa" w:w="1300"/>
+            <w:tcMar>
+              <w:top w:type="dxa" w:w="40"/>
+              <w:left w:type="dxa" w:w="80"/>
+              <w:bottom w:type="dxa" w:w="40"/>
+              <w:right w:type="dxa" w:w="80"/>
+            </w:tcMar>
+          </w:tcPr>
+          <w:p>
+            <w:r>
+              <w:rPr>
+                <w:b w:val="false"/>
+                <w:bCs w:val="false"/>
+                <w:sz w:val="17"/>
+                <w:szCs w:val="17"/>
+              </w:rPr>
+              <w:t xml:space="preserve">Pata et al. (2023)</w:t>
+            </w:r>
+          </w:p>
+        </w:tc>
+        <w:tc>
+          <w:tcPr>
+            <w:tcW w:type="dxa" w:w="1000"/>
+            <w:tcMar>
+              <w:top w:type="dxa" w:w="40"/>
+              <w:left w:type="dxa" w:w="80"/>
+              <w:bottom w:type="dxa" w:w="40"/>
+              <w:right w:type="dxa" w:w="80"/>
+            </w:tcMar>
+          </w:tcPr>
+          <w:p>
+            <w:r>
+              <w:rPr>
+                <w:b w:val="false"/>
+                <w:bCs w:val="false"/>
+                <w:sz w:val="17"/>
+                <w:szCs w:val="17"/>
+              </w:rPr>
+              <w:t xml:space="preserve">6.1 ¶2</w:t>
+            </w:r>
+          </w:p>
+        </w:tc>
+        <w:tc>
+          <w:tcPr>
+            <w:tcW w:type="dxa" w:w="1950"/>
+            <w:tcMar>
+              <w:top w:type="dxa" w:w="40"/>
+              <w:left w:type="dxa" w:w="80"/>
+              <w:bottom w:type="dxa" w:w="40"/>
+              <w:right w:type="dxa" w:w="80"/>
+            </w:tcMar>
+          </w:tcPr>
+          <w:p>
+            <w:r>
+              <w:rPr>
+                <w:b w:val="false"/>
+                <w:bCs w:val="false"/>
+                <w:sz w:val="17"/>
+                <w:szCs w:val="17"/>
+              </w:rPr>
+              <w:t xml:space="preserve">EKC confirmed for ASEAN with carbon emissions</w:t>
+            </w:r>
+          </w:p>
+        </w:tc>
+        <w:tc>
+          <w:tcPr>
+            <w:tcW w:type="dxa" w:w="1960"/>
+            <w:tcMar>
+              <w:top w:type="dxa" w:w="40"/>
+              <w:left w:type="dxa" w:w="80"/>
+              <w:bottom w:type="dxa" w:w="40"/>
+              <w:right w:type="dxa" w:w="80"/>
+            </w:tcMar>
+          </w:tcPr>
+          <w:p>
+            <w:r>
+              <w:rPr>
+                <w:b w:val="false"/>
+                <w:bCs w:val="false"/>
+                <w:sz w:val="17"/>
+                <w:szCs w:val="17"/>
+              </w:rPr>
+              <w:t xml:space="preserve">Listed article studies Germany (R&amp;D expenditure, EKC and LCC)</w:t>
+            </w:r>
+          </w:p>
+        </w:tc>
+        <w:tc>
+          <w:tcPr>
+            <w:tcW w:type="dxa" w:w="1900"/>
+            <w:tcMar>
+              <w:top w:type="dxa" w:w="40"/>
+              <w:left w:type="dxa" w:w="80"/>
+              <w:bottom w:type="dxa" w:w="40"/>
+              <w:right w:type="dxa" w:w="80"/>
+            </w:tcMar>
+          </w:tcPr>
+          <w:p>
+            <w:r>
+              <w:rPr>
+                <w:b w:val="false"/>
+                <w:bCs w:val="false"/>
+                <w:sz w:val="17"/>
+                <w:szCs w:val="17"/>
+              </w:rPr>
+              <w:t xml:space="preserve">Find the intended ASEAN study or delete the clause</w:t>
+            </w:r>
+          </w:p>
+        </w:tc>
+        <w:tc>
+          <w:tcPr>
+            <w:tcW w:type="dxa" w:w="800"/>
+            <w:tcMar>
+              <w:top w:type="dxa" w:w="40"/>
+              <w:left w:type="dxa" w:w="80"/>
+              <w:bottom w:type="dxa" w:w="40"/>
+              <w:right w:type="dxa" w:w="80"/>
+            </w:tcMar>
+          </w:tcPr>
+          <w:p>
+            <w:r>
+              <w:rPr>
+                <w:b w:val="false"/>
+                <w:bCs w:val="false"/>
+                <w:sz w:val="17"/>
+                <w:szCs w:val="17"/>
+              </w:rPr>
+              <w:t xml:space="preserve">A</w:t>
+            </w:r>
+          </w:p>
+        </w:tc>
+      </w:tr>
+      <w:tr>
+        <w:trPr>
+          <w:tblHeader w:val="false"/>
+        </w:trPr>
+        <w:tc>
+          <w:tcPr>
+            <w:tcW w:type="dxa" w:w="450"/>
+            <w:tcMar>
+              <w:top w:type="dxa" w:w="40"/>
+              <w:left w:type="dxa" w:w="80"/>
+              <w:bottom w:type="dxa" w:w="40"/>
+              <w:right w:type="dxa" w:w="80"/>
+            </w:tcMar>
+          </w:tcPr>
+          <w:p>
+            <w:r>
+              <w:rPr>
+                <w:b w:val="false"/>
+                <w:bCs w:val="false"/>
+                <w:sz w:val="17"/>
+                <w:szCs w:val="17"/>
+              </w:rPr>
+              <w:t xml:space="preserve">4</w:t>
+            </w:r>
+          </w:p>
+        </w:tc>
+        <w:tc>
+          <w:tcPr>
+            <w:tcW w:type="dxa" w:w="1300"/>
+            <w:tcMar>
+              <w:top w:type="dxa" w:w="40"/>
+              <w:left w:type="dxa" w:w="80"/>
+              <w:bottom w:type="dxa" w:w="40"/>
+              <w:right w:type="dxa" w:w="80"/>
+            </w:tcMar>
+          </w:tcPr>
+          <w:p>
+            <w:r>
+              <w:rPr>
+                <w:b w:val="false"/>
+                <w:bCs w:val="false"/>
+                <w:sz w:val="17"/>
+                <w:szCs w:val="17"/>
+              </w:rPr>
+              <w:t xml:space="preserve">Khan et al. (2022)</w:t>
+            </w:r>
+          </w:p>
+        </w:tc>
+        <w:tc>
+          <w:tcPr>
+            <w:tcW w:type="dxa" w:w="1000"/>
+            <w:tcMar>
+              <w:top w:type="dxa" w:w="40"/>
+              <w:left w:type="dxa" w:w="80"/>
+              <w:bottom w:type="dxa" w:w="40"/>
+              <w:right w:type="dxa" w:w="80"/>
+            </w:tcMar>
+          </w:tcPr>
+          <w:p>
+            <w:r>
+              <w:rPr>
+                <w:b w:val="false"/>
+                <w:bCs w:val="false"/>
+                <w:sz w:val="17"/>
+                <w:szCs w:val="17"/>
+              </w:rPr>
+              <w:t xml:space="preserve">2.2 ¶2</w:t>
+            </w:r>
+          </w:p>
+        </w:tc>
+        <w:tc>
+          <w:tcPr>
+            <w:tcW w:type="dxa" w:w="1950"/>
+            <w:tcMar>
+              <w:top w:type="dxa" w:w="40"/>
+              <w:left w:type="dxa" w:w="80"/>
+              <w:bottom w:type="dxa" w:w="40"/>
+              <w:right w:type="dxa" w:w="80"/>
+            </w:tcMar>
+          </w:tcPr>
+          <w:p>
+            <w:r>
+              <w:rPr>
+                <w:b w:val="false"/>
+                <w:bCs w:val="false"/>
+                <w:sz w:val="17"/>
+                <w:szCs w:val="17"/>
+              </w:rPr>
+              <w:t xml:space="preserve">Cross-country evidence that innovation lowers environmental pressure</w:t>
+            </w:r>
+          </w:p>
+        </w:tc>
+        <w:tc>
+          <w:tcPr>
+            <w:tcW w:type="dxa" w:w="1960"/>
+            <w:tcMar>
+              <w:top w:type="dxa" w:w="40"/>
+              <w:left w:type="dxa" w:w="80"/>
+              <w:bottom w:type="dxa" w:w="40"/>
+              <w:right w:type="dxa" w:w="80"/>
+            </w:tcMar>
+          </w:tcPr>
+          <w:p>
+            <w:r>
+              <w:rPr>
+                <w:b w:val="false"/>
+                <w:bCs w:val="false"/>
+                <w:sz w:val="17"/>
+                <w:szCs w:val="17"/>
+              </w:rPr>
+              <w:t xml:space="preserve">Article on poverty and income inequality and the footprint in Asian developing economies</w:t>
+            </w:r>
+          </w:p>
+        </w:tc>
+        <w:tc>
+          <w:tcPr>
+            <w:tcW w:type="dxa" w:w="1900"/>
+            <w:tcMar>
+              <w:top w:type="dxa" w:w="40"/>
+              <w:left w:type="dxa" w:w="80"/>
+              <w:bottom w:type="dxa" w:w="40"/>
+              <w:right w:type="dxa" w:w="80"/>
+            </w:tcMar>
+          </w:tcPr>
+          <w:p>
+            <w:r>
+              <w:rPr>
+                <w:b w:val="false"/>
+                <w:bCs w:val="false"/>
+                <w:sz w:val="17"/>
+                <w:szCs w:val="17"/>
+              </w:rPr>
+              <w:t xml:space="preserve">Keep only if it reports an innovation result</w:t>
+            </w:r>
+          </w:p>
+        </w:tc>
+        <w:tc>
+          <w:tcPr>
+            <w:tcW w:type="dxa" w:w="800"/>
+            <w:tcMar>
+              <w:top w:type="dxa" w:w="40"/>
+              <w:left w:type="dxa" w:w="80"/>
+              <w:bottom w:type="dxa" w:w="40"/>
+              <w:right w:type="dxa" w:w="80"/>
+            </w:tcMar>
+          </w:tcPr>
+          <w:p>
+            <w:r>
+              <w:rPr>
+                <w:b w:val="false"/>
+                <w:bCs w:val="false"/>
+                <w:sz w:val="17"/>
+                <w:szCs w:val="17"/>
+              </w:rPr>
+              <w:t xml:space="preserve">A</w:t>
+            </w:r>
+          </w:p>
+        </w:tc>
+      </w:tr>
+      <w:tr>
+        <w:trPr>
+          <w:tblHeader w:val="false"/>
+        </w:trPr>
+        <w:tc>
+          <w:tcPr>
+            <w:tcW w:type="dxa" w:w="450"/>
+            <w:tcMar>
+              <w:top w:type="dxa" w:w="40"/>
+              <w:left w:type="dxa" w:w="80"/>
+              <w:bottom w:type="dxa" w:w="40"/>
+              <w:right w:type="dxa" w:w="80"/>
+            </w:tcMar>
+          </w:tcPr>
+          <w:p>
+            <w:r>
+              <w:rPr>
+                <w:b w:val="false"/>
+                <w:bCs w:val="false"/>
+                <w:sz w:val="17"/>
+                <w:szCs w:val="17"/>
+              </w:rPr>
+              <w:t xml:space="preserve">5</w:t>
+            </w:r>
+          </w:p>
+        </w:tc>
+        <w:tc>
+          <w:tcPr>
+            <w:tcW w:type="dxa" w:w="1300"/>
+            <w:tcMar>
+              <w:top w:type="dxa" w:w="40"/>
+              <w:left w:type="dxa" w:w="80"/>
+              <w:bottom w:type="dxa" w:w="40"/>
+              <w:right w:type="dxa" w:w="80"/>
+            </w:tcMar>
+          </w:tcPr>
+          <w:p>
+            <w:r>
+              <w:rPr>
+                <w:b w:val="false"/>
+                <w:bCs w:val="false"/>
+                <w:sz w:val="17"/>
+                <w:szCs w:val="17"/>
+              </w:rPr>
+              <w:t xml:space="preserve">Lorente and Álvarez-Herranz (2016)</w:t>
+            </w:r>
+          </w:p>
+        </w:tc>
+        <w:tc>
+          <w:tcPr>
+            <w:tcW w:type="dxa" w:w="1000"/>
+            <w:tcMar>
+              <w:top w:type="dxa" w:w="40"/>
+              <w:left w:type="dxa" w:w="80"/>
+              <w:bottom w:type="dxa" w:w="40"/>
+              <w:right w:type="dxa" w:w="80"/>
+            </w:tcMar>
+          </w:tcPr>
+          <w:p>
+            <w:r>
+              <w:rPr>
+                <w:b w:val="false"/>
+                <w:bCs w:val="false"/>
+                <w:sz w:val="17"/>
+                <w:szCs w:val="17"/>
+              </w:rPr>
+              <w:t xml:space="preserve">3.2 (age dependency)</w:t>
+            </w:r>
+          </w:p>
+        </w:tc>
+        <w:tc>
+          <w:tcPr>
+            <w:tcW w:type="dxa" w:w="1950"/>
+            <w:tcMar>
+              <w:top w:type="dxa" w:w="40"/>
+              <w:left w:type="dxa" w:w="80"/>
+              <w:bottom w:type="dxa" w:w="40"/>
+              <w:right w:type="dxa" w:w="80"/>
+            </w:tcMar>
+          </w:tcPr>
+          <w:p>
+            <w:r>
+              <w:rPr>
+                <w:b w:val="false"/>
+                <w:bCs w:val="false"/>
+                <w:sz w:val="17"/>
+                <w:szCs w:val="17"/>
+              </w:rPr>
+              <w:t xml:space="preserve">A higher dependency ratio lowers income per capita</w:t>
+            </w:r>
+          </w:p>
+        </w:tc>
+        <w:tc>
+          <w:tcPr>
+            <w:tcW w:type="dxa" w:w="1960"/>
+            <w:tcMar>
+              <w:top w:type="dxa" w:w="40"/>
+              <w:left w:type="dxa" w:w="80"/>
+              <w:bottom w:type="dxa" w:w="40"/>
+              <w:right w:type="dxa" w:w="80"/>
+            </w:tcMar>
+          </w:tcPr>
+          <w:p>
+            <w:r>
+              <w:rPr>
+                <w:b w:val="false"/>
+                <w:bCs w:val="false"/>
+                <w:sz w:val="17"/>
+                <w:szCs w:val="17"/>
+              </w:rPr>
+              <w:t xml:space="preserve">Article on energy regulation in the EKC</w:t>
+            </w:r>
+          </w:p>
+        </w:tc>
+        <w:tc>
+          <w:tcPr>
+            <w:tcW w:type="dxa" w:w="1900"/>
+            <w:tcMar>
+              <w:top w:type="dxa" w:w="40"/>
+              <w:left w:type="dxa" w:w="80"/>
+              <w:bottom w:type="dxa" w:w="40"/>
+              <w:right w:type="dxa" w:w="80"/>
+            </w:tcMar>
+          </w:tcPr>
+          <w:p>
+            <w:r>
+              <w:rPr>
+                <w:b w:val="false"/>
+                <w:bCs w:val="false"/>
+                <w:sz w:val="17"/>
+                <w:szCs w:val="17"/>
+              </w:rPr>
+              <w:t xml:space="preserve">Check; replace with a demographic-growth source</w:t>
+            </w:r>
+          </w:p>
+        </w:tc>
+        <w:tc>
+          <w:tcPr>
+            <w:tcW w:type="dxa" w:w="800"/>
+            <w:tcMar>
+              <w:top w:type="dxa" w:w="40"/>
+              <w:left w:type="dxa" w:w="80"/>
+              <w:bottom w:type="dxa" w:w="40"/>
+              <w:right w:type="dxa" w:w="80"/>
+            </w:tcMar>
+          </w:tcPr>
+          <w:p>
+            <w:r>
+              <w:rPr>
+                <w:b w:val="false"/>
+                <w:bCs w:val="false"/>
+                <w:sz w:val="17"/>
+                <w:szCs w:val="17"/>
+              </w:rPr>
+              <w:t xml:space="preserve">A</w:t>
+            </w:r>
+          </w:p>
+        </w:tc>
+      </w:tr>
+      <w:tr>
+        <w:trPr>
+          <w:tblHeader w:val="false"/>
+        </w:trPr>
+        <w:tc>
+          <w:tcPr>
+            <w:tcW w:type="dxa" w:w="450"/>
+            <w:tcMar>
+              <w:top w:type="dxa" w:w="40"/>
+              <w:left w:type="dxa" w:w="80"/>
+              <w:bottom w:type="dxa" w:w="40"/>
+              <w:right w:type="dxa" w:w="80"/>
+            </w:tcMar>
+          </w:tcPr>
+          <w:p>
+            <w:r>
+              <w:rPr>
+                <w:b w:val="false"/>
+                <w:bCs w:val="false"/>
+                <w:sz w:val="17"/>
+                <w:szCs w:val="17"/>
+              </w:rPr>
+              <w:t xml:space="preserve">6</w:t>
+            </w:r>
+          </w:p>
+        </w:tc>
+        <w:tc>
+          <w:tcPr>
+            <w:tcW w:type="dxa" w:w="1300"/>
+            <w:tcMar>
+              <w:top w:type="dxa" w:w="40"/>
+              <w:left w:type="dxa" w:w="80"/>
+              <w:bottom w:type="dxa" w:w="40"/>
+              <w:right w:type="dxa" w:w="80"/>
+            </w:tcMar>
+          </w:tcPr>
+          <w:p>
+            <w:r>
+              <w:rPr>
+                <w:b w:val="false"/>
+                <w:bCs w:val="false"/>
+                <w:sz w:val="17"/>
+                <w:szCs w:val="17"/>
+              </w:rPr>
+              <w:t xml:space="preserve">Zegeye (1994)</w:t>
+            </w:r>
+          </w:p>
+        </w:tc>
+        <w:tc>
+          <w:tcPr>
+            <w:tcW w:type="dxa" w:w="1000"/>
+            <w:tcMar>
+              <w:top w:type="dxa" w:w="40"/>
+              <w:left w:type="dxa" w:w="80"/>
+              <w:bottom w:type="dxa" w:w="40"/>
+              <w:right w:type="dxa" w:w="80"/>
+            </w:tcMar>
+          </w:tcPr>
+          <w:p>
+            <w:r>
+              <w:rPr>
+                <w:b w:val="false"/>
+                <w:bCs w:val="false"/>
+                <w:sz w:val="17"/>
+                <w:szCs w:val="17"/>
+              </w:rPr>
+              <w:t xml:space="preserve">3.2</w:t>
+            </w:r>
+          </w:p>
+        </w:tc>
+        <w:tc>
+          <w:tcPr>
+            <w:tcW w:type="dxa" w:w="1950"/>
+            <w:tcMar>
+              <w:top w:type="dxa" w:w="40"/>
+              <w:left w:type="dxa" w:w="80"/>
+              <w:bottom w:type="dxa" w:w="40"/>
+              <w:right w:type="dxa" w:w="80"/>
+            </w:tcMar>
+          </w:tcPr>
+          <w:p>
+            <w:r>
+              <w:rPr>
+                <w:b w:val="false"/>
+                <w:bCs w:val="false"/>
+                <w:sz w:val="17"/>
+                <w:szCs w:val="17"/>
+              </w:rPr>
+              <w:t xml:space="preserve">3SLS is more accurate than 2SLS and OLS</w:t>
+            </w:r>
+          </w:p>
+        </w:tc>
+        <w:tc>
+          <w:tcPr>
+            <w:tcW w:type="dxa" w:w="1960"/>
+            <w:tcMar>
+              <w:top w:type="dxa" w:w="40"/>
+              <w:left w:type="dxa" w:w="80"/>
+              <w:bottom w:type="dxa" w:w="40"/>
+              <w:right w:type="dxa" w:w="80"/>
+            </w:tcMar>
+          </w:tcPr>
+          <w:p>
+            <w:r>
+              <w:rPr>
+                <w:b w:val="false"/>
+                <w:bCs w:val="false"/>
+                <w:sz w:val="17"/>
+                <w:szCs w:val="17"/>
+              </w:rPr>
+              <w:t xml:space="preserve">One application (savings and growth) cannot support a general claim</w:t>
+            </w:r>
+          </w:p>
+        </w:tc>
+        <w:tc>
+          <w:tcPr>
+            <w:tcW w:type="dxa" w:w="1900"/>
+            <w:tcMar>
+              <w:top w:type="dxa" w:w="40"/>
+              <w:left w:type="dxa" w:w="80"/>
+              <w:bottom w:type="dxa" w:w="40"/>
+              <w:right w:type="dxa" w:w="80"/>
+            </w:tcMar>
+          </w:tcPr>
+          <w:p>
+            <w:r>
+              <w:rPr>
+                <w:b w:val="false"/>
+                <w:bCs w:val="false"/>
+                <w:sz w:val="17"/>
+                <w:szCs w:val="17"/>
+              </w:rPr>
+              <w:t xml:space="preserve">Replace by the efficiency argument (B5) and delete</w:t>
+            </w:r>
+          </w:p>
+        </w:tc>
+        <w:tc>
+          <w:tcPr>
+            <w:tcW w:type="dxa" w:w="800"/>
+            <w:tcMar>
+              <w:top w:type="dxa" w:w="40"/>
+              <w:left w:type="dxa" w:w="80"/>
+              <w:bottom w:type="dxa" w:w="40"/>
+              <w:right w:type="dxa" w:w="80"/>
+            </w:tcMar>
+          </w:tcPr>
+          <w:p>
+            <w:r>
+              <w:rPr>
+                <w:b w:val="false"/>
+                <w:bCs w:val="false"/>
+                <w:sz w:val="17"/>
+                <w:szCs w:val="17"/>
+              </w:rPr>
+              <w:t xml:space="preserve">A</w:t>
+            </w:r>
+          </w:p>
+        </w:tc>
+      </w:tr>
+      <w:tr>
+        <w:trPr>
+          <w:tblHeader w:val="false"/>
+        </w:trPr>
+        <w:tc>
+          <w:tcPr>
+            <w:tcW w:type="dxa" w:w="450"/>
+            <w:tcMar>
+              <w:top w:type="dxa" w:w="40"/>
+              <w:left w:type="dxa" w:w="80"/>
+              <w:bottom w:type="dxa" w:w="40"/>
+              <w:right w:type="dxa" w:w="80"/>
+            </w:tcMar>
+          </w:tcPr>
+          <w:p>
+            <w:r>
+              <w:rPr>
+                <w:b w:val="false"/>
+                <w:bCs w:val="false"/>
+                <w:sz w:val="17"/>
+                <w:szCs w:val="17"/>
+              </w:rPr>
+              <w:t xml:space="preserve">7</w:t>
+            </w:r>
+          </w:p>
+        </w:tc>
+        <w:tc>
+          <w:tcPr>
+            <w:tcW w:type="dxa" w:w="1300"/>
+            <w:tcMar>
+              <w:top w:type="dxa" w:w="40"/>
+              <w:left w:type="dxa" w:w="80"/>
+              <w:bottom w:type="dxa" w:w="40"/>
+              <w:right w:type="dxa" w:w="80"/>
+            </w:tcMar>
+          </w:tcPr>
+          <w:p>
+            <w:r>
+              <w:rPr>
+                <w:b w:val="false"/>
+                <w:bCs w:val="false"/>
+                <w:sz w:val="17"/>
+                <w:szCs w:val="17"/>
+              </w:rPr>
+              <w:t xml:space="preserve">Ali et al. (2020)</w:t>
+            </w:r>
+          </w:p>
+        </w:tc>
+        <w:tc>
+          <w:tcPr>
+            <w:tcW w:type="dxa" w:w="1000"/>
+            <w:tcMar>
+              <w:top w:type="dxa" w:w="40"/>
+              <w:left w:type="dxa" w:w="80"/>
+              <w:bottom w:type="dxa" w:w="40"/>
+              <w:right w:type="dxa" w:w="80"/>
+            </w:tcMar>
+          </w:tcPr>
+          <w:p>
+            <w:r>
+              <w:rPr>
+                <w:b w:val="false"/>
+                <w:bCs w:val="false"/>
+                <w:sz w:val="17"/>
+                <w:szCs w:val="17"/>
+              </w:rPr>
+              <w:t xml:space="preserve">2.1 ¶3</w:t>
+            </w:r>
+          </w:p>
+        </w:tc>
+        <w:tc>
+          <w:tcPr>
+            <w:tcW w:type="dxa" w:w="1950"/>
+            <w:tcMar>
+              <w:top w:type="dxa" w:w="40"/>
+              <w:left w:type="dxa" w:w="80"/>
+              <w:bottom w:type="dxa" w:w="40"/>
+              <w:right w:type="dxa" w:w="80"/>
+            </w:tcMar>
+          </w:tcPr>
+          <w:p>
+            <w:r>
+              <w:rPr>
+                <w:b w:val="false"/>
+                <w:bCs w:val="false"/>
+                <w:sz w:val="17"/>
+                <w:szCs w:val="17"/>
+              </w:rPr>
+              <w:t xml:space="preserve">Financial development and international integration can alleviate or intensify pressure</w:t>
+            </w:r>
+          </w:p>
+        </w:tc>
+        <w:tc>
+          <w:tcPr>
+            <w:tcW w:type="dxa" w:w="1960"/>
+            <w:tcMar>
+              <w:top w:type="dxa" w:w="40"/>
+              <w:left w:type="dxa" w:w="80"/>
+              <w:bottom w:type="dxa" w:w="40"/>
+              <w:right w:type="dxa" w:w="80"/>
+            </w:tcMar>
+          </w:tcPr>
+          <w:p>
+            <w:r>
+              <w:rPr>
+                <w:b w:val="false"/>
+                <w:bCs w:val="false"/>
+                <w:sz w:val="17"/>
+                <w:szCs w:val="17"/>
+              </w:rPr>
+              <w:t xml:space="preserve">Article is on energy innovation in Europe</w:t>
+            </w:r>
+          </w:p>
+        </w:tc>
+        <w:tc>
+          <w:tcPr>
+            <w:tcW w:type="dxa" w:w="1900"/>
+            <w:tcMar>
+              <w:top w:type="dxa" w:w="40"/>
+              <w:left w:type="dxa" w:w="80"/>
+              <w:bottom w:type="dxa" w:w="40"/>
+              <w:right w:type="dxa" w:w="80"/>
+            </w:tcMar>
+          </w:tcPr>
+          <w:p>
+            <w:r>
+              <w:rPr>
+                <w:b w:val="false"/>
+                <w:bCs w:val="false"/>
+                <w:sz w:val="17"/>
+                <w:szCs w:val="17"/>
+              </w:rPr>
+              <w:t xml:space="preserve">Move to the innovation paragraph or remove</w:t>
+            </w:r>
+          </w:p>
+        </w:tc>
+        <w:tc>
+          <w:tcPr>
+            <w:tcW w:type="dxa" w:w="800"/>
+            <w:tcMar>
+              <w:top w:type="dxa" w:w="40"/>
+              <w:left w:type="dxa" w:w="80"/>
+              <w:bottom w:type="dxa" w:w="40"/>
+              <w:right w:type="dxa" w:w="80"/>
+            </w:tcMar>
+          </w:tcPr>
+          <w:p>
+            <w:r>
+              <w:rPr>
+                <w:b w:val="false"/>
+                <w:bCs w:val="false"/>
+                <w:sz w:val="17"/>
+                <w:szCs w:val="17"/>
+              </w:rPr>
+              <w:t xml:space="preserve">B</w:t>
+            </w:r>
+          </w:p>
+        </w:tc>
+      </w:tr>
+      <w:tr>
+        <w:trPr>
+          <w:tblHeader w:val="false"/>
+        </w:trPr>
+        <w:tc>
+          <w:tcPr>
+            <w:tcW w:type="dxa" w:w="450"/>
+            <w:tcMar>
+              <w:top w:type="dxa" w:w="40"/>
+              <w:left w:type="dxa" w:w="80"/>
+              <w:bottom w:type="dxa" w:w="40"/>
+              <w:right w:type="dxa" w:w="80"/>
+            </w:tcMar>
+          </w:tcPr>
+          <w:p>
+            <w:r>
+              <w:rPr>
+                <w:b w:val="false"/>
+                <w:bCs w:val="false"/>
+                <w:sz w:val="17"/>
+                <w:szCs w:val="17"/>
+              </w:rPr>
+              <w:t xml:space="preserve">8</w:t>
+            </w:r>
+          </w:p>
+        </w:tc>
+        <w:tc>
+          <w:tcPr>
+            <w:tcW w:type="dxa" w:w="1300"/>
+            <w:tcMar>
+              <w:top w:type="dxa" w:w="40"/>
+              <w:left w:type="dxa" w:w="80"/>
+              <w:bottom w:type="dxa" w:w="40"/>
+              <w:right w:type="dxa" w:w="80"/>
+            </w:tcMar>
+          </w:tcPr>
+          <w:p>
+            <w:r>
+              <w:rPr>
+                <w:b w:val="false"/>
+                <w:bCs w:val="false"/>
+                <w:sz w:val="17"/>
+                <w:szCs w:val="17"/>
+              </w:rPr>
+              <w:t xml:space="preserve">Lin and Liscow (2013)</w:t>
+            </w:r>
+          </w:p>
+        </w:tc>
+        <w:tc>
+          <w:tcPr>
+            <w:tcW w:type="dxa" w:w="1000"/>
+            <w:tcMar>
+              <w:top w:type="dxa" w:w="40"/>
+              <w:left w:type="dxa" w:w="80"/>
+              <w:bottom w:type="dxa" w:w="40"/>
+              <w:right w:type="dxa" w:w="80"/>
+            </w:tcMar>
+          </w:tcPr>
+          <w:p>
+            <w:r>
+              <w:rPr>
+                <w:b w:val="false"/>
+                <w:bCs w:val="false"/>
+                <w:sz w:val="17"/>
+                <w:szCs w:val="17"/>
+              </w:rPr>
+              <w:t xml:space="preserve">3.2 (twice)</w:t>
+            </w:r>
+          </w:p>
+        </w:tc>
+        <w:tc>
+          <w:tcPr>
+            <w:tcW w:type="dxa" w:w="1950"/>
+            <w:tcMar>
+              <w:top w:type="dxa" w:w="40"/>
+              <w:left w:type="dxa" w:w="80"/>
+              <w:bottom w:type="dxa" w:w="40"/>
+              <w:right w:type="dxa" w:w="80"/>
+            </w:tcMar>
+          </w:tcPr>
+          <w:p>
+            <w:r>
+              <w:rPr>
+                <w:b w:val="false"/>
+                <w:bCs w:val="false"/>
+                <w:sz w:val="17"/>
+                <w:szCs w:val="17"/>
+              </w:rPr>
+              <w:t xml:space="preserve">Age dependency and debt service as instruments for income; debt service and natural assets</w:t>
+            </w:r>
+          </w:p>
+        </w:tc>
+        <w:tc>
+          <w:tcPr>
+            <w:tcW w:type="dxa" w:w="1960"/>
+            <w:tcMar>
+              <w:top w:type="dxa" w:w="40"/>
+              <w:left w:type="dxa" w:w="80"/>
+              <w:bottom w:type="dxa" w:w="40"/>
+              <w:right w:type="dxa" w:w="80"/>
+            </w:tcMar>
+          </w:tcPr>
+          <w:p>
+            <w:r>
+              <w:rPr>
+                <w:b w:val="false"/>
+                <w:bCs w:val="false"/>
+                <w:sz w:val="17"/>
+                <w:szCs w:val="17"/>
+              </w:rPr>
+              <w:t xml:space="preserve">Verify that the article uses or discusses these instruments</w:t>
+            </w:r>
+          </w:p>
+        </w:tc>
+        <w:tc>
+          <w:tcPr>
+            <w:tcW w:type="dxa" w:w="1900"/>
+            <w:tcMar>
+              <w:top w:type="dxa" w:w="40"/>
+              <w:left w:type="dxa" w:w="80"/>
+              <w:bottom w:type="dxa" w:w="40"/>
+              <w:right w:type="dxa" w:w="80"/>
+            </w:tcMar>
+          </w:tcPr>
+          <w:p>
+            <w:r>
+              <w:rPr>
+                <w:b w:val="false"/>
+                <w:bCs w:val="false"/>
+                <w:sz w:val="17"/>
+                <w:szCs w:val="17"/>
+              </w:rPr>
+              <w:t xml:space="preserve">Check pages; cite precisely</w:t>
+            </w:r>
+          </w:p>
+        </w:tc>
+        <w:tc>
+          <w:tcPr>
+            <w:tcW w:type="dxa" w:w="800"/>
+            <w:tcMar>
+              <w:top w:type="dxa" w:w="40"/>
+              <w:left w:type="dxa" w:w="80"/>
+              <w:bottom w:type="dxa" w:w="40"/>
+              <w:right w:type="dxa" w:w="80"/>
+            </w:tcMar>
+          </w:tcPr>
+          <w:p>
+            <w:r>
+              <w:rPr>
+                <w:b w:val="false"/>
+                <w:bCs w:val="false"/>
+                <w:sz w:val="17"/>
+                <w:szCs w:val="17"/>
+              </w:rPr>
+              <w:t xml:space="preserve">B</w:t>
+            </w:r>
+          </w:p>
+        </w:tc>
+      </w:tr>
+      <w:tr>
+        <w:trPr>
+          <w:tblHeader w:val="false"/>
+        </w:trPr>
+        <w:tc>
+          <w:tcPr>
+            <w:tcW w:type="dxa" w:w="450"/>
+            <w:tcMar>
+              <w:top w:type="dxa" w:w="40"/>
+              <w:left w:type="dxa" w:w="80"/>
+              <w:bottom w:type="dxa" w:w="40"/>
+              <w:right w:type="dxa" w:w="80"/>
+            </w:tcMar>
+          </w:tcPr>
+          <w:p>
+            <w:r>
+              <w:rPr>
+                <w:b w:val="false"/>
+                <w:bCs w:val="false"/>
+                <w:sz w:val="17"/>
+                <w:szCs w:val="17"/>
+              </w:rPr>
+              <w:t xml:space="preserve">9</w:t>
+            </w:r>
+          </w:p>
+        </w:tc>
+        <w:tc>
+          <w:tcPr>
+            <w:tcW w:type="dxa" w:w="1300"/>
+            <w:tcMar>
+              <w:top w:type="dxa" w:w="40"/>
+              <w:left w:type="dxa" w:w="80"/>
+              <w:bottom w:type="dxa" w:w="40"/>
+              <w:right w:type="dxa" w:w="80"/>
+            </w:tcMar>
+          </w:tcPr>
+          <w:p>
+            <w:r>
+              <w:rPr>
+                <w:b w:val="false"/>
+                <w:bCs w:val="false"/>
+                <w:sz w:val="17"/>
+                <w:szCs w:val="17"/>
+              </w:rPr>
+              <w:t xml:space="preserve">Chu et al. (2021)</w:t>
+            </w:r>
+          </w:p>
+        </w:tc>
+        <w:tc>
+          <w:tcPr>
+            <w:tcW w:type="dxa" w:w="1000"/>
+            <w:tcMar>
+              <w:top w:type="dxa" w:w="40"/>
+              <w:left w:type="dxa" w:w="80"/>
+              <w:bottom w:type="dxa" w:w="40"/>
+              <w:right w:type="dxa" w:w="80"/>
+            </w:tcMar>
+          </w:tcPr>
+          <w:p>
+            <w:r>
+              <w:rPr>
+                <w:b w:val="false"/>
+                <w:bCs w:val="false"/>
+                <w:sz w:val="17"/>
+                <w:szCs w:val="17"/>
+              </w:rPr>
+              <w:t xml:space="preserve">Intro ¶2; 2.2 ¶4; 6.2</w:t>
+            </w:r>
+          </w:p>
+        </w:tc>
+        <w:tc>
+          <w:tcPr>
+            <w:tcW w:type="dxa" w:w="1950"/>
+            <w:tcMar>
+              <w:top w:type="dxa" w:w="40"/>
+              <w:left w:type="dxa" w:w="80"/>
+              <w:bottom w:type="dxa" w:w="40"/>
+              <w:right w:type="dxa" w:w="80"/>
+            </w:tcMar>
+          </w:tcPr>
+          <w:p>
+            <w:r>
+              <w:rPr>
+                <w:b w:val="false"/>
+                <w:bCs w:val="false"/>
+                <w:sz w:val="17"/>
+                <w:szCs w:val="17"/>
+              </w:rPr>
+              <w:t xml:space="preserve">Environmental effect of innovation depends on governance capacity across developing countries</w:t>
+            </w:r>
+          </w:p>
+        </w:tc>
+        <w:tc>
+          <w:tcPr>
+            <w:tcW w:type="dxa" w:w="1960"/>
+            <w:tcMar>
+              <w:top w:type="dxa" w:w="40"/>
+              <w:left w:type="dxa" w:w="80"/>
+              <w:bottom w:type="dxa" w:w="40"/>
+              <w:right w:type="dxa" w:w="80"/>
+            </w:tcMar>
+          </w:tcPr>
+          <w:p>
+            <w:r>
+              <w:rPr>
+                <w:b w:val="false"/>
+                <w:bCs w:val="false"/>
+                <w:sz w:val="17"/>
+                <w:szCs w:val="17"/>
+              </w:rPr>
+              <w:t xml:space="preserve">Single-country study (Vietnam) used for a cross-country generalisation</w:t>
+            </w:r>
+          </w:p>
+        </w:tc>
+        <w:tc>
+          <w:tcPr>
+            <w:tcW w:type="dxa" w:w="1900"/>
+            <w:tcMar>
+              <w:top w:type="dxa" w:w="40"/>
+              <w:left w:type="dxa" w:w="80"/>
+              <w:bottom w:type="dxa" w:w="40"/>
+              <w:right w:type="dxa" w:w="80"/>
+            </w:tcMar>
+          </w:tcPr>
+          <w:p>
+            <w:r>
+              <w:rPr>
+                <w:b w:val="false"/>
+                <w:bCs w:val="false"/>
+                <w:sz w:val="17"/>
+                <w:szCs w:val="17"/>
+              </w:rPr>
+              <w:t xml:space="preserve">Write "for Vietnam" (B2) or add a cross-country source</w:t>
+            </w:r>
+          </w:p>
+        </w:tc>
+        <w:tc>
+          <w:tcPr>
+            <w:tcW w:type="dxa" w:w="800"/>
+            <w:tcMar>
+              <w:top w:type="dxa" w:w="40"/>
+              <w:left w:type="dxa" w:w="80"/>
+              <w:bottom w:type="dxa" w:w="40"/>
+              <w:right w:type="dxa" w:w="80"/>
+            </w:tcMar>
+          </w:tcPr>
+          <w:p>
+            <w:r>
+              <w:rPr>
+                <w:b w:val="false"/>
+                <w:bCs w:val="false"/>
+                <w:sz w:val="17"/>
+                <w:szCs w:val="17"/>
+              </w:rPr>
+              <w:t xml:space="preserve">B</w:t>
+            </w:r>
+          </w:p>
+        </w:tc>
+      </w:tr>
+      <w:tr>
+        <w:trPr>
+          <w:tblHeader w:val="false"/>
+        </w:trPr>
+        <w:tc>
+          <w:tcPr>
+            <w:tcW w:type="dxa" w:w="450"/>
+            <w:tcMar>
+              <w:top w:type="dxa" w:w="40"/>
+              <w:left w:type="dxa" w:w="80"/>
+              <w:bottom w:type="dxa" w:w="40"/>
+              <w:right w:type="dxa" w:w="80"/>
+            </w:tcMar>
+          </w:tcPr>
+          <w:p>
+            <w:r>
+              <w:rPr>
+                <w:b w:val="false"/>
+                <w:bCs w:val="false"/>
+                <w:sz w:val="17"/>
+                <w:szCs w:val="17"/>
+              </w:rPr>
+              <w:t xml:space="preserve">10</w:t>
+            </w:r>
+          </w:p>
+        </w:tc>
+        <w:tc>
+          <w:tcPr>
+            <w:tcW w:type="dxa" w:w="1300"/>
+            <w:tcMar>
+              <w:top w:type="dxa" w:w="40"/>
+              <w:left w:type="dxa" w:w="80"/>
+              <w:bottom w:type="dxa" w:w="40"/>
+              <w:right w:type="dxa" w:w="80"/>
+            </w:tcMar>
+          </w:tcPr>
+          <w:p>
+            <w:r>
+              <w:rPr>
+                <w:b w:val="false"/>
+                <w:bCs w:val="false"/>
+                <w:sz w:val="17"/>
+                <w:szCs w:val="17"/>
+              </w:rPr>
+              <w:t xml:space="preserve">Arrow et al. (1995)</w:t>
+            </w:r>
+          </w:p>
+        </w:tc>
+        <w:tc>
+          <w:tcPr>
+            <w:tcW w:type="dxa" w:w="1000"/>
+            <w:tcMar>
+              <w:top w:type="dxa" w:w="40"/>
+              <w:left w:type="dxa" w:w="80"/>
+              <w:bottom w:type="dxa" w:w="40"/>
+              <w:right w:type="dxa" w:w="80"/>
+            </w:tcMar>
+          </w:tcPr>
+          <w:p>
+            <w:r>
+              <w:rPr>
+                <w:b w:val="false"/>
+                <w:bCs w:val="false"/>
+                <w:sz w:val="17"/>
+                <w:szCs w:val="17"/>
+              </w:rPr>
+              <w:t xml:space="preserve">3.1</w:t>
+            </w:r>
+          </w:p>
+        </w:tc>
+        <w:tc>
+          <w:tcPr>
+            <w:tcW w:type="dxa" w:w="1950"/>
+            <w:tcMar>
+              <w:top w:type="dxa" w:w="40"/>
+              <w:left w:type="dxa" w:w="80"/>
+              <w:bottom w:type="dxa" w:w="40"/>
+              <w:right w:type="dxa" w:w="80"/>
+            </w:tcMar>
+          </w:tcPr>
+          <w:p>
+            <w:r>
+              <w:rPr>
+                <w:b w:val="false"/>
+                <w:bCs w:val="false"/>
+                <w:sz w:val="17"/>
+                <w:szCs w:val="17"/>
+              </w:rPr>
+              <w:t xml:space="preserve">Feedback from environment to income is "the central omission" of single-equation EKC regressions</w:t>
+            </w:r>
+          </w:p>
+        </w:tc>
+        <w:tc>
+          <w:tcPr>
+            <w:tcW w:type="dxa" w:w="1960"/>
+            <w:tcMar>
+              <w:top w:type="dxa" w:w="40"/>
+              <w:left w:type="dxa" w:w="80"/>
+              <w:bottom w:type="dxa" w:w="40"/>
+              <w:right w:type="dxa" w:w="80"/>
+            </w:tcMar>
+          </w:tcPr>
+          <w:p>
+            <w:r>
+              <w:rPr>
+                <w:b w:val="false"/>
+                <w:bCs w:val="false"/>
+                <w:sz w:val="17"/>
+                <w:szCs w:val="17"/>
+              </w:rPr>
+              <w:t xml:space="preserve">The article argues growth is no panacea and stresses resilience; the econometric claim is an interpretation</w:t>
+            </w:r>
+          </w:p>
+        </w:tc>
+        <w:tc>
+          <w:tcPr>
+            <w:tcW w:type="dxa" w:w="1900"/>
+            <w:tcMar>
+              <w:top w:type="dxa" w:w="40"/>
+              <w:left w:type="dxa" w:w="80"/>
+              <w:bottom w:type="dxa" w:w="40"/>
+              <w:right w:type="dxa" w:w="80"/>
+            </w:tcMar>
+          </w:tcPr>
+          <w:p>
+            <w:r>
+              <w:rPr>
+                <w:b w:val="false"/>
+                <w:bCs w:val="false"/>
+                <w:sz w:val="17"/>
+                <w:szCs w:val="17"/>
+              </w:rPr>
+              <w:t xml:space="preserve">Soften: "as Arrow et al. (1995) emphasise, environmental degradation can feed back on economic activity"</w:t>
+            </w:r>
+          </w:p>
+        </w:tc>
+        <w:tc>
+          <w:tcPr>
+            <w:tcW w:type="dxa" w:w="800"/>
+            <w:tcMar>
+              <w:top w:type="dxa" w:w="40"/>
+              <w:left w:type="dxa" w:w="80"/>
+              <w:bottom w:type="dxa" w:w="40"/>
+              <w:right w:type="dxa" w:w="80"/>
+            </w:tcMar>
+          </w:tcPr>
+          <w:p>
+            <w:r>
+              <w:rPr>
+                <w:b w:val="false"/>
+                <w:bCs w:val="false"/>
+                <w:sz w:val="17"/>
+                <w:szCs w:val="17"/>
+              </w:rPr>
+              <w:t xml:space="preserve">B</w:t>
+            </w:r>
+          </w:p>
+        </w:tc>
+      </w:tr>
+      <w:tr>
+        <w:trPr>
+          <w:tblHeader w:val="false"/>
+        </w:trPr>
+        <w:tc>
+          <w:tcPr>
+            <w:tcW w:type="dxa" w:w="450"/>
+            <w:tcMar>
+              <w:top w:type="dxa" w:w="40"/>
+              <w:left w:type="dxa" w:w="80"/>
+              <w:bottom w:type="dxa" w:w="40"/>
+              <w:right w:type="dxa" w:w="80"/>
+            </w:tcMar>
+          </w:tcPr>
+          <w:p>
+            <w:r>
+              <w:rPr>
+                <w:b w:val="false"/>
+                <w:bCs w:val="false"/>
+                <w:sz w:val="17"/>
+                <w:szCs w:val="17"/>
+              </w:rPr>
+              <w:t xml:space="preserve">11</w:t>
+            </w:r>
+          </w:p>
+        </w:tc>
+        <w:tc>
+          <w:tcPr>
+            <w:tcW w:type="dxa" w:w="1300"/>
+            <w:tcMar>
+              <w:top w:type="dxa" w:w="40"/>
+              <w:left w:type="dxa" w:w="80"/>
+              <w:bottom w:type="dxa" w:w="40"/>
+              <w:right w:type="dxa" w:w="80"/>
+            </w:tcMar>
+          </w:tcPr>
+          <w:p>
+            <w:r>
+              <w:rPr>
+                <w:b w:val="false"/>
+                <w:bCs w:val="false"/>
+                <w:sz w:val="17"/>
+                <w:szCs w:val="17"/>
+              </w:rPr>
+              <w:t xml:space="preserve">Sarkodie (2021)</w:t>
+            </w:r>
+          </w:p>
+        </w:tc>
+        <w:tc>
+          <w:tcPr>
+            <w:tcW w:type="dxa" w:w="1000"/>
+            <w:tcMar>
+              <w:top w:type="dxa" w:w="40"/>
+              <w:left w:type="dxa" w:w="80"/>
+              <w:bottom w:type="dxa" w:w="40"/>
+              <w:right w:type="dxa" w:w="80"/>
+            </w:tcMar>
+          </w:tcPr>
+          <w:p>
+            <w:r>
+              <w:rPr>
+                <w:b w:val="false"/>
+                <w:bCs w:val="false"/>
+                <w:sz w:val="17"/>
+                <w:szCs w:val="17"/>
+              </w:rPr>
+              <w:t xml:space="preserve">6.1 ¶2</w:t>
+            </w:r>
+          </w:p>
+        </w:tc>
+        <w:tc>
+          <w:tcPr>
+            <w:tcW w:type="dxa" w:w="1950"/>
+            <w:tcMar>
+              <w:top w:type="dxa" w:w="40"/>
+              <w:left w:type="dxa" w:w="80"/>
+              <w:bottom w:type="dxa" w:w="40"/>
+              <w:right w:type="dxa" w:w="80"/>
+            </w:tcMar>
+          </w:tcPr>
+          <w:p>
+            <w:r>
+              <w:rPr>
+                <w:b w:val="false"/>
+                <w:bCs w:val="false"/>
+                <w:sz w:val="17"/>
+                <w:szCs w:val="17"/>
+              </w:rPr>
+              <w:t xml:space="preserve">Finds both income polynomial terms positive and attributes EKC failure to the footprint indicator</w:t>
+            </w:r>
+          </w:p>
+        </w:tc>
+        <w:tc>
+          <w:tcPr>
+            <w:tcW w:type="dxa" w:w="1960"/>
+            <w:tcMar>
+              <w:top w:type="dxa" w:w="40"/>
+              <w:left w:type="dxa" w:w="80"/>
+              <w:bottom w:type="dxa" w:w="40"/>
+              <w:right w:type="dxa" w:w="80"/>
+            </w:tcMar>
+          </w:tcPr>
+          <w:p>
+            <w:r>
+              <w:rPr>
+                <w:b w:val="false"/>
+                <w:bCs w:val="false"/>
+                <w:sz w:val="17"/>
+                <w:szCs w:val="17"/>
+              </w:rPr>
+              <w:t xml:space="preserve">Specific empirical claim</w:t>
+            </w:r>
+          </w:p>
+        </w:tc>
+        <w:tc>
+          <w:tcPr>
+            <w:tcW w:type="dxa" w:w="1900"/>
+            <w:tcMar>
+              <w:top w:type="dxa" w:w="40"/>
+              <w:left w:type="dxa" w:w="80"/>
+              <w:bottom w:type="dxa" w:w="40"/>
+              <w:right w:type="dxa" w:w="80"/>
+            </w:tcMar>
+          </w:tcPr>
+          <w:p>
+            <w:r>
+              <w:rPr>
+                <w:b w:val="false"/>
+                <w:bCs w:val="false"/>
+                <w:sz w:val="17"/>
+                <w:szCs w:val="17"/>
+              </w:rPr>
+              <w:t xml:space="preserve">Check the table and wording in the article</w:t>
+            </w:r>
+          </w:p>
+        </w:tc>
+        <w:tc>
+          <w:tcPr>
+            <w:tcW w:type="dxa" w:w="800"/>
+            <w:tcMar>
+              <w:top w:type="dxa" w:w="40"/>
+              <w:left w:type="dxa" w:w="80"/>
+              <w:bottom w:type="dxa" w:w="40"/>
+              <w:right w:type="dxa" w:w="80"/>
+            </w:tcMar>
+          </w:tcPr>
+          <w:p>
+            <w:r>
+              <w:rPr>
+                <w:b w:val="false"/>
+                <w:bCs w:val="false"/>
+                <w:sz w:val="17"/>
+                <w:szCs w:val="17"/>
+              </w:rPr>
+              <w:t xml:space="preserve">B</w:t>
+            </w:r>
+          </w:p>
+        </w:tc>
+      </w:tr>
+      <w:tr>
+        <w:trPr>
+          <w:tblHeader w:val="false"/>
+        </w:trPr>
+        <w:tc>
+          <w:tcPr>
+            <w:tcW w:type="dxa" w:w="450"/>
+            <w:tcMar>
+              <w:top w:type="dxa" w:w="40"/>
+              <w:left w:type="dxa" w:w="80"/>
+              <w:bottom w:type="dxa" w:w="40"/>
+              <w:right w:type="dxa" w:w="80"/>
+            </w:tcMar>
+          </w:tcPr>
+          <w:p>
+            <w:r>
+              <w:rPr>
+                <w:b w:val="false"/>
+                <w:bCs w:val="false"/>
+                <w:sz w:val="17"/>
+                <w:szCs w:val="17"/>
+              </w:rPr>
+              <w:t xml:space="preserve">12</w:t>
+            </w:r>
+          </w:p>
+        </w:tc>
+        <w:tc>
+          <w:tcPr>
+            <w:tcW w:type="dxa" w:w="1300"/>
+            <w:tcMar>
+              <w:top w:type="dxa" w:w="40"/>
+              <w:left w:type="dxa" w:w="80"/>
+              <w:bottom w:type="dxa" w:w="40"/>
+              <w:right w:type="dxa" w:w="80"/>
+            </w:tcMar>
+          </w:tcPr>
+          <w:p>
+            <w:r>
+              <w:rPr>
+                <w:b w:val="false"/>
+                <w:bCs w:val="false"/>
+                <w:sz w:val="17"/>
+                <w:szCs w:val="17"/>
+              </w:rPr>
+              <w:t xml:space="preserve">Bibi and Jamil (2021)</w:t>
+            </w:r>
+          </w:p>
+        </w:tc>
+        <w:tc>
+          <w:tcPr>
+            <w:tcW w:type="dxa" w:w="1000"/>
+            <w:tcMar>
+              <w:top w:type="dxa" w:w="40"/>
+              <w:left w:type="dxa" w:w="80"/>
+              <w:bottom w:type="dxa" w:w="40"/>
+              <w:right w:type="dxa" w:w="80"/>
+            </w:tcMar>
+          </w:tcPr>
+          <w:p>
+            <w:r>
+              <w:rPr>
+                <w:b w:val="false"/>
+                <w:bCs w:val="false"/>
+                <w:sz w:val="17"/>
+                <w:szCs w:val="17"/>
+              </w:rPr>
+              <w:t xml:space="preserve">2.1 ¶2; 6.1 ¶2</w:t>
+            </w:r>
+          </w:p>
+        </w:tc>
+        <w:tc>
+          <w:tcPr>
+            <w:tcW w:type="dxa" w:w="1950"/>
+            <w:tcMar>
+              <w:top w:type="dxa" w:w="40"/>
+              <w:left w:type="dxa" w:w="80"/>
+              <w:bottom w:type="dxa" w:w="40"/>
+              <w:right w:type="dxa" w:w="80"/>
+            </w:tcMar>
+          </w:tcPr>
+          <w:p>
+            <w:r>
+              <w:rPr>
+                <w:b w:val="false"/>
+                <w:bCs w:val="false"/>
+                <w:sz w:val="17"/>
+                <w:szCs w:val="17"/>
+              </w:rPr>
+              <w:t xml:space="preserve">EKC performs poorly in Sub-Saharan Africa; EKC holds for East and South Asia with emissions</w:t>
+            </w:r>
+          </w:p>
+        </w:tc>
+        <w:tc>
+          <w:tcPr>
+            <w:tcW w:type="dxa" w:w="1960"/>
+            <w:tcMar>
+              <w:top w:type="dxa" w:w="40"/>
+              <w:left w:type="dxa" w:w="80"/>
+              <w:bottom w:type="dxa" w:w="40"/>
+              <w:right w:type="dxa" w:w="80"/>
+            </w:tcMar>
+          </w:tcPr>
+          <w:p>
+            <w:r>
+              <w:rPr>
+                <w:b w:val="false"/>
+                <w:bCs w:val="false"/>
+                <w:sz w:val="17"/>
+                <w:szCs w:val="17"/>
+              </w:rPr>
+              <w:t xml:space="preserve">Two uses must match the article's regional results</w:t>
+            </w:r>
+          </w:p>
+        </w:tc>
+        <w:tc>
+          <w:tcPr>
+            <w:tcW w:type="dxa" w:w="1900"/>
+            <w:tcMar>
+              <w:top w:type="dxa" w:w="40"/>
+              <w:left w:type="dxa" w:w="80"/>
+              <w:bottom w:type="dxa" w:w="40"/>
+              <w:right w:type="dxa" w:w="80"/>
+            </w:tcMar>
+          </w:tcPr>
+          <w:p>
+            <w:r>
+              <w:rPr>
+                <w:b w:val="false"/>
+                <w:bCs w:val="false"/>
+                <w:sz w:val="17"/>
+                <w:szCs w:val="17"/>
+              </w:rPr>
+              <w:t xml:space="preserve">Check both against the article</w:t>
+            </w:r>
+          </w:p>
+        </w:tc>
+        <w:tc>
+          <w:tcPr>
+            <w:tcW w:type="dxa" w:w="800"/>
+            <w:tcMar>
+              <w:top w:type="dxa" w:w="40"/>
+              <w:left w:type="dxa" w:w="80"/>
+              <w:bottom w:type="dxa" w:w="40"/>
+              <w:right w:type="dxa" w:w="80"/>
+            </w:tcMar>
+          </w:tcPr>
+          <w:p>
+            <w:r>
+              <w:rPr>
+                <w:b w:val="false"/>
+                <w:bCs w:val="false"/>
+                <w:sz w:val="17"/>
+                <w:szCs w:val="17"/>
+              </w:rPr>
+              <w:t xml:space="preserve">B</w:t>
+            </w:r>
+          </w:p>
+        </w:tc>
+      </w:tr>
+      <w:tr>
+        <w:trPr>
+          <w:tblHeader w:val="false"/>
+        </w:trPr>
+        <w:tc>
+          <w:tcPr>
+            <w:tcW w:type="dxa" w:w="450"/>
+            <w:tcMar>
+              <w:top w:type="dxa" w:w="40"/>
+              <w:left w:type="dxa" w:w="80"/>
+              <w:bottom w:type="dxa" w:w="40"/>
+              <w:right w:type="dxa" w:w="80"/>
+            </w:tcMar>
+          </w:tcPr>
+          <w:p>
+            <w:r>
+              <w:rPr>
+                <w:b w:val="false"/>
+                <w:bCs w:val="false"/>
+                <w:sz w:val="17"/>
+                <w:szCs w:val="17"/>
+              </w:rPr>
+              <w:t xml:space="preserve">13</w:t>
+            </w:r>
+          </w:p>
+        </w:tc>
+        <w:tc>
+          <w:tcPr>
+            <w:tcW w:type="dxa" w:w="1300"/>
+            <w:tcMar>
+              <w:top w:type="dxa" w:w="40"/>
+              <w:left w:type="dxa" w:w="80"/>
+              <w:bottom w:type="dxa" w:w="40"/>
+              <w:right w:type="dxa" w:w="80"/>
+            </w:tcMar>
+          </w:tcPr>
+          <w:p>
+            <w:r>
+              <w:rPr>
+                <w:b w:val="false"/>
+                <w:bCs w:val="false"/>
+                <w:sz w:val="17"/>
+                <w:szCs w:val="17"/>
+              </w:rPr>
+              <w:t xml:space="preserve">Bisset (2023); Tachega et al. (2021)</w:t>
+            </w:r>
+          </w:p>
+        </w:tc>
+        <w:tc>
+          <w:tcPr>
+            <w:tcW w:type="dxa" w:w="1000"/>
+            <w:tcMar>
+              <w:top w:type="dxa" w:w="40"/>
+              <w:left w:type="dxa" w:w="80"/>
+              <w:bottom w:type="dxa" w:w="40"/>
+              <w:right w:type="dxa" w:w="80"/>
+            </w:tcMar>
+          </w:tcPr>
+          <w:p>
+            <w:r>
+              <w:rPr>
+                <w:b w:val="false"/>
+                <w:bCs w:val="false"/>
+                <w:sz w:val="17"/>
+                <w:szCs w:val="17"/>
+              </w:rPr>
+              <w:t xml:space="preserve">2.1 ¶2</w:t>
+            </w:r>
+          </w:p>
+        </w:tc>
+        <w:tc>
+          <w:tcPr>
+            <w:tcW w:type="dxa" w:w="1950"/>
+            <w:tcMar>
+              <w:top w:type="dxa" w:w="40"/>
+              <w:left w:type="dxa" w:w="80"/>
+              <w:bottom w:type="dxa" w:w="40"/>
+              <w:right w:type="dxa" w:w="80"/>
+            </w:tcMar>
+          </w:tcPr>
+          <w:p>
+            <w:r>
+              <w:rPr>
+                <w:b w:val="false"/>
+                <w:bCs w:val="false"/>
+                <w:sz w:val="17"/>
+                <w:szCs w:val="17"/>
+              </w:rPr>
+              <w:t xml:space="preserve">EKC generally rejected for low-income African countries; N-shape for upper-middle income</w:t>
+            </w:r>
+          </w:p>
+        </w:tc>
+        <w:tc>
+          <w:tcPr>
+            <w:tcW w:type="dxa" w:w="1960"/>
+            <w:tcMar>
+              <w:top w:type="dxa" w:w="40"/>
+              <w:left w:type="dxa" w:w="80"/>
+              <w:bottom w:type="dxa" w:w="40"/>
+              <w:right w:type="dxa" w:w="80"/>
+            </w:tcMar>
+          </w:tcPr>
+          <w:p>
+            <w:r>
+              <w:rPr>
+                <w:b w:val="false"/>
+                <w:bCs w:val="false"/>
+                <w:sz w:val="17"/>
+                <w:szCs w:val="17"/>
+              </w:rPr>
+              <w:t xml:space="preserve">"Generally" generalises from two studies</w:t>
+            </w:r>
+          </w:p>
+        </w:tc>
+        <w:tc>
+          <w:tcPr>
+            <w:tcW w:type="dxa" w:w="1900"/>
+            <w:tcMar>
+              <w:top w:type="dxa" w:w="40"/>
+              <w:left w:type="dxa" w:w="80"/>
+              <w:bottom w:type="dxa" w:w="40"/>
+              <w:right w:type="dxa" w:w="80"/>
+            </w:tcMar>
+          </w:tcPr>
+          <w:p>
+            <w:r>
+              <w:rPr>
+                <w:b w:val="false"/>
+                <w:bCs w:val="false"/>
+                <w:sz w:val="17"/>
+                <w:szCs w:val="17"/>
+              </w:rPr>
+              <w:t xml:space="preserve">Check findings; write "two studies find"</w:t>
+            </w:r>
+          </w:p>
+        </w:tc>
+        <w:tc>
+          <w:tcPr>
+            <w:tcW w:type="dxa" w:w="800"/>
+            <w:tcMar>
+              <w:top w:type="dxa" w:w="40"/>
+              <w:left w:type="dxa" w:w="80"/>
+              <w:bottom w:type="dxa" w:w="40"/>
+              <w:right w:type="dxa" w:w="80"/>
+            </w:tcMar>
+          </w:tcPr>
+          <w:p>
+            <w:r>
+              <w:rPr>
+                <w:b w:val="false"/>
+                <w:bCs w:val="false"/>
+                <w:sz w:val="17"/>
+                <w:szCs w:val="17"/>
+              </w:rPr>
+              <w:t xml:space="preserve">B</w:t>
+            </w:r>
+          </w:p>
+        </w:tc>
+      </w:tr>
+      <w:tr>
+        <w:trPr>
+          <w:tblHeader w:val="false"/>
+        </w:trPr>
+        <w:tc>
+          <w:tcPr>
+            <w:tcW w:type="dxa" w:w="450"/>
+            <w:tcMar>
+              <w:top w:type="dxa" w:w="40"/>
+              <w:left w:type="dxa" w:w="80"/>
+              <w:bottom w:type="dxa" w:w="40"/>
+              <w:right w:type="dxa" w:w="80"/>
+            </w:tcMar>
+          </w:tcPr>
+          <w:p>
+            <w:r>
+              <w:rPr>
+                <w:b w:val="false"/>
+                <w:bCs w:val="false"/>
+                <w:sz w:val="17"/>
+                <w:szCs w:val="17"/>
+              </w:rPr>
+              <w:t xml:space="preserve">14</w:t>
+            </w:r>
+          </w:p>
+        </w:tc>
+        <w:tc>
+          <w:tcPr>
+            <w:tcW w:type="dxa" w:w="1300"/>
+            <w:tcMar>
+              <w:top w:type="dxa" w:w="40"/>
+              <w:left w:type="dxa" w:w="80"/>
+              <w:bottom w:type="dxa" w:w="40"/>
+              <w:right w:type="dxa" w:w="80"/>
+            </w:tcMar>
+          </w:tcPr>
+          <w:p>
+            <w:r>
+              <w:rPr>
+                <w:b w:val="false"/>
+                <w:bCs w:val="false"/>
+                <w:sz w:val="17"/>
+                <w:szCs w:val="17"/>
+              </w:rPr>
+              <w:t xml:space="preserve">Xing et al. (2023)</w:t>
+            </w:r>
+          </w:p>
+        </w:tc>
+        <w:tc>
+          <w:tcPr>
+            <w:tcW w:type="dxa" w:w="1000"/>
+            <w:tcMar>
+              <w:top w:type="dxa" w:w="40"/>
+              <w:left w:type="dxa" w:w="80"/>
+              <w:bottom w:type="dxa" w:w="40"/>
+              <w:right w:type="dxa" w:w="80"/>
+            </w:tcMar>
+          </w:tcPr>
+          <w:p>
+            <w:r>
+              <w:rPr>
+                <w:b w:val="false"/>
+                <w:bCs w:val="false"/>
+                <w:sz w:val="17"/>
+                <w:szCs w:val="17"/>
+              </w:rPr>
+              <w:t xml:space="preserve">2.1 ¶2</w:t>
+            </w:r>
+          </w:p>
+        </w:tc>
+        <w:tc>
+          <w:tcPr>
+            <w:tcW w:type="dxa" w:w="1950"/>
+            <w:tcMar>
+              <w:top w:type="dxa" w:w="40"/>
+              <w:left w:type="dxa" w:w="80"/>
+              <w:bottom w:type="dxa" w:w="40"/>
+              <w:right w:type="dxa" w:w="80"/>
+            </w:tcMar>
+          </w:tcPr>
+          <w:p>
+            <w:r>
+              <w:rPr>
+                <w:b w:val="false"/>
+                <w:bCs w:val="false"/>
+                <w:sz w:val="17"/>
+                <w:szCs w:val="17"/>
+              </w:rPr>
+              <w:t xml:space="preserve">Challenges the EKC in Asian countries</w:t>
+            </w:r>
+          </w:p>
+        </w:tc>
+        <w:tc>
+          <w:tcPr>
+            <w:tcW w:type="dxa" w:w="1960"/>
+            <w:tcMar>
+              <w:top w:type="dxa" w:w="40"/>
+              <w:left w:type="dxa" w:w="80"/>
+              <w:bottom w:type="dxa" w:w="40"/>
+              <w:right w:type="dxa" w:w="80"/>
+            </w:tcMar>
+          </w:tcPr>
+          <w:p>
+            <w:r>
+              <w:rPr>
+                <w:b w:val="false"/>
+                <w:bCs w:val="false"/>
+                <w:sz w:val="17"/>
+                <w:szCs w:val="17"/>
+              </w:rPr>
+              <w:t xml:space="preserve">STIRPAT study of developing economies; check that the sample is Asian</w:t>
+            </w:r>
+          </w:p>
+        </w:tc>
+        <w:tc>
+          <w:tcPr>
+            <w:tcW w:type="dxa" w:w="1900"/>
+            <w:tcMar>
+              <w:top w:type="dxa" w:w="40"/>
+              <w:left w:type="dxa" w:w="80"/>
+              <w:bottom w:type="dxa" w:w="40"/>
+              <w:right w:type="dxa" w:w="80"/>
+            </w:tcMar>
+          </w:tcPr>
+          <w:p>
+            <w:r>
+              <w:rPr>
+                <w:b w:val="false"/>
+                <w:bCs w:val="false"/>
+                <w:sz w:val="17"/>
+                <w:szCs w:val="17"/>
+              </w:rPr>
+              <w:t xml:space="preserve">Check sample</w:t>
+            </w:r>
+          </w:p>
+        </w:tc>
+        <w:tc>
+          <w:tcPr>
+            <w:tcW w:type="dxa" w:w="800"/>
+            <w:tcMar>
+              <w:top w:type="dxa" w:w="40"/>
+              <w:left w:type="dxa" w:w="80"/>
+              <w:bottom w:type="dxa" w:w="40"/>
+              <w:right w:type="dxa" w:w="80"/>
+            </w:tcMar>
+          </w:tcPr>
+          <w:p>
+            <w:r>
+              <w:rPr>
+                <w:b w:val="false"/>
+                <w:bCs w:val="false"/>
+                <w:sz w:val="17"/>
+                <w:szCs w:val="17"/>
+              </w:rPr>
+              <w:t xml:space="preserve">B</w:t>
+            </w:r>
+          </w:p>
+        </w:tc>
+      </w:tr>
+      <w:tr>
+        <w:trPr>
+          <w:tblHeader w:val="false"/>
+        </w:trPr>
+        <w:tc>
+          <w:tcPr>
+            <w:tcW w:type="dxa" w:w="450"/>
+            <w:tcMar>
+              <w:top w:type="dxa" w:w="40"/>
+              <w:left w:type="dxa" w:w="80"/>
+              <w:bottom w:type="dxa" w:w="40"/>
+              <w:right w:type="dxa" w:w="80"/>
+            </w:tcMar>
+          </w:tcPr>
+          <w:p>
+            <w:r>
+              <w:rPr>
+                <w:b w:val="false"/>
+                <w:bCs w:val="false"/>
+                <w:sz w:val="17"/>
+                <w:szCs w:val="17"/>
+              </w:rPr>
+              <w:t xml:space="preserve">15</w:t>
+            </w:r>
+          </w:p>
+        </w:tc>
+        <w:tc>
+          <w:tcPr>
+            <w:tcW w:type="dxa" w:w="1300"/>
+            <w:tcMar>
+              <w:top w:type="dxa" w:w="40"/>
+              <w:left w:type="dxa" w:w="80"/>
+              <w:bottom w:type="dxa" w:w="40"/>
+              <w:right w:type="dxa" w:w="80"/>
+            </w:tcMar>
+          </w:tcPr>
+          <w:p>
+            <w:r>
+              <w:rPr>
+                <w:b w:val="false"/>
+                <w:bCs w:val="false"/>
+                <w:sz w:val="17"/>
+                <w:szCs w:val="17"/>
+              </w:rPr>
+              <w:t xml:space="preserve">Ahmed et al. (2022)</w:t>
+            </w:r>
+          </w:p>
+        </w:tc>
+        <w:tc>
+          <w:tcPr>
+            <w:tcW w:type="dxa" w:w="1000"/>
+            <w:tcMar>
+              <w:top w:type="dxa" w:w="40"/>
+              <w:left w:type="dxa" w:w="80"/>
+              <w:bottom w:type="dxa" w:w="40"/>
+              <w:right w:type="dxa" w:w="80"/>
+            </w:tcMar>
+          </w:tcPr>
+          <w:p>
+            <w:r>
+              <w:rPr>
+                <w:b w:val="false"/>
+                <w:bCs w:val="false"/>
+                <w:sz w:val="17"/>
+                <w:szCs w:val="17"/>
+              </w:rPr>
+              <w:t xml:space="preserve">2.3 ¶3</w:t>
+            </w:r>
+          </w:p>
+        </w:tc>
+        <w:tc>
+          <w:tcPr>
+            <w:tcW w:type="dxa" w:w="1950"/>
+            <w:tcMar>
+              <w:top w:type="dxa" w:w="40"/>
+              <w:left w:type="dxa" w:w="80"/>
+              <w:bottom w:type="dxa" w:w="40"/>
+              <w:right w:type="dxa" w:w="80"/>
+            </w:tcMar>
+          </w:tcPr>
+          <w:p>
+            <w:r>
+              <w:rPr>
+                <w:b w:val="false"/>
+                <w:bCs w:val="false"/>
+                <w:sz w:val="17"/>
+                <w:szCs w:val="17"/>
+              </w:rPr>
+              <w:t xml:space="preserve">Single-equation methods give an incomplete picture</w:t>
+            </w:r>
+          </w:p>
+        </w:tc>
+        <w:tc>
+          <w:tcPr>
+            <w:tcW w:type="dxa" w:w="1960"/>
+            <w:tcMar>
+              <w:top w:type="dxa" w:w="40"/>
+              <w:left w:type="dxa" w:w="80"/>
+              <w:bottom w:type="dxa" w:w="40"/>
+              <w:right w:type="dxa" w:w="80"/>
+            </w:tcMar>
+          </w:tcPr>
+          <w:p>
+            <w:r>
+              <w:rPr>
+                <w:b w:val="false"/>
+                <w:bCs w:val="false"/>
+                <w:sz w:val="17"/>
+                <w:szCs w:val="17"/>
+              </w:rPr>
+              <w:t xml:space="preserve">G7 green-energy article; check that it makes this methodological point</w:t>
+            </w:r>
+          </w:p>
+        </w:tc>
+        <w:tc>
+          <w:tcPr>
+            <w:tcW w:type="dxa" w:w="1900"/>
+            <w:tcMar>
+              <w:top w:type="dxa" w:w="40"/>
+              <w:left w:type="dxa" w:w="80"/>
+              <w:bottom w:type="dxa" w:w="40"/>
+              <w:right w:type="dxa" w:w="80"/>
+            </w:tcMar>
+          </w:tcPr>
+          <w:p>
+            <w:r>
+              <w:rPr>
+                <w:b w:val="false"/>
+                <w:bCs w:val="false"/>
+                <w:sz w:val="17"/>
+                <w:szCs w:val="17"/>
+              </w:rPr>
+              <w:t xml:space="preserve">Check or drop from this sentence</w:t>
+            </w:r>
+          </w:p>
+        </w:tc>
+        <w:tc>
+          <w:tcPr>
+            <w:tcW w:type="dxa" w:w="800"/>
+            <w:tcMar>
+              <w:top w:type="dxa" w:w="40"/>
+              <w:left w:type="dxa" w:w="80"/>
+              <w:bottom w:type="dxa" w:w="40"/>
+              <w:right w:type="dxa" w:w="80"/>
+            </w:tcMar>
+          </w:tcPr>
+          <w:p>
+            <w:r>
+              <w:rPr>
+                <w:b w:val="false"/>
+                <w:bCs w:val="false"/>
+                <w:sz w:val="17"/>
+                <w:szCs w:val="17"/>
+              </w:rPr>
+              <w:t xml:space="preserve">B</w:t>
+            </w:r>
+          </w:p>
+        </w:tc>
+      </w:tr>
+      <w:tr>
+        <w:trPr>
+          <w:tblHeader w:val="false"/>
+        </w:trPr>
+        <w:tc>
+          <w:tcPr>
+            <w:tcW w:type="dxa" w:w="450"/>
+            <w:tcMar>
+              <w:top w:type="dxa" w:w="40"/>
+              <w:left w:type="dxa" w:w="80"/>
+              <w:bottom w:type="dxa" w:w="40"/>
+              <w:right w:type="dxa" w:w="80"/>
+            </w:tcMar>
+          </w:tcPr>
+          <w:p>
+            <w:r>
+              <w:rPr>
+                <w:b w:val="false"/>
+                <w:bCs w:val="false"/>
+                <w:sz w:val="17"/>
+                <w:szCs w:val="17"/>
+              </w:rPr>
+              <w:t xml:space="preserve">16</w:t>
+            </w:r>
+          </w:p>
+        </w:tc>
+        <w:tc>
+          <w:tcPr>
+            <w:tcW w:type="dxa" w:w="1300"/>
+            <w:tcMar>
+              <w:top w:type="dxa" w:w="40"/>
+              <w:left w:type="dxa" w:w="80"/>
+              <w:bottom w:type="dxa" w:w="40"/>
+              <w:right w:type="dxa" w:w="80"/>
+            </w:tcMar>
+          </w:tcPr>
+          <w:p>
+            <w:r>
+              <w:rPr>
+                <w:b w:val="false"/>
+                <w:bCs w:val="false"/>
+                <w:sz w:val="17"/>
+                <w:szCs w:val="17"/>
+              </w:rPr>
+              <w:t xml:space="preserve">Pesaran (2007); Pesaran (2015)</w:t>
+            </w:r>
+          </w:p>
+        </w:tc>
+        <w:tc>
+          <w:tcPr>
+            <w:tcW w:type="dxa" w:w="1000"/>
+            <w:tcMar>
+              <w:top w:type="dxa" w:w="40"/>
+              <w:left w:type="dxa" w:w="80"/>
+              <w:bottom w:type="dxa" w:w="40"/>
+              <w:right w:type="dxa" w:w="80"/>
+            </w:tcMar>
+          </w:tcPr>
+          <w:p>
+            <w:r>
+              <w:rPr>
+                <w:b w:val="false"/>
+                <w:bCs w:val="false"/>
+                <w:sz w:val="17"/>
+                <w:szCs w:val="17"/>
+              </w:rPr>
+              <w:t xml:space="preserve">3.2</w:t>
+            </w:r>
+          </w:p>
+        </w:tc>
+        <w:tc>
+          <w:tcPr>
+            <w:tcW w:type="dxa" w:w="1950"/>
+            <w:tcMar>
+              <w:top w:type="dxa" w:w="40"/>
+              <w:left w:type="dxa" w:w="80"/>
+              <w:bottom w:type="dxa" w:w="40"/>
+              <w:right w:type="dxa" w:w="80"/>
+            </w:tcMar>
+          </w:tcPr>
+          <w:p>
+            <w:r>
+              <w:rPr>
+                <w:b w:val="false"/>
+                <w:bCs w:val="false"/>
+                <w:sz w:val="17"/>
+                <w:szCs w:val="17"/>
+              </w:rPr>
+              <w:t xml:space="preserve">Simple CD test; second-generation methods</w:t>
+            </w:r>
+          </w:p>
+        </w:tc>
+        <w:tc>
+          <w:tcPr>
+            <w:tcW w:type="dxa" w:w="1960"/>
+            <w:tcMar>
+              <w:top w:type="dxa" w:w="40"/>
+              <w:left w:type="dxa" w:w="80"/>
+              <w:bottom w:type="dxa" w:w="40"/>
+              <w:right w:type="dxa" w:w="80"/>
+            </w:tcMar>
+          </w:tcPr>
+          <w:p>
+            <w:r>
+              <w:rPr>
+                <w:b w:val="false"/>
+                <w:bCs w:val="false"/>
+                <w:sz w:val="17"/>
+                <w:szCs w:val="17"/>
+              </w:rPr>
+              <w:t xml:space="preserve">Pesaran (2007) is the CIPS unit-root test; the CD test is Pesaran (2021, Empirical Economics); Pesaran (2015) is a textbook</w:t>
+            </w:r>
+          </w:p>
+        </w:tc>
+        <w:tc>
+          <w:tcPr>
+            <w:tcW w:type="dxa" w:w="1900"/>
+            <w:tcMar>
+              <w:top w:type="dxa" w:w="40"/>
+              <w:left w:type="dxa" w:w="80"/>
+              <w:bottom w:type="dxa" w:w="40"/>
+              <w:right w:type="dxa" w:w="80"/>
+            </w:tcMar>
+          </w:tcPr>
+          <w:p>
+            <w:r>
+              <w:rPr>
+                <w:b w:val="false"/>
+                <w:bCs w:val="false"/>
+                <w:sz w:val="17"/>
+                <w:szCs w:val="17"/>
+              </w:rPr>
+              <w:t xml:space="preserve">Cite Pesaran (2021) for the CD test</w:t>
+            </w:r>
+          </w:p>
+        </w:tc>
+        <w:tc>
+          <w:tcPr>
+            <w:tcW w:type="dxa" w:w="800"/>
+            <w:tcMar>
+              <w:top w:type="dxa" w:w="40"/>
+              <w:left w:type="dxa" w:w="80"/>
+              <w:bottom w:type="dxa" w:w="40"/>
+              <w:right w:type="dxa" w:w="80"/>
+            </w:tcMar>
+          </w:tcPr>
+          <w:p>
+            <w:r>
+              <w:rPr>
+                <w:b w:val="false"/>
+                <w:bCs w:val="false"/>
+                <w:sz w:val="17"/>
+                <w:szCs w:val="17"/>
+              </w:rPr>
+              <w:t xml:space="preserve">C</w:t>
+            </w:r>
+          </w:p>
+        </w:tc>
+      </w:tr>
+      <w:tr>
+        <w:trPr>
+          <w:tblHeader w:val="false"/>
+        </w:trPr>
+        <w:tc>
+          <w:tcPr>
+            <w:tcW w:type="dxa" w:w="450"/>
+            <w:tcMar>
+              <w:top w:type="dxa" w:w="40"/>
+              <w:left w:type="dxa" w:w="80"/>
+              <w:bottom w:type="dxa" w:w="40"/>
+              <w:right w:type="dxa" w:w="80"/>
+            </w:tcMar>
+          </w:tcPr>
+          <w:p>
+            <w:r>
+              <w:rPr>
+                <w:b w:val="false"/>
+                <w:bCs w:val="false"/>
+                <w:sz w:val="17"/>
+                <w:szCs w:val="17"/>
+              </w:rPr>
+              <w:t xml:space="preserve">17</w:t>
+            </w:r>
+          </w:p>
+        </w:tc>
+        <w:tc>
+          <w:tcPr>
+            <w:tcW w:type="dxa" w:w="1300"/>
+            <w:tcMar>
+              <w:top w:type="dxa" w:w="40"/>
+              <w:left w:type="dxa" w:w="80"/>
+              <w:bottom w:type="dxa" w:w="40"/>
+              <w:right w:type="dxa" w:w="80"/>
+            </w:tcMar>
+          </w:tcPr>
+          <w:p>
+            <w:r>
+              <w:rPr>
+                <w:b w:val="false"/>
+                <w:bCs w:val="false"/>
+                <w:sz w:val="17"/>
+                <w:szCs w:val="17"/>
+              </w:rPr>
+              <w:t xml:space="preserve">Borucke et al. (2013)</w:t>
+            </w:r>
+          </w:p>
+        </w:tc>
+        <w:tc>
+          <w:tcPr>
+            <w:tcW w:type="dxa" w:w="1000"/>
+            <w:tcMar>
+              <w:top w:type="dxa" w:w="40"/>
+              <w:left w:type="dxa" w:w="80"/>
+              <w:bottom w:type="dxa" w:w="40"/>
+              <w:right w:type="dxa" w:w="80"/>
+            </w:tcMar>
+          </w:tcPr>
+          <w:p>
+            <w:r>
+              <w:rPr>
+                <w:b w:val="false"/>
+                <w:bCs w:val="false"/>
+                <w:sz w:val="17"/>
+                <w:szCs w:val="17"/>
+              </w:rPr>
+              <w:t xml:space="preserve">3.3</w:t>
+            </w:r>
+          </w:p>
+        </w:tc>
+        <w:tc>
+          <w:tcPr>
+            <w:tcW w:type="dxa" w:w="1950"/>
+            <w:tcMar>
+              <w:top w:type="dxa" w:w="40"/>
+              <w:left w:type="dxa" w:w="80"/>
+              <w:bottom w:type="dxa" w:w="40"/>
+              <w:right w:type="dxa" w:w="80"/>
+            </w:tcMar>
+          </w:tcPr>
+          <w:p>
+            <w:r>
+              <w:rPr>
+                <w:b w:val="false"/>
+                <w:bCs w:val="false"/>
+                <w:sz w:val="17"/>
+                <w:szCs w:val="17"/>
+              </w:rPr>
+              <w:t xml:space="preserve">Built-up land 2% and carbon 54% of the footprint</w:t>
+            </w:r>
+          </w:p>
+        </w:tc>
+        <w:tc>
+          <w:tcPr>
+            <w:tcW w:type="dxa" w:w="1960"/>
+            <w:tcMar>
+              <w:top w:type="dxa" w:w="40"/>
+              <w:left w:type="dxa" w:w="80"/>
+              <w:bottom w:type="dxa" w:w="40"/>
+              <w:right w:type="dxa" w:w="80"/>
+            </w:tcMar>
+          </w:tcPr>
+          <w:p>
+            <w:r>
+              <w:rPr>
+                <w:b w:val="false"/>
+                <w:bCs w:val="false"/>
+                <w:sz w:val="17"/>
+                <w:szCs w:val="17"/>
+              </w:rPr>
+              <w:t xml:space="preserve">Shares depend on the year and the aggregate</w:t>
+            </w:r>
+          </w:p>
+        </w:tc>
+        <w:tc>
+          <w:tcPr>
+            <w:tcW w:type="dxa" w:w="1900"/>
+            <w:tcMar>
+              <w:top w:type="dxa" w:w="40"/>
+              <w:left w:type="dxa" w:w="80"/>
+              <w:bottom w:type="dxa" w:w="40"/>
+              <w:right w:type="dxa" w:w="80"/>
+            </w:tcMar>
+          </w:tcPr>
+          <w:p>
+            <w:r>
+              <w:rPr>
+                <w:b w:val="false"/>
+                <w:bCs w:val="false"/>
+                <w:sz w:val="17"/>
+                <w:szCs w:val="17"/>
+              </w:rPr>
+              <w:t xml:space="preserve">Verify figures and state the year</w:t>
+            </w:r>
+          </w:p>
+        </w:tc>
+        <w:tc>
+          <w:tcPr>
+            <w:tcW w:type="dxa" w:w="800"/>
+            <w:tcMar>
+              <w:top w:type="dxa" w:w="40"/>
+              <w:left w:type="dxa" w:w="80"/>
+              <w:bottom w:type="dxa" w:w="40"/>
+              <w:right w:type="dxa" w:w="80"/>
+            </w:tcMar>
+          </w:tcPr>
+          <w:p>
+            <w:r>
+              <w:rPr>
+                <w:b w:val="false"/>
+                <w:bCs w:val="false"/>
+                <w:sz w:val="17"/>
+                <w:szCs w:val="17"/>
+              </w:rPr>
+              <w:t xml:space="preserve">C</w:t>
+            </w:r>
+          </w:p>
+        </w:tc>
+      </w:tr>
+      <w:tr>
+        <w:trPr>
+          <w:tblHeader w:val="false"/>
+        </w:trPr>
+        <w:tc>
+          <w:tcPr>
+            <w:tcW w:type="dxa" w:w="450"/>
+            <w:tcMar>
+              <w:top w:type="dxa" w:w="40"/>
+              <w:left w:type="dxa" w:w="80"/>
+              <w:bottom w:type="dxa" w:w="40"/>
+              <w:right w:type="dxa" w:w="80"/>
+            </w:tcMar>
+          </w:tcPr>
+          <w:p>
+            <w:r>
+              <w:rPr>
+                <w:b w:val="false"/>
+                <w:bCs w:val="false"/>
+                <w:sz w:val="17"/>
+                <w:szCs w:val="17"/>
+              </w:rPr>
+              <w:t xml:space="preserve">18</w:t>
+            </w:r>
+          </w:p>
+        </w:tc>
+        <w:tc>
+          <w:tcPr>
+            <w:tcW w:type="dxa" w:w="1300"/>
+            <w:tcMar>
+              <w:top w:type="dxa" w:w="40"/>
+              <w:left w:type="dxa" w:w="80"/>
+              <w:bottom w:type="dxa" w:w="40"/>
+              <w:right w:type="dxa" w:w="80"/>
+            </w:tcMar>
+          </w:tcPr>
+          <w:p>
+            <w:r>
+              <w:rPr>
+                <w:b w:val="false"/>
+                <w:bCs w:val="false"/>
+                <w:sz w:val="17"/>
+                <w:szCs w:val="17"/>
+              </w:rPr>
+              <w:t xml:space="preserve">Hall et al. (2005)</w:t>
+            </w:r>
+          </w:p>
+        </w:tc>
+        <w:tc>
+          <w:tcPr>
+            <w:tcW w:type="dxa" w:w="1000"/>
+            <w:tcMar>
+              <w:top w:type="dxa" w:w="40"/>
+              <w:left w:type="dxa" w:w="80"/>
+              <w:bottom w:type="dxa" w:w="40"/>
+              <w:right w:type="dxa" w:w="80"/>
+            </w:tcMar>
+          </w:tcPr>
+          <w:p>
+            <w:r>
+              <w:rPr>
+                <w:b w:val="false"/>
+                <w:bCs w:val="false"/>
+                <w:sz w:val="17"/>
+                <w:szCs w:val="17"/>
+              </w:rPr>
+              <w:t xml:space="preserve">3.1</w:t>
+            </w:r>
+          </w:p>
+        </w:tc>
+        <w:tc>
+          <w:tcPr>
+            <w:tcW w:type="dxa" w:w="1950"/>
+            <w:tcMar>
+              <w:top w:type="dxa" w:w="40"/>
+              <w:left w:type="dxa" w:w="80"/>
+              <w:bottom w:type="dxa" w:w="40"/>
+              <w:right w:type="dxa" w:w="80"/>
+            </w:tcMar>
+          </w:tcPr>
+          <w:p>
+            <w:r>
+              <w:rPr>
+                <w:b w:val="false"/>
+                <w:bCs w:val="false"/>
+                <w:sz w:val="17"/>
+                <w:szCs w:val="17"/>
+              </w:rPr>
+              <w:t xml:space="preserve">Depreciation rate of 15%</w:t>
+            </w:r>
+          </w:p>
+        </w:tc>
+        <w:tc>
+          <w:tcPr>
+            <w:tcW w:type="dxa" w:w="1960"/>
+            <w:tcMar>
+              <w:top w:type="dxa" w:w="40"/>
+              <w:left w:type="dxa" w:w="80"/>
+              <w:bottom w:type="dxa" w:w="40"/>
+              <w:right w:type="dxa" w:w="80"/>
+            </w:tcMar>
+          </w:tcPr>
+          <w:p>
+            <w:r>
+              <w:rPr>
+                <w:b w:val="false"/>
+                <w:bCs w:val="false"/>
+                <w:sz w:val="17"/>
+                <w:szCs w:val="17"/>
+              </w:rPr>
+              <w:t xml:space="preserve">Appropriate source; page not given</w:t>
+            </w:r>
+          </w:p>
+        </w:tc>
+        <w:tc>
+          <w:tcPr>
+            <w:tcW w:type="dxa" w:w="1900"/>
+            <w:tcMar>
+              <w:top w:type="dxa" w:w="40"/>
+              <w:left w:type="dxa" w:w="80"/>
+              <w:bottom w:type="dxa" w:w="40"/>
+              <w:right w:type="dxa" w:w="80"/>
+            </w:tcMar>
+          </w:tcPr>
+          <w:p>
+            <w:r>
+              <w:rPr>
+                <w:b w:val="false"/>
+                <w:bCs w:val="false"/>
+                <w:sz w:val="17"/>
+                <w:szCs w:val="17"/>
+              </w:rPr>
+              <w:t xml:space="preserve">Add the page</w:t>
+            </w:r>
+          </w:p>
+        </w:tc>
+        <w:tc>
+          <w:tcPr>
+            <w:tcW w:type="dxa" w:w="800"/>
+            <w:tcMar>
+              <w:top w:type="dxa" w:w="40"/>
+              <w:left w:type="dxa" w:w="80"/>
+              <w:bottom w:type="dxa" w:w="40"/>
+              <w:right w:type="dxa" w:w="80"/>
+            </w:tcMar>
+          </w:tcPr>
+          <w:p>
+            <w:r>
+              <w:rPr>
+                <w:b w:val="false"/>
+                <w:bCs w:val="false"/>
+                <w:sz w:val="17"/>
+                <w:szCs w:val="17"/>
+              </w:rPr>
+              <w:t xml:space="preserve">C</w:t>
+            </w:r>
+          </w:p>
+        </w:tc>
+      </w:tr>
+    </w:tbl>
+    <w:p>
+      <w:pPr>
+        <w:spacing w:after="120"/>
+      </w:pPr>
+      <w:r>
+        <w:t xml:space="preserve">References the revision adds are listed in Part E3; verify them too before submission.</w:t>
       </w:r>
     </w:p>
     <w:sectPr>
